--- a/template.docx
+++ b/template.docx
@@ -1,10 +1,10 @@
 
 <file path=word/document.xml><?xml version="1.0" encoding="utf-8"?>
-<w:document xmlns:cx="http://schemas.microsoft.com/office/drawing/2014/chartex" xmlns:cx1="http://schemas.microsoft.com/office/drawing/2015/9/8/chartex" xmlns:cx2="http://schemas.microsoft.com/office/drawing/2015/10/21/chartex" xmlns:cx3="http://schemas.microsoft.com/office/drawing/2016/5/9/chartex" xmlns:cx4="http://schemas.microsoft.com/office/drawing/2016/5/10/chartex" xmlns:cx5="http://schemas.microsoft.com/office/drawing/2016/5/11/chartex" xmlns:cx6="http://schemas.microsoft.com/office/drawing/2016/5/12/chartex" xmlns:cx7="http://schemas.microsoft.com/office/drawing/2016/5/13/chartex" xmlns:cx8="http://schemas.microsoft.com/office/drawing/2016/5/14/chartex" xmlns:mc="http://schemas.openxmlformats.org/markup-compatibility/2006" xmlns:aink="http://schemas.microsoft.com/office/drawing/2016/ink" xmlns:am3d="http://schemas.microsoft.com/office/drawing/2017/model3d" xmlns:o="urn:schemas-microsoft-com:office:office" xmlns:oel="http://schemas.microsoft.com/office/2019/extlst" xmlns:r="http://purl.oclc.org/ooxml/officeDocument/relationships" xmlns:m="http://purl.oclc.org/ooxml/officeDocument/math" xmlns:v="urn:schemas-microsoft-com:vml" xmlns:wp14="http://schemas.microsoft.com/office/word/2010/wordprocessingDrawing" xmlns:wp="http://purl.oclc.org/ooxml/drawingml/wordprocessingDrawing" xmlns:w10="urn:schemas-microsoft-com:office:word" xmlns:w="http://purl.oclc.org/ooxml/wordprocessingml/main" xmlns:w14="http://schemas.microsoft.com/office/word/2010/wordml" xmlns:w15="http://schemas.microsoft.com/office/word/2012/wordml" xmlns:w16cex="http://schemas.microsoft.com/office/word/2018/wordml/cex" xmlns:w16cid="http://schemas.microsoft.com/office/word/2016/wordml/cid" xmlns:w16="http://schemas.microsoft.com/office/word/2018/wordml" xmlns:w16du="http://schemas.microsoft.com/office/word/2023/wordml/word16du" xmlns:w16sdtdh="http://schemas.microsoft.com/office/word/2020/wordml/sdtdatahash" xmlns:w16sdtfl="http://schemas.microsoft.com/office/word/2024/wordml/sdtformatlock" xmlns:w16se="http://schemas.microsoft.com/office/word/2015/wordml/symex" xmlns:wpi="http://schemas.microsoft.com/office/word/2010/wordprocessingInk" xmlns:wne="http://schemas.microsoft.com/office/word/2006/wordml" mc:Ignorable="w14 w15 w16se w16cid w16 w16cex w16sdtdh w16sdtfl w16du wne wp14" w:conformance="strict">
+<w:document xmlns:wpc="http://schemas.microsoft.com/office/word/2010/wordprocessingCanvas" xmlns:cx="http://schemas.microsoft.com/office/drawing/2014/chartex" xmlns:cx1="http://schemas.microsoft.com/office/drawing/2015/9/8/chartex" xmlns:cx2="http://schemas.microsoft.com/office/drawing/2015/10/21/chartex" xmlns:cx3="http://schemas.microsoft.com/office/drawing/2016/5/9/chartex" xmlns:cx4="http://schemas.microsoft.com/office/drawing/2016/5/10/chartex" xmlns:cx5="http://schemas.microsoft.com/office/drawing/2016/5/11/chartex" xmlns:cx6="http://schemas.microsoft.com/office/drawing/2016/5/12/chartex" xmlns:cx7="http://schemas.microsoft.com/office/drawing/2016/5/13/chartex" xmlns:cx8="http://schemas.microsoft.com/office/drawing/2016/5/14/chartex" xmlns:mc="http://schemas.openxmlformats.org/markup-compatibility/2006" xmlns:aink="http://schemas.microsoft.com/office/drawing/2016/ink" xmlns:am3d="http://schemas.microsoft.com/office/drawing/2017/model3d" xmlns:o="urn:schemas-microsoft-com:office:office" xmlns:oel="http://schemas.microsoft.com/office/2019/extlst" xmlns:r="http://schemas.openxmlformats.org/officeDocument/2006/relationships" xmlns:m="http://schemas.openxmlformats.org/officeDocument/2006/math" xmlns:v="urn:schemas-microsoft-com:vml" xmlns:wp14="http://schemas.microsoft.com/office/word/2010/wordprocessingDrawing" xmlns:wp="http://schemas.openxmlformats.org/drawingml/2006/wordprocessingDrawing" xmlns:w10="urn:schemas-microsoft-com:office:word" xmlns:w="http://schemas.openxmlformats.org/wordprocessingml/2006/main" xmlns:w14="http://schemas.microsoft.com/office/word/2010/wordml" xmlns:w15="http://schemas.microsoft.com/office/word/2012/wordml" xmlns:w16cex="http://schemas.microsoft.com/office/word/2018/wordml/cex" xmlns:w16cid="http://schemas.microsoft.com/office/word/2016/wordml/cid" xmlns:w16="http://schemas.microsoft.com/office/word/2018/wordml" xmlns:w16du="http://schemas.microsoft.com/office/word/2023/wordml/word16du" xmlns:w16sdtdh="http://schemas.microsoft.com/office/word/2020/wordml/sdtdatahash" xmlns:w16sdtfl="http://schemas.microsoft.com/office/word/2024/wordml/sdtformatlock" xmlns:w16se="http://schemas.microsoft.com/office/word/2015/wordml/symex" xmlns:wpg="http://schemas.microsoft.com/office/word/2010/wordprocessingGroup" xmlns:wpi="http://schemas.microsoft.com/office/word/2010/wordprocessingInk" xmlns:wne="http://schemas.microsoft.com/office/word/2006/wordml" xmlns:wps="http://schemas.microsoft.com/office/word/2010/wordprocessingShape" mc:Ignorable="w14 w15 w16se w16cid w16 w16cex w16sdtdh w16sdtfl w16du wp14">
   <w:body>
     <w:p>
       <w:pPr>
-        <w:jc w:val="end"/>
+        <w:jc w:val="right"/>
         <w:rPr>
           <w:rFonts w:ascii="David" w:hAnsi="David"/>
           <w:sz w:val="27"/>
@@ -22,11 +22,11 @@
             <wp:effectExtent l="0" t="0" r="0" b="0"/>
             <wp:docPr id="1" name="Picture 1"/>
             <wp:cNvGraphicFramePr>
-              <a:graphicFrameLocks xmlns:a="http://purl.oclc.org/ooxml/drawingml/main" noChangeAspect="1"/>
+              <a:graphicFrameLocks xmlns:a="http://schemas.openxmlformats.org/drawingml/2006/main" noChangeAspect="1"/>
             </wp:cNvGraphicFramePr>
-            <a:graphic xmlns:a="http://purl.oclc.org/ooxml/drawingml/main">
-              <a:graphicData uri="http://purl.oclc.org/ooxml/drawingml/picture">
-                <pic:pic xmlns:pic="http://purl.oclc.org/ooxml/drawingml/picture">
+            <a:graphic xmlns:a="http://schemas.openxmlformats.org/drawingml/2006/main">
+              <a:graphicData uri="http://schemas.openxmlformats.org/drawingml/2006/picture">
+                <pic:pic xmlns:pic="http://schemas.openxmlformats.org/drawingml/2006/picture">
                   <pic:nvPicPr>
                     <pic:cNvPr id="0" name="Picture 1"/>
                     <pic:cNvPicPr>
@@ -75,15 +75,15 @@
     </w:p>
     <w:p>
       <w:pPr>
-        <w:jc w:val="end"/>
-        <w:rPr>
-          <w:rFonts w:ascii="David" w:hAnsi="David" w:hint="cs"/>
-          <w:rtl/>
-        </w:rPr>
-      </w:pPr>
-      <w:r>
+        <w:jc w:val="right"/>
         <w:rPr>
           <w:rFonts w:ascii="David" w:hAnsi="David"/>
+          <w:rtl/>
+        </w:rPr>
+      </w:pPr>
+      <w:r>
+        <w:rPr>
+          <w:rFonts w:ascii="David" w:hAnsi="David"/>
           <w:sz w:val="27"/>
           <w:rtl/>
         </w:rPr>
@@ -131,7 +131,7 @@
     </w:p>
     <w:p>
       <w:pPr>
-        <w:jc w:val="end"/>
+        <w:jc w:val="right"/>
         <w:rPr>
           <w:rFonts w:ascii="David" w:hAnsi="David"/>
           <w:sz w:val="27"/>
@@ -323,6 +323,7 @@
       <w:pPr>
         <w:jc w:val="both"/>
         <w:rPr>
+          <w:rFonts w:hint="cs"/>
           <w:sz w:val="27"/>
           <w:rtl/>
         </w:rPr>
@@ -805,7 +806,7 @@
     </w:p>
     <w:p>
       <w:pPr>
-        <w:ind w:start="36pt"/>
+        <w:ind w:left="720"/>
         <w:rPr>
           <w:sz w:val="27"/>
         </w:rPr>
@@ -844,7 +845,7 @@
           <w:ilvl w:val="1"/>
           <w:numId w:val="3"/>
         </w:numPr>
-        <w:spacing w:line="18pt" w:lineRule="auto"/>
+        <w:spacing w:line="360" w:lineRule="auto"/>
         <w:rPr>
           <w:sz w:val="27"/>
         </w:rPr>
@@ -900,7 +901,7 @@
           <w:ilvl w:val="1"/>
           <w:numId w:val="3"/>
         </w:numPr>
-        <w:spacing w:line="18pt" w:lineRule="auto"/>
+        <w:spacing w:line="360" w:lineRule="auto"/>
         <w:rPr>
           <w:sz w:val="27"/>
         </w:rPr>
@@ -948,7 +949,7 @@
           <w:ilvl w:val="1"/>
           <w:numId w:val="3"/>
         </w:numPr>
-        <w:spacing w:line="18pt" w:lineRule="auto"/>
+        <w:spacing w:line="360" w:lineRule="auto"/>
         <w:rPr>
           <w:sz w:val="27"/>
         </w:rPr>
@@ -1007,7 +1008,7 @@
           <w:ilvl w:val="1"/>
           <w:numId w:val="3"/>
         </w:numPr>
-        <w:spacing w:line="18pt" w:lineRule="auto"/>
+        <w:spacing w:line="360" w:lineRule="auto"/>
         <w:rPr>
           <w:sz w:val="27"/>
         </w:rPr>
@@ -1045,7 +1046,7 @@
     </w:p>
     <w:p>
       <w:pPr>
-        <w:ind w:start="36pt"/>
+        <w:ind w:left="720"/>
         <w:rPr>
           <w:rFonts w:ascii="David" w:hAnsi="David"/>
           <w:rtl/>
@@ -1068,8 +1069,8 @@
     </w:p>
     <w:p>
       <w:pPr>
-        <w:ind w:start="54pt"/>
-        <w:jc w:val="end"/>
+        <w:ind w:left="1080"/>
+        <w:jc w:val="right"/>
         <w:rPr>
           <w:rFonts w:ascii="David" w:hAnsi="David"/>
           <w:rtl/>
@@ -1083,7 +1084,7 @@
           <w:numId w:val="3"/>
         </w:numPr>
         <w:tabs>
-          <w:tab w:val="start" w:pos="19.45pt"/>
+          <w:tab w:val="left" w:pos="389"/>
         </w:tabs>
         <w:rPr>
           <w:sz w:val="27"/>
@@ -1113,9 +1114,9 @@
     <w:p>
       <w:pPr>
         <w:tabs>
-          <w:tab w:val="start" w:pos="19.45pt"/>
+          <w:tab w:val="left" w:pos="389"/>
         </w:tabs>
-        <w:ind w:start="36pt"/>
+        <w:ind w:left="720"/>
         <w:rPr>
           <w:sz w:val="27"/>
         </w:rPr>
@@ -1128,7 +1129,7 @@
           <w:numId w:val="3"/>
         </w:numPr>
         <w:tabs>
-          <w:tab w:val="start" w:pos="19.45pt"/>
+          <w:tab w:val="left" w:pos="389"/>
         </w:tabs>
         <w:rPr>
           <w:sz w:val="27"/>
@@ -1158,7 +1159,7 @@
           <w:ilvl w:val="1"/>
           <w:numId w:val="3"/>
         </w:numPr>
-        <w:spacing w:line="18pt" w:lineRule="auto"/>
+        <w:spacing w:line="360" w:lineRule="auto"/>
         <w:rPr>
           <w:sz w:val="27"/>
           <w:rtl/>
@@ -1212,7 +1213,7 @@
           <w:ilvl w:val="1"/>
           <w:numId w:val="3"/>
         </w:numPr>
-        <w:spacing w:line="18pt" w:lineRule="auto"/>
+        <w:spacing w:line="360" w:lineRule="auto"/>
         <w:rPr>
           <w:sz w:val="27"/>
         </w:rPr>
@@ -1312,7 +1313,7 @@
           <w:ilvl w:val="1"/>
           <w:numId w:val="3"/>
         </w:numPr>
-        <w:spacing w:line="18pt" w:lineRule="auto"/>
+        <w:spacing w:line="360" w:lineRule="auto"/>
         <w:rPr>
           <w:sz w:val="27"/>
         </w:rPr>
@@ -1333,7 +1334,7 @@
           <w:numId w:val="3"/>
         </w:numPr>
         <w:tabs>
-          <w:tab w:val="start" w:pos="19.45pt"/>
+          <w:tab w:val="left" w:pos="389"/>
         </w:tabs>
         <w:rPr>
           <w:rFonts w:ascii="Arial" w:hAnsi="Arial"/>
@@ -1350,9 +1351,9 @@
     <w:p>
       <w:pPr>
         <w:tabs>
-          <w:tab w:val="start" w:pos="19.45pt"/>
+          <w:tab w:val="left" w:pos="389"/>
         </w:tabs>
-        <w:ind w:start="36pt"/>
+        <w:ind w:left="720"/>
         <w:rPr>
           <w:rFonts w:ascii="Arial" w:hAnsi="Arial"/>
         </w:rPr>
@@ -1381,7 +1382,7 @@
           <w:numId w:val="3"/>
         </w:numPr>
         <w:tabs>
-          <w:tab w:val="start" w:pos="19.45pt"/>
+          <w:tab w:val="left" w:pos="389"/>
         </w:tabs>
         <w:rPr>
           <w:rFonts w:ascii="Arial" w:hAnsi="Arial"/>
@@ -1399,7 +1400,7 @@
     <w:p>
       <w:pPr>
         <w:tabs>
-          <w:tab w:val="start" w:pos="19.45pt"/>
+          <w:tab w:val="left" w:pos="389"/>
         </w:tabs>
         <w:jc w:val="both"/>
         <w:rPr>
@@ -1411,7 +1412,7 @@
     <w:p>
       <w:pPr>
         <w:tabs>
-          <w:tab w:val="start" w:pos="19.45pt"/>
+          <w:tab w:val="left" w:pos="389"/>
         </w:tabs>
         <w:jc w:val="both"/>
         <w:rPr>
@@ -1423,7 +1424,7 @@
     <w:p>
       <w:pPr>
         <w:tabs>
-          <w:tab w:val="start" w:pos="19.45pt"/>
+          <w:tab w:val="left" w:pos="389"/>
         </w:tabs>
         <w:jc w:val="both"/>
         <w:rPr>
@@ -1435,7 +1436,7 @@
     <w:p>
       <w:pPr>
         <w:tabs>
-          <w:tab w:val="start" w:pos="19.45pt"/>
+          <w:tab w:val="left" w:pos="389"/>
         </w:tabs>
         <w:jc w:val="both"/>
         <w:rPr>
@@ -1447,7 +1448,7 @@
     <w:p>
       <w:pPr>
         <w:tabs>
-          <w:tab w:val="start" w:pos="19.45pt"/>
+          <w:tab w:val="left" w:pos="389"/>
         </w:tabs>
         <w:jc w:val="both"/>
         <w:rPr>
@@ -1459,7 +1460,7 @@
     <w:p>
       <w:pPr>
         <w:tabs>
-          <w:tab w:val="start" w:pos="19.45pt"/>
+          <w:tab w:val="left" w:pos="389"/>
         </w:tabs>
         <w:jc w:val="both"/>
         <w:rPr>
@@ -1471,7 +1472,7 @@
     <w:p>
       <w:pPr>
         <w:tabs>
-          <w:tab w:val="start" w:pos="19.45pt"/>
+          <w:tab w:val="left" w:pos="389"/>
         </w:tabs>
         <w:jc w:val="both"/>
         <w:rPr>
@@ -1483,7 +1484,7 @@
     <w:p>
       <w:pPr>
         <w:tabs>
-          <w:tab w:val="start" w:pos="19.45pt"/>
+          <w:tab w:val="left" w:pos="389"/>
         </w:tabs>
         <w:jc w:val="both"/>
         <w:rPr>
@@ -1495,7 +1496,7 @@
     <w:p>
       <w:pPr>
         <w:tabs>
-          <w:tab w:val="start" w:pos="19.45pt"/>
+          <w:tab w:val="left" w:pos="389"/>
         </w:tabs>
         <w:jc w:val="both"/>
         <w:rPr>
@@ -1507,7 +1508,7 @@
     <w:p>
       <w:pPr>
         <w:tabs>
-          <w:tab w:val="start" w:pos="19.45pt"/>
+          <w:tab w:val="left" w:pos="389"/>
         </w:tabs>
         <w:jc w:val="both"/>
         <w:rPr>
@@ -1519,7 +1520,7 @@
     <w:p>
       <w:pPr>
         <w:tabs>
-          <w:tab w:val="start" w:pos="19.45pt"/>
+          <w:tab w:val="left" w:pos="389"/>
         </w:tabs>
         <w:jc w:val="both"/>
         <w:rPr>
@@ -1531,7 +1532,7 @@
     <w:p>
       <w:pPr>
         <w:tabs>
-          <w:tab w:val="start" w:pos="19.45pt"/>
+          <w:tab w:val="left" w:pos="389"/>
         </w:tabs>
         <w:jc w:val="both"/>
         <w:rPr>
@@ -1568,11 +1569,11 @@
             </wp:wrapTight>
             <wp:docPr id="17" name="Picture 1"/>
             <wp:cNvGraphicFramePr>
-              <a:graphicFrameLocks xmlns:a="http://purl.oclc.org/ooxml/drawingml/main" noChangeAspect="1"/>
+              <a:graphicFrameLocks xmlns:a="http://schemas.openxmlformats.org/drawingml/2006/main" noChangeAspect="1"/>
             </wp:cNvGraphicFramePr>
-            <a:graphic xmlns:a="http://purl.oclc.org/ooxml/drawingml/main">
-              <a:graphicData uri="http://purl.oclc.org/ooxml/drawingml/picture">
-                <pic:pic xmlns:pic="http://purl.oclc.org/ooxml/drawingml/picture">
+            <a:graphic xmlns:a="http://schemas.openxmlformats.org/drawingml/2006/main">
+              <a:graphicData uri="http://schemas.openxmlformats.org/drawingml/2006/picture">
+                <pic:pic xmlns:pic="http://schemas.openxmlformats.org/drawingml/2006/picture">
                   <pic:nvPicPr>
                     <pic:cNvPr id="0" name="Picture 17"/>
                     <pic:cNvPicPr>
@@ -1606,10 +1607,10 @@
               </a:graphicData>
             </a:graphic>
             <wp14:sizeRelH relativeFrom="page">
-              <wp14:pctWidth>0%</wp14:pctWidth>
+              <wp14:pctWidth>0</wp14:pctWidth>
             </wp14:sizeRelH>
             <wp14:sizeRelV relativeFrom="page">
-              <wp14:pctHeight>0%</wp14:pctHeight>
+              <wp14:pctHeight>0</wp14:pctHeight>
             </wp14:sizeRelV>
           </wp:anchor>
         </w:drawing>
@@ -1618,7 +1619,7 @@
     <w:p>
       <w:pPr>
         <w:tabs>
-          <w:tab w:val="start" w:pos="19.45pt"/>
+          <w:tab w:val="left" w:pos="389"/>
         </w:tabs>
         <w:jc w:val="both"/>
         <w:rPr>
@@ -1630,11 +1631,10 @@
     <w:p>
       <w:pPr>
         <w:tabs>
-          <w:tab w:val="start" w:pos="19.45pt"/>
+          <w:tab w:val="left" w:pos="389"/>
         </w:tabs>
         <w:jc w:val="both"/>
         <w:rPr>
-          <w:rFonts w:hint="cs"/>
           <w:sz w:val="27"/>
           <w:rtl/>
         </w:rPr>
@@ -1643,7 +1643,7 @@
     <w:p>
       <w:pPr>
         <w:tabs>
-          <w:tab w:val="start" w:pos="19.45pt"/>
+          <w:tab w:val="left" w:pos="389"/>
         </w:tabs>
         <w:jc w:val="both"/>
         <w:rPr>
@@ -1655,9 +1655,9 @@
     <w:p>
       <w:pPr>
         <w:tabs>
-          <w:tab w:val="start" w:pos="352.30pt"/>
+          <w:tab w:val="left" w:pos="7046"/>
         </w:tabs>
-        <w:ind w:end="-63pt"/>
+        <w:ind w:right="-1260"/>
         <w:rPr>
           <w:u w:val="single"/>
           <w:rtl/>
@@ -1667,9 +1667,9 @@
     <w:p>
       <w:pPr>
         <w:tabs>
-          <w:tab w:val="start" w:pos="352.30pt"/>
+          <w:tab w:val="left" w:pos="7046"/>
         </w:tabs>
-        <w:ind w:end="-63pt"/>
+        <w:ind w:right="-1260"/>
       </w:pPr>
       <w:r>
         <w:rPr>
@@ -1820,9 +1820,9 @@
     <w:sectPr>
       <w:headerReference w:type="default" r:id="rId10"/>
       <w:footerReference w:type="default" r:id="rId11"/>
-      <w:pgSz w:w="595.30pt" w:h="841.90pt" w:code="9"/>
-      <w:pgMar w:top="35.95pt" w:right="89.85pt" w:bottom="44.95pt" w:left="78pt" w:header="18pt" w:footer="35.45pt" w:gutter="0pt"/>
-      <w:cols w:space="35.40pt"/>
+      <w:pgSz w:w="11906" w:h="16838" w:code="9"/>
+      <w:pgMar w:top="719" w:right="1797" w:bottom="899" w:left="1560" w:header="360" w:footer="709" w:gutter="0"/>
+      <w:cols w:space="708"/>
       <w:bidi/>
       <w:rtlGutter/>
       <w:docGrid w:linePitch="360"/>
@@ -1832,7 +1832,7 @@
 </file>
 
 <file path=word/endnotes.xml><?xml version="1.0" encoding="utf-8"?>
-<w:endnotes xmlns:cx="http://schemas.microsoft.com/office/drawing/2014/chartex" xmlns:cx1="http://schemas.microsoft.com/office/drawing/2015/9/8/chartex" xmlns:cx2="http://schemas.microsoft.com/office/drawing/2015/10/21/chartex" xmlns:cx3="http://schemas.microsoft.com/office/drawing/2016/5/9/chartex" xmlns:cx4="http://schemas.microsoft.com/office/drawing/2016/5/10/chartex" xmlns:cx5="http://schemas.microsoft.com/office/drawing/2016/5/11/chartex" xmlns:cx6="http://schemas.microsoft.com/office/drawing/2016/5/12/chartex" xmlns:cx7="http://schemas.microsoft.com/office/drawing/2016/5/13/chartex" xmlns:cx8="http://schemas.microsoft.com/office/drawing/2016/5/14/chartex" xmlns:mc="http://schemas.openxmlformats.org/markup-compatibility/2006" xmlns:aink="http://schemas.microsoft.com/office/drawing/2016/ink" xmlns:am3d="http://schemas.microsoft.com/office/drawing/2017/model3d" xmlns:o="urn:schemas-microsoft-com:office:office" xmlns:oel="http://schemas.microsoft.com/office/2019/extlst" xmlns:r="http://purl.oclc.org/ooxml/officeDocument/relationships" xmlns:m="http://purl.oclc.org/ooxml/officeDocument/math" xmlns:v="urn:schemas-microsoft-com:vml" xmlns:wp14="http://schemas.microsoft.com/office/word/2010/wordprocessingDrawing" xmlns:wp="http://purl.oclc.org/ooxml/drawingml/wordprocessingDrawing" xmlns:w10="urn:schemas-microsoft-com:office:word" xmlns:w="http://purl.oclc.org/ooxml/wordprocessingml/main" xmlns:w14="http://schemas.microsoft.com/office/word/2010/wordml" xmlns:w15="http://schemas.microsoft.com/office/word/2012/wordml" xmlns:w16cex="http://schemas.microsoft.com/office/word/2018/wordml/cex" xmlns:w16cid="http://schemas.microsoft.com/office/word/2016/wordml/cid" xmlns:w16="http://schemas.microsoft.com/office/word/2018/wordml" xmlns:w16du="http://schemas.microsoft.com/office/word/2023/wordml/word16du" xmlns:w16sdtdh="http://schemas.microsoft.com/office/word/2020/wordml/sdtdatahash" xmlns:w16sdtfl="http://schemas.microsoft.com/office/word/2024/wordml/sdtformatlock" xmlns:w16se="http://schemas.microsoft.com/office/word/2015/wordml/symex" xmlns:wpi="http://schemas.microsoft.com/office/word/2010/wordprocessingInk" xmlns:wne="http://schemas.microsoft.com/office/word/2006/wordml" mc:Ignorable="w14 w15 w16se w16cid w16 w16cex w16sdtdh w16sdtfl w16du wne wp14">
+<w:endnotes xmlns:wpc="http://schemas.microsoft.com/office/word/2010/wordprocessingCanvas" xmlns:cx="http://schemas.microsoft.com/office/drawing/2014/chartex" xmlns:cx1="http://schemas.microsoft.com/office/drawing/2015/9/8/chartex" xmlns:cx2="http://schemas.microsoft.com/office/drawing/2015/10/21/chartex" xmlns:cx3="http://schemas.microsoft.com/office/drawing/2016/5/9/chartex" xmlns:cx4="http://schemas.microsoft.com/office/drawing/2016/5/10/chartex" xmlns:cx5="http://schemas.microsoft.com/office/drawing/2016/5/11/chartex" xmlns:cx6="http://schemas.microsoft.com/office/drawing/2016/5/12/chartex" xmlns:cx7="http://schemas.microsoft.com/office/drawing/2016/5/13/chartex" xmlns:cx8="http://schemas.microsoft.com/office/drawing/2016/5/14/chartex" xmlns:mc="http://schemas.openxmlformats.org/markup-compatibility/2006" xmlns:aink="http://schemas.microsoft.com/office/drawing/2016/ink" xmlns:am3d="http://schemas.microsoft.com/office/drawing/2017/model3d" xmlns:o="urn:schemas-microsoft-com:office:office" xmlns:oel="http://schemas.microsoft.com/office/2019/extlst" xmlns:r="http://schemas.openxmlformats.org/officeDocument/2006/relationships" xmlns:m="http://schemas.openxmlformats.org/officeDocument/2006/math" xmlns:v="urn:schemas-microsoft-com:vml" xmlns:wp14="http://schemas.microsoft.com/office/word/2010/wordprocessingDrawing" xmlns:wp="http://schemas.openxmlformats.org/drawingml/2006/wordprocessingDrawing" xmlns:w10="urn:schemas-microsoft-com:office:word" xmlns:w="http://schemas.openxmlformats.org/wordprocessingml/2006/main" xmlns:w14="http://schemas.microsoft.com/office/word/2010/wordml" xmlns:w15="http://schemas.microsoft.com/office/word/2012/wordml" xmlns:w16cex="http://schemas.microsoft.com/office/word/2018/wordml/cex" xmlns:w16cid="http://schemas.microsoft.com/office/word/2016/wordml/cid" xmlns:w16="http://schemas.microsoft.com/office/word/2018/wordml" xmlns:w16du="http://schemas.microsoft.com/office/word/2023/wordml/word16du" xmlns:w16sdtdh="http://schemas.microsoft.com/office/word/2020/wordml/sdtdatahash" xmlns:w16sdtfl="http://schemas.microsoft.com/office/word/2024/wordml/sdtformatlock" xmlns:w16se="http://schemas.microsoft.com/office/word/2015/wordml/symex" xmlns:wpg="http://schemas.microsoft.com/office/word/2010/wordprocessingGroup" xmlns:wpi="http://schemas.microsoft.com/office/word/2010/wordprocessingInk" xmlns:wne="http://schemas.microsoft.com/office/word/2006/wordml" xmlns:wps="http://schemas.microsoft.com/office/word/2010/wordprocessingShape" mc:Ignorable="w14 w15 w16se w16cid w16 w16cex w16sdtdh w16sdtfl w16du wp14">
   <w:endnote w:type="separator" w:id="-1">
     <w:p>
       <w:r>
@@ -1851,11 +1851,11 @@
 </file>
 
 <file path=word/footer1.xml><?xml version="1.0" encoding="utf-8"?>
-<w:ftr xmlns:cx="http://schemas.microsoft.com/office/drawing/2014/chartex" xmlns:cx1="http://schemas.microsoft.com/office/drawing/2015/9/8/chartex" xmlns:cx2="http://schemas.microsoft.com/office/drawing/2015/10/21/chartex" xmlns:cx3="http://schemas.microsoft.com/office/drawing/2016/5/9/chartex" xmlns:cx4="http://schemas.microsoft.com/office/drawing/2016/5/10/chartex" xmlns:cx5="http://schemas.microsoft.com/office/drawing/2016/5/11/chartex" xmlns:cx6="http://schemas.microsoft.com/office/drawing/2016/5/12/chartex" xmlns:cx7="http://schemas.microsoft.com/office/drawing/2016/5/13/chartex" xmlns:cx8="http://schemas.microsoft.com/office/drawing/2016/5/14/chartex" xmlns:mc="http://schemas.openxmlformats.org/markup-compatibility/2006" xmlns:aink="http://schemas.microsoft.com/office/drawing/2016/ink" xmlns:am3d="http://schemas.microsoft.com/office/drawing/2017/model3d" xmlns:o="urn:schemas-microsoft-com:office:office" xmlns:oel="http://schemas.microsoft.com/office/2019/extlst" xmlns:r="http://purl.oclc.org/ooxml/officeDocument/relationships" xmlns:m="http://purl.oclc.org/ooxml/officeDocument/math" xmlns:v="urn:schemas-microsoft-com:vml" xmlns:wp14="http://schemas.microsoft.com/office/word/2010/wordprocessingDrawing" xmlns:wp="http://purl.oclc.org/ooxml/drawingml/wordprocessingDrawing" xmlns:w10="urn:schemas-microsoft-com:office:word" xmlns:w="http://purl.oclc.org/ooxml/wordprocessingml/main" xmlns:w14="http://schemas.microsoft.com/office/word/2010/wordml" xmlns:w15="http://schemas.microsoft.com/office/word/2012/wordml" xmlns:w16cex="http://schemas.microsoft.com/office/word/2018/wordml/cex" xmlns:w16cid="http://schemas.microsoft.com/office/word/2016/wordml/cid" xmlns:w16="http://schemas.microsoft.com/office/word/2018/wordml" xmlns:w16du="http://schemas.microsoft.com/office/word/2023/wordml/word16du" xmlns:w16sdtdh="http://schemas.microsoft.com/office/word/2020/wordml/sdtdatahash" xmlns:w16sdtfl="http://schemas.microsoft.com/office/word/2024/wordml/sdtformatlock" xmlns:w16se="http://schemas.microsoft.com/office/word/2015/wordml/symex" xmlns:wpi="http://schemas.microsoft.com/office/word/2010/wordprocessingInk" xmlns:wne="http://schemas.microsoft.com/office/word/2006/wordml" mc:Ignorable="w14 w15 w16se w16cid w16 w16cex w16sdtdh w16sdtfl w16du wne wp14">
+<w:ftr xmlns:wpc="http://schemas.microsoft.com/office/word/2010/wordprocessingCanvas" xmlns:cx="http://schemas.microsoft.com/office/drawing/2014/chartex" xmlns:cx1="http://schemas.microsoft.com/office/drawing/2015/9/8/chartex" xmlns:cx2="http://schemas.microsoft.com/office/drawing/2015/10/21/chartex" xmlns:cx3="http://schemas.microsoft.com/office/drawing/2016/5/9/chartex" xmlns:cx4="http://schemas.microsoft.com/office/drawing/2016/5/10/chartex" xmlns:cx5="http://schemas.microsoft.com/office/drawing/2016/5/11/chartex" xmlns:cx6="http://schemas.microsoft.com/office/drawing/2016/5/12/chartex" xmlns:cx7="http://schemas.microsoft.com/office/drawing/2016/5/13/chartex" xmlns:cx8="http://schemas.microsoft.com/office/drawing/2016/5/14/chartex" xmlns:mc="http://schemas.openxmlformats.org/markup-compatibility/2006" xmlns:aink="http://schemas.microsoft.com/office/drawing/2016/ink" xmlns:am3d="http://schemas.microsoft.com/office/drawing/2017/model3d" xmlns:o="urn:schemas-microsoft-com:office:office" xmlns:oel="http://schemas.microsoft.com/office/2019/extlst" xmlns:r="http://schemas.openxmlformats.org/officeDocument/2006/relationships" xmlns:m="http://schemas.openxmlformats.org/officeDocument/2006/math" xmlns:v="urn:schemas-microsoft-com:vml" xmlns:wp14="http://schemas.microsoft.com/office/word/2010/wordprocessingDrawing" xmlns:wp="http://schemas.openxmlformats.org/drawingml/2006/wordprocessingDrawing" xmlns:w10="urn:schemas-microsoft-com:office:word" xmlns:w="http://schemas.openxmlformats.org/wordprocessingml/2006/main" xmlns:w14="http://schemas.microsoft.com/office/word/2010/wordml" xmlns:w15="http://schemas.microsoft.com/office/word/2012/wordml" xmlns:w16cex="http://schemas.microsoft.com/office/word/2018/wordml/cex" xmlns:w16cid="http://schemas.microsoft.com/office/word/2016/wordml/cid" xmlns:w16="http://schemas.microsoft.com/office/word/2018/wordml" xmlns:w16du="http://schemas.microsoft.com/office/word/2023/wordml/word16du" xmlns:w16sdtdh="http://schemas.microsoft.com/office/word/2020/wordml/sdtdatahash" xmlns:w16sdtfl="http://schemas.microsoft.com/office/word/2024/wordml/sdtformatlock" xmlns:w16se="http://schemas.microsoft.com/office/word/2015/wordml/symex" xmlns:wpg="http://schemas.microsoft.com/office/word/2010/wordprocessingGroup" xmlns:wpi="http://schemas.microsoft.com/office/word/2010/wordprocessingInk" xmlns:wne="http://schemas.microsoft.com/office/word/2006/wordml" xmlns:wps="http://schemas.microsoft.com/office/word/2010/wordprocessingShape" mc:Ignorable="w14 w15 w16se w16cid w16 w16cex w16sdtdh w16sdtfl w16du wp14">
   <w:p>
     <w:pPr>
       <w:pStyle w:val="Footer"/>
-      <w:jc w:val="end"/>
+      <w:jc w:val="right"/>
     </w:pPr>
     <w:r>
       <w:rPr>
@@ -1961,7 +1961,7 @@
 </file>
 
 <file path=word/footnotes.xml><?xml version="1.0" encoding="utf-8"?>
-<w:footnotes xmlns:cx="http://schemas.microsoft.com/office/drawing/2014/chartex" xmlns:cx1="http://schemas.microsoft.com/office/drawing/2015/9/8/chartex" xmlns:cx2="http://schemas.microsoft.com/office/drawing/2015/10/21/chartex" xmlns:cx3="http://schemas.microsoft.com/office/drawing/2016/5/9/chartex" xmlns:cx4="http://schemas.microsoft.com/office/drawing/2016/5/10/chartex" xmlns:cx5="http://schemas.microsoft.com/office/drawing/2016/5/11/chartex" xmlns:cx6="http://schemas.microsoft.com/office/drawing/2016/5/12/chartex" xmlns:cx7="http://schemas.microsoft.com/office/drawing/2016/5/13/chartex" xmlns:cx8="http://schemas.microsoft.com/office/drawing/2016/5/14/chartex" xmlns:mc="http://schemas.openxmlformats.org/markup-compatibility/2006" xmlns:aink="http://schemas.microsoft.com/office/drawing/2016/ink" xmlns:am3d="http://schemas.microsoft.com/office/drawing/2017/model3d" xmlns:o="urn:schemas-microsoft-com:office:office" xmlns:oel="http://schemas.microsoft.com/office/2019/extlst" xmlns:r="http://purl.oclc.org/ooxml/officeDocument/relationships" xmlns:m="http://purl.oclc.org/ooxml/officeDocument/math" xmlns:v="urn:schemas-microsoft-com:vml" xmlns:wp14="http://schemas.microsoft.com/office/word/2010/wordprocessingDrawing" xmlns:wp="http://purl.oclc.org/ooxml/drawingml/wordprocessingDrawing" xmlns:w10="urn:schemas-microsoft-com:office:word" xmlns:w="http://purl.oclc.org/ooxml/wordprocessingml/main" xmlns:w14="http://schemas.microsoft.com/office/word/2010/wordml" xmlns:w15="http://schemas.microsoft.com/office/word/2012/wordml" xmlns:w16cex="http://schemas.microsoft.com/office/word/2018/wordml/cex" xmlns:w16cid="http://schemas.microsoft.com/office/word/2016/wordml/cid" xmlns:w16="http://schemas.microsoft.com/office/word/2018/wordml" xmlns:w16du="http://schemas.microsoft.com/office/word/2023/wordml/word16du" xmlns:w16sdtdh="http://schemas.microsoft.com/office/word/2020/wordml/sdtdatahash" xmlns:w16sdtfl="http://schemas.microsoft.com/office/word/2024/wordml/sdtformatlock" xmlns:w16se="http://schemas.microsoft.com/office/word/2015/wordml/symex" xmlns:wpi="http://schemas.microsoft.com/office/word/2010/wordprocessingInk" xmlns:wne="http://schemas.microsoft.com/office/word/2006/wordml" mc:Ignorable="w14 w15 w16se w16cid w16 w16cex w16sdtdh w16sdtfl w16du wne wp14">
+<w:footnotes xmlns:wpc="http://schemas.microsoft.com/office/word/2010/wordprocessingCanvas" xmlns:cx="http://schemas.microsoft.com/office/drawing/2014/chartex" xmlns:cx1="http://schemas.microsoft.com/office/drawing/2015/9/8/chartex" xmlns:cx2="http://schemas.microsoft.com/office/drawing/2015/10/21/chartex" xmlns:cx3="http://schemas.microsoft.com/office/drawing/2016/5/9/chartex" xmlns:cx4="http://schemas.microsoft.com/office/drawing/2016/5/10/chartex" xmlns:cx5="http://schemas.microsoft.com/office/drawing/2016/5/11/chartex" xmlns:cx6="http://schemas.microsoft.com/office/drawing/2016/5/12/chartex" xmlns:cx7="http://schemas.microsoft.com/office/drawing/2016/5/13/chartex" xmlns:cx8="http://schemas.microsoft.com/office/drawing/2016/5/14/chartex" xmlns:mc="http://schemas.openxmlformats.org/markup-compatibility/2006" xmlns:aink="http://schemas.microsoft.com/office/drawing/2016/ink" xmlns:am3d="http://schemas.microsoft.com/office/drawing/2017/model3d" xmlns:o="urn:schemas-microsoft-com:office:office" xmlns:oel="http://schemas.microsoft.com/office/2019/extlst" xmlns:r="http://schemas.openxmlformats.org/officeDocument/2006/relationships" xmlns:m="http://schemas.openxmlformats.org/officeDocument/2006/math" xmlns:v="urn:schemas-microsoft-com:vml" xmlns:wp14="http://schemas.microsoft.com/office/word/2010/wordprocessingDrawing" xmlns:wp="http://schemas.openxmlformats.org/drawingml/2006/wordprocessingDrawing" xmlns:w10="urn:schemas-microsoft-com:office:word" xmlns:w="http://schemas.openxmlformats.org/wordprocessingml/2006/main" xmlns:w14="http://schemas.microsoft.com/office/word/2010/wordml" xmlns:w15="http://schemas.microsoft.com/office/word/2012/wordml" xmlns:w16cex="http://schemas.microsoft.com/office/word/2018/wordml/cex" xmlns:w16cid="http://schemas.microsoft.com/office/word/2016/wordml/cid" xmlns:w16="http://schemas.microsoft.com/office/word/2018/wordml" xmlns:w16du="http://schemas.microsoft.com/office/word/2023/wordml/word16du" xmlns:w16sdtdh="http://schemas.microsoft.com/office/word/2020/wordml/sdtdatahash" xmlns:w16sdtfl="http://schemas.microsoft.com/office/word/2024/wordml/sdtformatlock" xmlns:w16se="http://schemas.microsoft.com/office/word/2015/wordml/symex" xmlns:wpg="http://schemas.microsoft.com/office/word/2010/wordprocessingGroup" xmlns:wpi="http://schemas.microsoft.com/office/word/2010/wordprocessingInk" xmlns:wne="http://schemas.microsoft.com/office/word/2006/wordml" xmlns:wps="http://schemas.microsoft.com/office/word/2010/wordprocessingShape" mc:Ignorable="w14 w15 w16se w16cid w16 w16cex w16sdtdh w16sdtfl w16du wp14">
   <w:footnote w:type="separator" w:id="-1">
     <w:p>
       <w:r>
@@ -1980,7 +1980,7 @@
 </file>
 
 <file path=word/header1.xml><?xml version="1.0" encoding="utf-8"?>
-<w:hdr xmlns:cx="http://schemas.microsoft.com/office/drawing/2014/chartex" xmlns:cx1="http://schemas.microsoft.com/office/drawing/2015/9/8/chartex" xmlns:cx2="http://schemas.microsoft.com/office/drawing/2015/10/21/chartex" xmlns:cx3="http://schemas.microsoft.com/office/drawing/2016/5/9/chartex" xmlns:cx4="http://schemas.microsoft.com/office/drawing/2016/5/10/chartex" xmlns:cx5="http://schemas.microsoft.com/office/drawing/2016/5/11/chartex" xmlns:cx6="http://schemas.microsoft.com/office/drawing/2016/5/12/chartex" xmlns:cx7="http://schemas.microsoft.com/office/drawing/2016/5/13/chartex" xmlns:cx8="http://schemas.microsoft.com/office/drawing/2016/5/14/chartex" xmlns:mc="http://schemas.openxmlformats.org/markup-compatibility/2006" xmlns:aink="http://schemas.microsoft.com/office/drawing/2016/ink" xmlns:am3d="http://schemas.microsoft.com/office/drawing/2017/model3d" xmlns:o="urn:schemas-microsoft-com:office:office" xmlns:oel="http://schemas.microsoft.com/office/2019/extlst" xmlns:r="http://purl.oclc.org/ooxml/officeDocument/relationships" xmlns:m="http://purl.oclc.org/ooxml/officeDocument/math" xmlns:v="urn:schemas-microsoft-com:vml" xmlns:wp14="http://schemas.microsoft.com/office/word/2010/wordprocessingDrawing" xmlns:wp="http://purl.oclc.org/ooxml/drawingml/wordprocessingDrawing" xmlns:w10="urn:schemas-microsoft-com:office:word" xmlns:w="http://purl.oclc.org/ooxml/wordprocessingml/main" xmlns:w14="http://schemas.microsoft.com/office/word/2010/wordml" xmlns:w15="http://schemas.microsoft.com/office/word/2012/wordml" xmlns:w16cex="http://schemas.microsoft.com/office/word/2018/wordml/cex" xmlns:w16cid="http://schemas.microsoft.com/office/word/2016/wordml/cid" xmlns:w16="http://schemas.microsoft.com/office/word/2018/wordml" xmlns:w16du="http://schemas.microsoft.com/office/word/2023/wordml/word16du" xmlns:w16sdtdh="http://schemas.microsoft.com/office/word/2020/wordml/sdtdatahash" xmlns:w16sdtfl="http://schemas.microsoft.com/office/word/2024/wordml/sdtformatlock" xmlns:w16se="http://schemas.microsoft.com/office/word/2015/wordml/symex" xmlns:wpi="http://schemas.microsoft.com/office/word/2010/wordprocessingInk" xmlns:wne="http://schemas.microsoft.com/office/word/2006/wordml" mc:Ignorable="w14 w15 w16se w16cid w16 w16cex w16sdtdh w16sdtfl w16du wne wp14">
+<w:hdr xmlns:wpc="http://schemas.microsoft.com/office/word/2010/wordprocessingCanvas" xmlns:cx="http://schemas.microsoft.com/office/drawing/2014/chartex" xmlns:cx1="http://schemas.microsoft.com/office/drawing/2015/9/8/chartex" xmlns:cx2="http://schemas.microsoft.com/office/drawing/2015/10/21/chartex" xmlns:cx3="http://schemas.microsoft.com/office/drawing/2016/5/9/chartex" xmlns:cx4="http://schemas.microsoft.com/office/drawing/2016/5/10/chartex" xmlns:cx5="http://schemas.microsoft.com/office/drawing/2016/5/11/chartex" xmlns:cx6="http://schemas.microsoft.com/office/drawing/2016/5/12/chartex" xmlns:cx7="http://schemas.microsoft.com/office/drawing/2016/5/13/chartex" xmlns:cx8="http://schemas.microsoft.com/office/drawing/2016/5/14/chartex" xmlns:mc="http://schemas.openxmlformats.org/markup-compatibility/2006" xmlns:aink="http://schemas.microsoft.com/office/drawing/2016/ink" xmlns:am3d="http://schemas.microsoft.com/office/drawing/2017/model3d" xmlns:o="urn:schemas-microsoft-com:office:office" xmlns:oel="http://schemas.microsoft.com/office/2019/extlst" xmlns:r="http://schemas.openxmlformats.org/officeDocument/2006/relationships" xmlns:m="http://schemas.openxmlformats.org/officeDocument/2006/math" xmlns:v="urn:schemas-microsoft-com:vml" xmlns:wp14="http://schemas.microsoft.com/office/word/2010/wordprocessingDrawing" xmlns:wp="http://schemas.openxmlformats.org/drawingml/2006/wordprocessingDrawing" xmlns:w10="urn:schemas-microsoft-com:office:word" xmlns:w="http://schemas.openxmlformats.org/wordprocessingml/2006/main" xmlns:w14="http://schemas.microsoft.com/office/word/2010/wordml" xmlns:w15="http://schemas.microsoft.com/office/word/2012/wordml" xmlns:w16cex="http://schemas.microsoft.com/office/word/2018/wordml/cex" xmlns:w16cid="http://schemas.microsoft.com/office/word/2016/wordml/cid" xmlns:w16="http://schemas.microsoft.com/office/word/2018/wordml" xmlns:w16du="http://schemas.microsoft.com/office/word/2023/wordml/word16du" xmlns:w16sdtdh="http://schemas.microsoft.com/office/word/2020/wordml/sdtdatahash" xmlns:w16sdtfl="http://schemas.microsoft.com/office/word/2024/wordml/sdtformatlock" xmlns:w16se="http://schemas.microsoft.com/office/word/2015/wordml/symex" xmlns:wpg="http://schemas.microsoft.com/office/word/2010/wordprocessingGroup" xmlns:wpi="http://schemas.microsoft.com/office/word/2010/wordprocessingInk" xmlns:wne="http://schemas.microsoft.com/office/word/2006/wordml" xmlns:wps="http://schemas.microsoft.com/office/word/2010/wordprocessingShape" mc:Ignorable="w14 w15 w16se w16cid w16 w16cex w16sdtdh w16sdtfl w16du wp14">
   <w:p>
     <w:pPr>
       <w:pStyle w:val="Header"/>
@@ -2049,7 +2049,7 @@
 </file>
 
 <file path=word/numbering.xml><?xml version="1.0" encoding="utf-8"?>
-<w:numbering xmlns:cx="http://schemas.microsoft.com/office/drawing/2014/chartex" xmlns:cx1="http://schemas.microsoft.com/office/drawing/2015/9/8/chartex" xmlns:cx2="http://schemas.microsoft.com/office/drawing/2015/10/21/chartex" xmlns:cx3="http://schemas.microsoft.com/office/drawing/2016/5/9/chartex" xmlns:cx4="http://schemas.microsoft.com/office/drawing/2016/5/10/chartex" xmlns:cx5="http://schemas.microsoft.com/office/drawing/2016/5/11/chartex" xmlns:cx6="http://schemas.microsoft.com/office/drawing/2016/5/12/chartex" xmlns:cx7="http://schemas.microsoft.com/office/drawing/2016/5/13/chartex" xmlns:cx8="http://schemas.microsoft.com/office/drawing/2016/5/14/chartex" xmlns:mc="http://schemas.openxmlformats.org/markup-compatibility/2006" xmlns:aink="http://schemas.microsoft.com/office/drawing/2016/ink" xmlns:am3d="http://schemas.microsoft.com/office/drawing/2017/model3d" xmlns:o="urn:schemas-microsoft-com:office:office" xmlns:oel="http://schemas.microsoft.com/office/2019/extlst" xmlns:r="http://purl.oclc.org/ooxml/officeDocument/relationships" xmlns:m="http://purl.oclc.org/ooxml/officeDocument/math" xmlns:v="urn:schemas-microsoft-com:vml" xmlns:wp14="http://schemas.microsoft.com/office/word/2010/wordprocessingDrawing" xmlns:wp="http://purl.oclc.org/ooxml/drawingml/wordprocessingDrawing" xmlns:w10="urn:schemas-microsoft-com:office:word" xmlns:w="http://purl.oclc.org/ooxml/wordprocessingml/main" xmlns:w14="http://schemas.microsoft.com/office/word/2010/wordml" xmlns:w15="http://schemas.microsoft.com/office/word/2012/wordml" xmlns:w16cex="http://schemas.microsoft.com/office/word/2018/wordml/cex" xmlns:w16cid="http://schemas.microsoft.com/office/word/2016/wordml/cid" xmlns:w16="http://schemas.microsoft.com/office/word/2018/wordml" xmlns:w16du="http://schemas.microsoft.com/office/word/2023/wordml/word16du" xmlns:w16sdtdh="http://schemas.microsoft.com/office/word/2020/wordml/sdtdatahash" xmlns:w16sdtfl="http://schemas.microsoft.com/office/word/2024/wordml/sdtformatlock" xmlns:w16se="http://schemas.microsoft.com/office/word/2015/wordml/symex" xmlns:wpi="http://schemas.microsoft.com/office/word/2010/wordprocessingInk" xmlns:wne="http://schemas.microsoft.com/office/word/2006/wordml" mc:Ignorable="w14 w15 w16se w16cid w16 w16cex w16sdtdh w16sdtfl w16du wne wp14">
+<w:numbering xmlns:wpc="http://schemas.microsoft.com/office/word/2010/wordprocessingCanvas" xmlns:cx="http://schemas.microsoft.com/office/drawing/2014/chartex" xmlns:cx1="http://schemas.microsoft.com/office/drawing/2015/9/8/chartex" xmlns:cx2="http://schemas.microsoft.com/office/drawing/2015/10/21/chartex" xmlns:cx3="http://schemas.microsoft.com/office/drawing/2016/5/9/chartex" xmlns:cx4="http://schemas.microsoft.com/office/drawing/2016/5/10/chartex" xmlns:cx5="http://schemas.microsoft.com/office/drawing/2016/5/11/chartex" xmlns:cx6="http://schemas.microsoft.com/office/drawing/2016/5/12/chartex" xmlns:cx7="http://schemas.microsoft.com/office/drawing/2016/5/13/chartex" xmlns:cx8="http://schemas.microsoft.com/office/drawing/2016/5/14/chartex" xmlns:mc="http://schemas.openxmlformats.org/markup-compatibility/2006" xmlns:aink="http://schemas.microsoft.com/office/drawing/2016/ink" xmlns:am3d="http://schemas.microsoft.com/office/drawing/2017/model3d" xmlns:o="urn:schemas-microsoft-com:office:office" xmlns:oel="http://schemas.microsoft.com/office/2019/extlst" xmlns:r="http://schemas.openxmlformats.org/officeDocument/2006/relationships" xmlns:m="http://schemas.openxmlformats.org/officeDocument/2006/math" xmlns:v="urn:schemas-microsoft-com:vml" xmlns:wp14="http://schemas.microsoft.com/office/word/2010/wordprocessingDrawing" xmlns:wp="http://schemas.openxmlformats.org/drawingml/2006/wordprocessingDrawing" xmlns:w10="urn:schemas-microsoft-com:office:word" xmlns:w="http://schemas.openxmlformats.org/wordprocessingml/2006/main" xmlns:w14="http://schemas.microsoft.com/office/word/2010/wordml" xmlns:w15="http://schemas.microsoft.com/office/word/2012/wordml" xmlns:w16cex="http://schemas.microsoft.com/office/word/2018/wordml/cex" xmlns:w16cid="http://schemas.microsoft.com/office/word/2016/wordml/cid" xmlns:w16="http://schemas.microsoft.com/office/word/2018/wordml" xmlns:w16du="http://schemas.microsoft.com/office/word/2023/wordml/word16du" xmlns:w16sdtdh="http://schemas.microsoft.com/office/word/2020/wordml/sdtdatahash" xmlns:w16sdtfl="http://schemas.microsoft.com/office/word/2024/wordml/sdtformatlock" xmlns:w16se="http://schemas.microsoft.com/office/word/2015/wordml/symex" xmlns:wpg="http://schemas.microsoft.com/office/word/2010/wordprocessingGroup" xmlns:wpi="http://schemas.microsoft.com/office/word/2010/wordprocessingInk" xmlns:wne="http://schemas.microsoft.com/office/word/2006/wordml" xmlns:wps="http://schemas.microsoft.com/office/word/2010/wordprocessingShape" mc:Ignorable="w14 w15 w16se w16cid w16 w16cex w16sdtdh w16sdtfl w16du wp14">
   <w:abstractNum w:abstractNumId="0" w15:restartNumberingAfterBreak="0">
     <w:nsid w:val="1F1F16B0"/>
     <w:multiLevelType w:val="hybridMultilevel"/>
@@ -2058,9 +2058,9 @@
       <w:start w:val="1"/>
       <w:numFmt w:val="decimal"/>
       <w:lvlText w:val="%1."/>
-      <w:lvlJc w:val="start"/>
-      <w:pPr>
-        <w:ind w:start="36pt" w:hanging="18pt"/>
+      <w:lvlJc w:val="left"/>
+      <w:pPr>
+        <w:ind w:left="720" w:hanging="360"/>
       </w:pPr>
       <w:rPr>
         <w:rFonts w:hint="default"/>
@@ -2070,72 +2070,72 @@
       <w:start w:val="1"/>
       <w:numFmt w:val="lowerLetter"/>
       <w:lvlText w:val="%2."/>
-      <w:lvlJc w:val="start"/>
-      <w:pPr>
-        <w:ind w:start="72pt" w:hanging="18pt"/>
+      <w:lvlJc w:val="left"/>
+      <w:pPr>
+        <w:ind w:left="1440" w:hanging="360"/>
       </w:pPr>
     </w:lvl>
     <w:lvl w:ilvl="2" w:tplc="0409001B" w:tentative="1">
       <w:start w:val="1"/>
       <w:numFmt w:val="lowerRoman"/>
       <w:lvlText w:val="%3."/>
-      <w:lvlJc w:val="end"/>
-      <w:pPr>
-        <w:ind w:start="108pt" w:hanging="9pt"/>
+      <w:lvlJc w:val="right"/>
+      <w:pPr>
+        <w:ind w:left="2160" w:hanging="180"/>
       </w:pPr>
     </w:lvl>
     <w:lvl w:ilvl="3" w:tplc="0409000F" w:tentative="1">
       <w:start w:val="1"/>
       <w:numFmt w:val="decimal"/>
       <w:lvlText w:val="%4."/>
-      <w:lvlJc w:val="start"/>
-      <w:pPr>
-        <w:ind w:start="144pt" w:hanging="18pt"/>
+      <w:lvlJc w:val="left"/>
+      <w:pPr>
+        <w:ind w:left="2880" w:hanging="360"/>
       </w:pPr>
     </w:lvl>
     <w:lvl w:ilvl="4" w:tplc="04090019" w:tentative="1">
       <w:start w:val="1"/>
       <w:numFmt w:val="lowerLetter"/>
       <w:lvlText w:val="%5."/>
-      <w:lvlJc w:val="start"/>
-      <w:pPr>
-        <w:ind w:start="180pt" w:hanging="18pt"/>
+      <w:lvlJc w:val="left"/>
+      <w:pPr>
+        <w:ind w:left="3600" w:hanging="360"/>
       </w:pPr>
     </w:lvl>
     <w:lvl w:ilvl="5" w:tplc="0409001B" w:tentative="1">
       <w:start w:val="1"/>
       <w:numFmt w:val="lowerRoman"/>
       <w:lvlText w:val="%6."/>
-      <w:lvlJc w:val="end"/>
-      <w:pPr>
-        <w:ind w:start="216pt" w:hanging="9pt"/>
+      <w:lvlJc w:val="right"/>
+      <w:pPr>
+        <w:ind w:left="4320" w:hanging="180"/>
       </w:pPr>
     </w:lvl>
     <w:lvl w:ilvl="6" w:tplc="0409000F" w:tentative="1">
       <w:start w:val="1"/>
       <w:numFmt w:val="decimal"/>
       <w:lvlText w:val="%7."/>
-      <w:lvlJc w:val="start"/>
-      <w:pPr>
-        <w:ind w:start="252pt" w:hanging="18pt"/>
+      <w:lvlJc w:val="left"/>
+      <w:pPr>
+        <w:ind w:left="5040" w:hanging="360"/>
       </w:pPr>
     </w:lvl>
     <w:lvl w:ilvl="7" w:tplc="04090019" w:tentative="1">
       <w:start w:val="1"/>
       <w:numFmt w:val="lowerLetter"/>
       <w:lvlText w:val="%8."/>
-      <w:lvlJc w:val="start"/>
-      <w:pPr>
-        <w:ind w:start="288pt" w:hanging="18pt"/>
+      <w:lvlJc w:val="left"/>
+      <w:pPr>
+        <w:ind w:left="5760" w:hanging="360"/>
       </w:pPr>
     </w:lvl>
     <w:lvl w:ilvl="8" w:tplc="0409001B" w:tentative="1">
       <w:start w:val="1"/>
       <w:numFmt w:val="lowerRoman"/>
       <w:lvlText w:val="%9."/>
-      <w:lvlJc w:val="end"/>
-      <w:pPr>
-        <w:ind w:start="324pt" w:hanging="9pt"/>
+      <w:lvlJc w:val="right"/>
+      <w:pPr>
+        <w:ind w:left="6480" w:hanging="180"/>
       </w:pPr>
     </w:lvl>
   </w:abstractNum>
@@ -2147,9 +2147,9 @@
       <w:start w:val="4"/>
       <w:numFmt w:val="decimal"/>
       <w:lvlText w:val="%1"/>
-      <w:lvlJc w:val="start"/>
-      <w:pPr>
-        <w:ind w:start="24pt" w:hanging="24pt"/>
+      <w:lvlJc w:val="left"/>
+      <w:pPr>
+        <w:ind w:left="480" w:hanging="480"/>
       </w:pPr>
       <w:rPr>
         <w:rFonts w:hint="default"/>
@@ -2159,9 +2159,9 @@
       <w:start w:val="1"/>
       <w:numFmt w:val="decimal"/>
       <w:lvlText w:val="%1.%2"/>
-      <w:lvlJc w:val="start"/>
-      <w:pPr>
-        <w:ind w:start="41.70pt" w:hanging="24pt"/>
+      <w:lvlJc w:val="left"/>
+      <w:pPr>
+        <w:ind w:left="834" w:hanging="480"/>
       </w:pPr>
       <w:rPr>
         <w:rFonts w:hint="default"/>
@@ -2171,9 +2171,9 @@
       <w:start w:val="1"/>
       <w:numFmt w:val="decimal"/>
       <w:lvlText w:val="%1.%2.%3"/>
-      <w:lvlJc w:val="start"/>
-      <w:pPr>
-        <w:ind w:start="71.40pt" w:hanging="36pt"/>
+      <w:lvlJc w:val="left"/>
+      <w:pPr>
+        <w:ind w:left="1428" w:hanging="720"/>
       </w:pPr>
       <w:rPr>
         <w:rFonts w:hint="default"/>
@@ -2183,9 +2183,9 @@
       <w:start w:val="1"/>
       <w:numFmt w:val="decimal"/>
       <w:lvlText w:val="%1.%2.%3.%4"/>
-      <w:lvlJc w:val="start"/>
-      <w:pPr>
-        <w:ind w:start="107.10pt" w:hanging="54pt"/>
+      <w:lvlJc w:val="left"/>
+      <w:pPr>
+        <w:ind w:left="2142" w:hanging="1080"/>
       </w:pPr>
       <w:rPr>
         <w:rFonts w:hint="default"/>
@@ -2195,9 +2195,9 @@
       <w:start w:val="1"/>
       <w:numFmt w:val="decimal"/>
       <w:lvlText w:val="%1.%2.%3.%4.%5"/>
-      <w:lvlJc w:val="start"/>
-      <w:pPr>
-        <w:ind w:start="124.80pt" w:hanging="54pt"/>
+      <w:lvlJc w:val="left"/>
+      <w:pPr>
+        <w:ind w:left="2496" w:hanging="1080"/>
       </w:pPr>
       <w:rPr>
         <w:rFonts w:hint="default"/>
@@ -2207,9 +2207,9 @@
       <w:start w:val="1"/>
       <w:numFmt w:val="decimal"/>
       <w:lvlText w:val="%1.%2.%3.%4.%5.%6"/>
-      <w:lvlJc w:val="start"/>
-      <w:pPr>
-        <w:ind w:start="160.50pt" w:hanging="72pt"/>
+      <w:lvlJc w:val="left"/>
+      <w:pPr>
+        <w:ind w:left="3210" w:hanging="1440"/>
       </w:pPr>
       <w:rPr>
         <w:rFonts w:hint="default"/>
@@ -2219,9 +2219,9 @@
       <w:start w:val="1"/>
       <w:numFmt w:val="decimal"/>
       <w:lvlText w:val="%1.%2.%3.%4.%5.%6.%7"/>
-      <w:lvlJc w:val="start"/>
-      <w:pPr>
-        <w:ind w:start="178.20pt" w:hanging="72pt"/>
+      <w:lvlJc w:val="left"/>
+      <w:pPr>
+        <w:ind w:left="3564" w:hanging="1440"/>
       </w:pPr>
       <w:rPr>
         <w:rFonts w:hint="default"/>
@@ -2231,9 +2231,9 @@
       <w:start w:val="1"/>
       <w:numFmt w:val="decimal"/>
       <w:lvlText w:val="%1.%2.%3.%4.%5.%6.%7.%8"/>
-      <w:lvlJc w:val="start"/>
-      <w:pPr>
-        <w:ind w:start="213.90pt" w:hanging="90pt"/>
+      <w:lvlJc w:val="left"/>
+      <w:pPr>
+        <w:ind w:left="4278" w:hanging="1800"/>
       </w:pPr>
       <w:rPr>
         <w:rFonts w:hint="default"/>
@@ -2243,9 +2243,9 @@
       <w:start w:val="1"/>
       <w:numFmt w:val="decimal"/>
       <w:lvlText w:val="%1.%2.%3.%4.%5.%6.%7.%8.%9"/>
-      <w:lvlJc w:val="start"/>
-      <w:pPr>
-        <w:ind w:start="231.60pt" w:hanging="90pt"/>
+      <w:lvlJc w:val="left"/>
+      <w:pPr>
+        <w:ind w:left="4632" w:hanging="1800"/>
       </w:pPr>
       <w:rPr>
         <w:rFonts w:hint="default"/>
@@ -2260,9 +2260,9 @@
       <w:start w:val="1"/>
       <w:numFmt w:val="hebrew1"/>
       <w:lvlText w:val="%1."/>
-      <w:lvlJc w:val="start"/>
-      <w:pPr>
-        <w:ind w:start="54pt" w:hanging="18pt"/>
+      <w:lvlJc w:val="left"/>
+      <w:pPr>
+        <w:ind w:left="1080" w:hanging="360"/>
       </w:pPr>
       <w:rPr>
         <w:rFonts w:hint="default"/>
@@ -2273,72 +2273,72 @@
       <w:start w:val="1"/>
       <w:numFmt w:val="lowerLetter"/>
       <w:lvlText w:val="%2."/>
-      <w:lvlJc w:val="start"/>
-      <w:pPr>
-        <w:ind w:start="90pt" w:hanging="18pt"/>
+      <w:lvlJc w:val="left"/>
+      <w:pPr>
+        <w:ind w:left="1800" w:hanging="360"/>
       </w:pPr>
     </w:lvl>
     <w:lvl w:ilvl="2" w:tplc="0409001B" w:tentative="1">
       <w:start w:val="1"/>
       <w:numFmt w:val="lowerRoman"/>
       <w:lvlText w:val="%3."/>
-      <w:lvlJc w:val="end"/>
-      <w:pPr>
-        <w:ind w:start="126pt" w:hanging="9pt"/>
+      <w:lvlJc w:val="right"/>
+      <w:pPr>
+        <w:ind w:left="2520" w:hanging="180"/>
       </w:pPr>
     </w:lvl>
     <w:lvl w:ilvl="3" w:tplc="0409000F" w:tentative="1">
       <w:start w:val="1"/>
       <w:numFmt w:val="decimal"/>
       <w:lvlText w:val="%4."/>
-      <w:lvlJc w:val="start"/>
-      <w:pPr>
-        <w:ind w:start="162pt" w:hanging="18pt"/>
+      <w:lvlJc w:val="left"/>
+      <w:pPr>
+        <w:ind w:left="3240" w:hanging="360"/>
       </w:pPr>
     </w:lvl>
     <w:lvl w:ilvl="4" w:tplc="04090019" w:tentative="1">
       <w:start w:val="1"/>
       <w:numFmt w:val="lowerLetter"/>
       <w:lvlText w:val="%5."/>
-      <w:lvlJc w:val="start"/>
-      <w:pPr>
-        <w:ind w:start="198pt" w:hanging="18pt"/>
+      <w:lvlJc w:val="left"/>
+      <w:pPr>
+        <w:ind w:left="3960" w:hanging="360"/>
       </w:pPr>
     </w:lvl>
     <w:lvl w:ilvl="5" w:tplc="0409001B" w:tentative="1">
       <w:start w:val="1"/>
       <w:numFmt w:val="lowerRoman"/>
       <w:lvlText w:val="%6."/>
-      <w:lvlJc w:val="end"/>
-      <w:pPr>
-        <w:ind w:start="234pt" w:hanging="9pt"/>
+      <w:lvlJc w:val="right"/>
+      <w:pPr>
+        <w:ind w:left="4680" w:hanging="180"/>
       </w:pPr>
     </w:lvl>
     <w:lvl w:ilvl="6" w:tplc="0409000F" w:tentative="1">
       <w:start w:val="1"/>
       <w:numFmt w:val="decimal"/>
       <w:lvlText w:val="%7."/>
-      <w:lvlJc w:val="start"/>
-      <w:pPr>
-        <w:ind w:start="270pt" w:hanging="18pt"/>
+      <w:lvlJc w:val="left"/>
+      <w:pPr>
+        <w:ind w:left="5400" w:hanging="360"/>
       </w:pPr>
     </w:lvl>
     <w:lvl w:ilvl="7" w:tplc="04090019" w:tentative="1">
       <w:start w:val="1"/>
       <w:numFmt w:val="lowerLetter"/>
       <w:lvlText w:val="%8."/>
-      <w:lvlJc w:val="start"/>
-      <w:pPr>
-        <w:ind w:start="306pt" w:hanging="18pt"/>
+      <w:lvlJc w:val="left"/>
+      <w:pPr>
+        <w:ind w:left="6120" w:hanging="360"/>
       </w:pPr>
     </w:lvl>
     <w:lvl w:ilvl="8" w:tplc="0409001B" w:tentative="1">
       <w:start w:val="1"/>
       <w:numFmt w:val="lowerRoman"/>
       <w:lvlText w:val="%9."/>
-      <w:lvlJc w:val="end"/>
-      <w:pPr>
-        <w:ind w:start="342pt" w:hanging="9pt"/>
+      <w:lvlJc w:val="right"/>
+      <w:pPr>
+        <w:ind w:left="6840" w:hanging="180"/>
       </w:pPr>
     </w:lvl>
   </w:abstractNum>
@@ -2350,9 +2350,9 @@
       <w:start w:val="1"/>
       <w:numFmt w:val="decimal"/>
       <w:lvlText w:val="%1."/>
-      <w:lvlJc w:val="start"/>
-      <w:pPr>
-        <w:ind w:start="36pt" w:hanging="18pt"/>
+      <w:lvlJc w:val="left"/>
+      <w:pPr>
+        <w:ind w:left="720" w:hanging="360"/>
       </w:pPr>
       <w:rPr>
         <w:rFonts w:hint="default"/>
@@ -2362,72 +2362,72 @@
       <w:start w:val="1"/>
       <w:numFmt w:val="lowerLetter"/>
       <w:lvlText w:val="%2."/>
-      <w:lvlJc w:val="start"/>
-      <w:pPr>
-        <w:ind w:start="72pt" w:hanging="18pt"/>
+      <w:lvlJc w:val="left"/>
+      <w:pPr>
+        <w:ind w:left="1440" w:hanging="360"/>
       </w:pPr>
     </w:lvl>
     <w:lvl w:ilvl="2" w:tplc="0409001B" w:tentative="1">
       <w:start w:val="1"/>
       <w:numFmt w:val="lowerRoman"/>
       <w:lvlText w:val="%3."/>
-      <w:lvlJc w:val="end"/>
-      <w:pPr>
-        <w:ind w:start="108pt" w:hanging="9pt"/>
+      <w:lvlJc w:val="right"/>
+      <w:pPr>
+        <w:ind w:left="2160" w:hanging="180"/>
       </w:pPr>
     </w:lvl>
     <w:lvl w:ilvl="3" w:tplc="0409000F" w:tentative="1">
       <w:start w:val="1"/>
       <w:numFmt w:val="decimal"/>
       <w:lvlText w:val="%4."/>
-      <w:lvlJc w:val="start"/>
-      <w:pPr>
-        <w:ind w:start="144pt" w:hanging="18pt"/>
+      <w:lvlJc w:val="left"/>
+      <w:pPr>
+        <w:ind w:left="2880" w:hanging="360"/>
       </w:pPr>
     </w:lvl>
     <w:lvl w:ilvl="4" w:tplc="04090019" w:tentative="1">
       <w:start w:val="1"/>
       <w:numFmt w:val="lowerLetter"/>
       <w:lvlText w:val="%5."/>
-      <w:lvlJc w:val="start"/>
-      <w:pPr>
-        <w:ind w:start="180pt" w:hanging="18pt"/>
+      <w:lvlJc w:val="left"/>
+      <w:pPr>
+        <w:ind w:left="3600" w:hanging="360"/>
       </w:pPr>
     </w:lvl>
     <w:lvl w:ilvl="5" w:tplc="0409001B" w:tentative="1">
       <w:start w:val="1"/>
       <w:numFmt w:val="lowerRoman"/>
       <w:lvlText w:val="%6."/>
-      <w:lvlJc w:val="end"/>
-      <w:pPr>
-        <w:ind w:start="216pt" w:hanging="9pt"/>
+      <w:lvlJc w:val="right"/>
+      <w:pPr>
+        <w:ind w:left="4320" w:hanging="180"/>
       </w:pPr>
     </w:lvl>
     <w:lvl w:ilvl="6" w:tplc="0409000F" w:tentative="1">
       <w:start w:val="1"/>
       <w:numFmt w:val="decimal"/>
       <w:lvlText w:val="%7."/>
-      <w:lvlJc w:val="start"/>
-      <w:pPr>
-        <w:ind w:start="252pt" w:hanging="18pt"/>
+      <w:lvlJc w:val="left"/>
+      <w:pPr>
+        <w:ind w:left="5040" w:hanging="360"/>
       </w:pPr>
     </w:lvl>
     <w:lvl w:ilvl="7" w:tplc="04090019" w:tentative="1">
       <w:start w:val="1"/>
       <w:numFmt w:val="lowerLetter"/>
       <w:lvlText w:val="%8."/>
-      <w:lvlJc w:val="start"/>
-      <w:pPr>
-        <w:ind w:start="288pt" w:hanging="18pt"/>
+      <w:lvlJc w:val="left"/>
+      <w:pPr>
+        <w:ind w:left="5760" w:hanging="360"/>
       </w:pPr>
     </w:lvl>
     <w:lvl w:ilvl="8" w:tplc="0409001B" w:tentative="1">
       <w:start w:val="1"/>
       <w:numFmt w:val="lowerRoman"/>
       <w:lvlText w:val="%9."/>
-      <w:lvlJc w:val="end"/>
-      <w:pPr>
-        <w:ind w:start="324pt" w:hanging="9pt"/>
+      <w:lvlJc w:val="right"/>
+      <w:pPr>
+        <w:ind w:left="6480" w:hanging="180"/>
       </w:pPr>
     </w:lvl>
   </w:abstractNum>
@@ -2439,9 +2439,9 @@
       <w:start w:val="1"/>
       <w:numFmt w:val="decimal"/>
       <w:lvlText w:val="%1."/>
-      <w:lvlJc w:val="start"/>
-      <w:pPr>
-        <w:ind w:start="36pt" w:hanging="18pt"/>
+      <w:lvlJc w:val="left"/>
+      <w:pPr>
+        <w:ind w:left="720" w:hanging="360"/>
       </w:pPr>
       <w:rPr>
         <w:rFonts w:hint="default"/>
@@ -2454,9 +2454,9 @@
       <w:numFmt w:val="decimal"/>
       <w:isLgl/>
       <w:lvlText w:val="%1.%2"/>
-      <w:lvlJc w:val="start"/>
-      <w:pPr>
-        <w:ind w:start="53.40pt" w:hanging="18pt"/>
+      <w:lvlJc w:val="left"/>
+      <w:pPr>
+        <w:ind w:left="1068" w:hanging="360"/>
       </w:pPr>
       <w:rPr>
         <w:rFonts w:hint="default"/>
@@ -2469,9 +2469,9 @@
       <w:numFmt w:val="decimalZero"/>
       <w:isLgl/>
       <w:lvlText w:val="%1.%2.%3"/>
-      <w:lvlJc w:val="start"/>
-      <w:pPr>
-        <w:ind w:start="92.70pt" w:hanging="36pt"/>
+      <w:lvlJc w:val="left"/>
+      <w:pPr>
+        <w:ind w:left="1854" w:hanging="720"/>
       </w:pPr>
       <w:rPr>
         <w:rFonts w:hint="default"/>
@@ -2482,9 +2482,9 @@
       <w:numFmt w:val="decimal"/>
       <w:isLgl/>
       <w:lvlText w:val="%1.%2.%3.%4"/>
-      <w:lvlJc w:val="start"/>
-      <w:pPr>
-        <w:ind w:start="126pt" w:hanging="54pt"/>
+      <w:lvlJc w:val="left"/>
+      <w:pPr>
+        <w:ind w:left="2520" w:hanging="1080"/>
       </w:pPr>
       <w:rPr>
         <w:rFonts w:hint="default"/>
@@ -2495,9 +2495,9 @@
       <w:numFmt w:val="decimal"/>
       <w:isLgl/>
       <w:lvlText w:val="%1.%2.%3.%4.%5"/>
-      <w:lvlJc w:val="start"/>
-      <w:pPr>
-        <w:ind w:start="144pt" w:hanging="54pt"/>
+      <w:lvlJc w:val="left"/>
+      <w:pPr>
+        <w:ind w:left="2880" w:hanging="1080"/>
       </w:pPr>
       <w:rPr>
         <w:rFonts w:hint="default"/>
@@ -2508,9 +2508,9 @@
       <w:numFmt w:val="decimal"/>
       <w:isLgl/>
       <w:lvlText w:val="%1.%2.%3.%4.%5.%6"/>
-      <w:lvlJc w:val="start"/>
-      <w:pPr>
-        <w:ind w:start="180pt" w:hanging="72pt"/>
+      <w:lvlJc w:val="left"/>
+      <w:pPr>
+        <w:ind w:left="3600" w:hanging="1440"/>
       </w:pPr>
       <w:rPr>
         <w:rFonts w:hint="default"/>
@@ -2521,9 +2521,9 @@
       <w:numFmt w:val="decimal"/>
       <w:isLgl/>
       <w:lvlText w:val="%1.%2.%3.%4.%5.%6.%7"/>
-      <w:lvlJc w:val="start"/>
-      <w:pPr>
-        <w:ind w:start="198pt" w:hanging="72pt"/>
+      <w:lvlJc w:val="left"/>
+      <w:pPr>
+        <w:ind w:left="3960" w:hanging="1440"/>
       </w:pPr>
       <w:rPr>
         <w:rFonts w:hint="default"/>
@@ -2534,9 +2534,9 @@
       <w:numFmt w:val="decimal"/>
       <w:isLgl/>
       <w:lvlText w:val="%1.%2.%3.%4.%5.%6.%7.%8"/>
-      <w:lvlJc w:val="start"/>
-      <w:pPr>
-        <w:ind w:start="234pt" w:hanging="90pt"/>
+      <w:lvlJc w:val="left"/>
+      <w:pPr>
+        <w:ind w:left="4680" w:hanging="1800"/>
       </w:pPr>
       <w:rPr>
         <w:rFonts w:hint="default"/>
@@ -2547,9 +2547,9 @@
       <w:numFmt w:val="decimal"/>
       <w:isLgl/>
       <w:lvlText w:val="%1.%2.%3.%4.%5.%6.%7.%8.%9"/>
-      <w:lvlJc w:val="start"/>
-      <w:pPr>
-        <w:ind w:start="252pt" w:hanging="90pt"/>
+      <w:lvlJc w:val="left"/>
+      <w:pPr>
+        <w:ind w:left="5040" w:hanging="1800"/>
       </w:pPr>
       <w:rPr>
         <w:rFonts w:hint="default"/>
@@ -2564,9 +2564,9 @@
       <w:start w:val="1"/>
       <w:numFmt w:val="bullet"/>
       <w:lvlText w:val=""/>
-      <w:lvlJc w:val="start"/>
-      <w:pPr>
-        <w:ind w:start="90pt" w:hanging="18pt"/>
+      <w:lvlJc w:val="left"/>
+      <w:pPr>
+        <w:ind w:left="1800" w:hanging="360"/>
       </w:pPr>
       <w:rPr>
         <w:rFonts w:ascii="Symbol" w:hAnsi="Symbol" w:hint="default"/>
@@ -2576,9 +2576,9 @@
       <w:start w:val="1"/>
       <w:numFmt w:val="bullet"/>
       <w:lvlText w:val="o"/>
-      <w:lvlJc w:val="start"/>
-      <w:pPr>
-        <w:ind w:start="126pt" w:hanging="18pt"/>
+      <w:lvlJc w:val="left"/>
+      <w:pPr>
+        <w:ind w:left="2520" w:hanging="360"/>
       </w:pPr>
       <w:rPr>
         <w:rFonts w:ascii="Courier New" w:hAnsi="Courier New" w:cs="Courier New" w:hint="default"/>
@@ -2588,9 +2588,9 @@
       <w:start w:val="1"/>
       <w:numFmt w:val="bullet"/>
       <w:lvlText w:val=""/>
-      <w:lvlJc w:val="start"/>
-      <w:pPr>
-        <w:ind w:start="162pt" w:hanging="18pt"/>
+      <w:lvlJc w:val="left"/>
+      <w:pPr>
+        <w:ind w:left="3240" w:hanging="360"/>
       </w:pPr>
       <w:rPr>
         <w:rFonts w:ascii="Wingdings" w:hAnsi="Wingdings" w:hint="default"/>
@@ -2600,9 +2600,9 @@
       <w:start w:val="1"/>
       <w:numFmt w:val="bullet"/>
       <w:lvlText w:val=""/>
-      <w:lvlJc w:val="start"/>
-      <w:pPr>
-        <w:ind w:start="198pt" w:hanging="18pt"/>
+      <w:lvlJc w:val="left"/>
+      <w:pPr>
+        <w:ind w:left="3960" w:hanging="360"/>
       </w:pPr>
       <w:rPr>
         <w:rFonts w:ascii="Symbol" w:hAnsi="Symbol" w:hint="default"/>
@@ -2612,9 +2612,9 @@
       <w:start w:val="1"/>
       <w:numFmt w:val="bullet"/>
       <w:lvlText w:val="o"/>
-      <w:lvlJc w:val="start"/>
-      <w:pPr>
-        <w:ind w:start="234pt" w:hanging="18pt"/>
+      <w:lvlJc w:val="left"/>
+      <w:pPr>
+        <w:ind w:left="4680" w:hanging="360"/>
       </w:pPr>
       <w:rPr>
         <w:rFonts w:ascii="Courier New" w:hAnsi="Courier New" w:cs="Courier New" w:hint="default"/>
@@ -2624,9 +2624,9 @@
       <w:start w:val="1"/>
       <w:numFmt w:val="bullet"/>
       <w:lvlText w:val=""/>
-      <w:lvlJc w:val="start"/>
-      <w:pPr>
-        <w:ind w:start="270pt" w:hanging="18pt"/>
+      <w:lvlJc w:val="left"/>
+      <w:pPr>
+        <w:ind w:left="5400" w:hanging="360"/>
       </w:pPr>
       <w:rPr>
         <w:rFonts w:ascii="Wingdings" w:hAnsi="Wingdings" w:hint="default"/>
@@ -2636,9 +2636,9 @@
       <w:start w:val="1"/>
       <w:numFmt w:val="bullet"/>
       <w:lvlText w:val=""/>
-      <w:lvlJc w:val="start"/>
-      <w:pPr>
-        <w:ind w:start="306pt" w:hanging="18pt"/>
+      <w:lvlJc w:val="left"/>
+      <w:pPr>
+        <w:ind w:left="6120" w:hanging="360"/>
       </w:pPr>
       <w:rPr>
         <w:rFonts w:ascii="Symbol" w:hAnsi="Symbol" w:hint="default"/>
@@ -2648,9 +2648,9 @@
       <w:start w:val="1"/>
       <w:numFmt w:val="bullet"/>
       <w:lvlText w:val="o"/>
-      <w:lvlJc w:val="start"/>
-      <w:pPr>
-        <w:ind w:start="342pt" w:hanging="18pt"/>
+      <w:lvlJc w:val="left"/>
+      <w:pPr>
+        <w:ind w:left="6840" w:hanging="360"/>
       </w:pPr>
       <w:rPr>
         <w:rFonts w:ascii="Courier New" w:hAnsi="Courier New" w:cs="Courier New" w:hint="default"/>
@@ -2660,9 +2660,9 @@
       <w:start w:val="1"/>
       <w:numFmt w:val="bullet"/>
       <w:lvlText w:val=""/>
-      <w:lvlJc w:val="start"/>
-      <w:pPr>
-        <w:ind w:start="378pt" w:hanging="18pt"/>
+      <w:lvlJc w:val="left"/>
+      <w:pPr>
+        <w:ind w:left="7560" w:hanging="360"/>
       </w:pPr>
       <w:rPr>
         <w:rFonts w:ascii="Wingdings" w:hAnsi="Wingdings" w:hint="default"/>
@@ -2678,108 +2678,108 @@
       <w:start w:val="1"/>
       <w:numFmt w:val="decimal"/>
       <w:lvlText w:val="%1."/>
-      <w:lvlJc w:val="start"/>
+      <w:lvlJc w:val="left"/>
       <w:pPr>
         <w:tabs>
-          <w:tab w:val="num" w:pos="18pt"/>
+          <w:tab w:val="num" w:pos="360"/>
         </w:tabs>
-        <w:ind w:start="18pt" w:hanging="18pt"/>
+        <w:ind w:left="360" w:hanging="360"/>
       </w:pPr>
     </w:lvl>
     <w:lvl w:ilvl="1">
       <w:start w:val="1"/>
       <w:numFmt w:val="decimal"/>
       <w:lvlText w:val="%1.%2."/>
-      <w:lvlJc w:val="start"/>
+      <w:lvlJc w:val="left"/>
       <w:pPr>
         <w:tabs>
-          <w:tab w:val="num" w:pos="39.60pt"/>
+          <w:tab w:val="num" w:pos="792"/>
         </w:tabs>
-        <w:ind w:start="39.60pt" w:hanging="21.60pt"/>
+        <w:ind w:left="792" w:hanging="432"/>
       </w:pPr>
     </w:lvl>
     <w:lvl w:ilvl="2">
       <w:start w:val="1"/>
       <w:numFmt w:val="decimal"/>
       <w:lvlText w:val="%1.%2.%3."/>
-      <w:lvlJc w:val="start"/>
+      <w:lvlJc w:val="left"/>
       <w:pPr>
         <w:tabs>
-          <w:tab w:val="num" w:pos="72pt"/>
+          <w:tab w:val="num" w:pos="1440"/>
         </w:tabs>
-        <w:ind w:start="61.20pt" w:hanging="25.20pt"/>
+        <w:ind w:left="1224" w:hanging="504"/>
       </w:pPr>
     </w:lvl>
     <w:lvl w:ilvl="3">
       <w:start w:val="1"/>
       <w:numFmt w:val="decimal"/>
       <w:lvlText w:val="%1.%2.%3.%4."/>
-      <w:lvlJc w:val="start"/>
+      <w:lvlJc w:val="left"/>
       <w:pPr>
         <w:tabs>
-          <w:tab w:val="num" w:pos="108pt"/>
+          <w:tab w:val="num" w:pos="2160"/>
         </w:tabs>
-        <w:ind w:start="86.40pt" w:hanging="32.40pt"/>
+        <w:ind w:left="1728" w:hanging="648"/>
       </w:pPr>
     </w:lvl>
     <w:lvl w:ilvl="4">
       <w:start w:val="1"/>
       <w:numFmt w:val="decimal"/>
       <w:lvlText w:val="%1.%2.%3.%4.%5."/>
-      <w:lvlJc w:val="start"/>
+      <w:lvlJc w:val="left"/>
       <w:pPr>
         <w:tabs>
-          <w:tab w:val="num" w:pos="126pt"/>
+          <w:tab w:val="num" w:pos="2520"/>
         </w:tabs>
-        <w:ind w:start="111.60pt" w:hanging="39.60pt"/>
+        <w:ind w:left="2232" w:hanging="792"/>
       </w:pPr>
     </w:lvl>
     <w:lvl w:ilvl="5">
       <w:start w:val="1"/>
       <w:numFmt w:val="decimal"/>
       <w:lvlText w:val="%1.%2.%3.%4.%5.%6."/>
-      <w:lvlJc w:val="start"/>
+      <w:lvlJc w:val="left"/>
       <w:pPr>
         <w:tabs>
-          <w:tab w:val="num" w:pos="162pt"/>
+          <w:tab w:val="num" w:pos="3240"/>
         </w:tabs>
-        <w:ind w:start="136.80pt" w:hanging="46.80pt"/>
+        <w:ind w:left="2736" w:hanging="936"/>
       </w:pPr>
     </w:lvl>
     <w:lvl w:ilvl="6">
       <w:start w:val="1"/>
       <w:numFmt w:val="decimal"/>
       <w:lvlText w:val="%1.%2.%3.%4.%5.%6.%7."/>
-      <w:lvlJc w:val="start"/>
+      <w:lvlJc w:val="left"/>
       <w:pPr>
         <w:tabs>
-          <w:tab w:val="num" w:pos="180pt"/>
+          <w:tab w:val="num" w:pos="3600"/>
         </w:tabs>
-        <w:ind w:start="162pt" w:hanging="54pt"/>
+        <w:ind w:left="3240" w:hanging="1080"/>
       </w:pPr>
     </w:lvl>
     <w:lvl w:ilvl="7">
       <w:start w:val="1"/>
       <w:numFmt w:val="decimal"/>
       <w:lvlText w:val="%1.%2.%3.%4.%5.%6.%7.%8."/>
-      <w:lvlJc w:val="start"/>
+      <w:lvlJc w:val="left"/>
       <w:pPr>
         <w:tabs>
-          <w:tab w:val="num" w:pos="216pt"/>
+          <w:tab w:val="num" w:pos="4320"/>
         </w:tabs>
-        <w:ind w:start="187.20pt" w:hanging="61.20pt"/>
+        <w:ind w:left="3744" w:hanging="1224"/>
       </w:pPr>
     </w:lvl>
     <w:lvl w:ilvl="8">
       <w:start w:val="1"/>
       <w:numFmt w:val="decimal"/>
       <w:lvlText w:val="%1.%2.%3.%4.%5.%6.%7.%8.%9."/>
-      <w:lvlJc w:val="start"/>
+      <w:lvlJc w:val="left"/>
       <w:pPr>
         <w:tabs>
-          <w:tab w:val="num" w:pos="252pt"/>
+          <w:tab w:val="num" w:pos="5040"/>
         </w:tabs>
-        <w:ind w:start="216pt" w:hanging="72pt"/>
+        <w:ind w:left="4320" w:hanging="1440"/>
       </w:pPr>
     </w:lvl>
   </w:abstractNum>
@@ -2791,9 +2791,9 @@
       <w:start w:val="1"/>
       <w:numFmt w:val="bullet"/>
       <w:lvlText w:val=""/>
-      <w:lvlJc w:val="start"/>
-      <w:pPr>
-        <w:ind w:start="90pt" w:hanging="18pt"/>
+      <w:lvlJc w:val="left"/>
+      <w:pPr>
+        <w:ind w:left="1800" w:hanging="360"/>
       </w:pPr>
       <w:rPr>
         <w:rFonts w:ascii="Symbol" w:hAnsi="Symbol" w:hint="default"/>
@@ -2803,9 +2803,9 @@
       <w:start w:val="1"/>
       <w:numFmt w:val="bullet"/>
       <w:lvlText w:val="o"/>
-      <w:lvlJc w:val="start"/>
-      <w:pPr>
-        <w:ind w:start="126pt" w:hanging="18pt"/>
+      <w:lvlJc w:val="left"/>
+      <w:pPr>
+        <w:ind w:left="2520" w:hanging="360"/>
       </w:pPr>
       <w:rPr>
         <w:rFonts w:ascii="Courier New" w:hAnsi="Courier New" w:cs="Courier New" w:hint="default"/>
@@ -2815,9 +2815,9 @@
       <w:start w:val="1"/>
       <w:numFmt w:val="bullet"/>
       <w:lvlText w:val=""/>
-      <w:lvlJc w:val="start"/>
-      <w:pPr>
-        <w:ind w:start="162pt" w:hanging="18pt"/>
+      <w:lvlJc w:val="left"/>
+      <w:pPr>
+        <w:ind w:left="3240" w:hanging="360"/>
       </w:pPr>
       <w:rPr>
         <w:rFonts w:ascii="Wingdings" w:hAnsi="Wingdings" w:hint="default"/>
@@ -2827,9 +2827,9 @@
       <w:start w:val="1"/>
       <w:numFmt w:val="bullet"/>
       <w:lvlText w:val=""/>
-      <w:lvlJc w:val="start"/>
-      <w:pPr>
-        <w:ind w:start="198pt" w:hanging="18pt"/>
+      <w:lvlJc w:val="left"/>
+      <w:pPr>
+        <w:ind w:left="3960" w:hanging="360"/>
       </w:pPr>
       <w:rPr>
         <w:rFonts w:ascii="Symbol" w:hAnsi="Symbol" w:hint="default"/>
@@ -2839,9 +2839,9 @@
       <w:start w:val="1"/>
       <w:numFmt w:val="bullet"/>
       <w:lvlText w:val="o"/>
-      <w:lvlJc w:val="start"/>
-      <w:pPr>
-        <w:ind w:start="234pt" w:hanging="18pt"/>
+      <w:lvlJc w:val="left"/>
+      <w:pPr>
+        <w:ind w:left="4680" w:hanging="360"/>
       </w:pPr>
       <w:rPr>
         <w:rFonts w:ascii="Courier New" w:hAnsi="Courier New" w:cs="Courier New" w:hint="default"/>
@@ -2851,9 +2851,9 @@
       <w:start w:val="1"/>
       <w:numFmt w:val="bullet"/>
       <w:lvlText w:val=""/>
-      <w:lvlJc w:val="start"/>
-      <w:pPr>
-        <w:ind w:start="270pt" w:hanging="18pt"/>
+      <w:lvlJc w:val="left"/>
+      <w:pPr>
+        <w:ind w:left="5400" w:hanging="360"/>
       </w:pPr>
       <w:rPr>
         <w:rFonts w:ascii="Wingdings" w:hAnsi="Wingdings" w:hint="default"/>
@@ -2863,9 +2863,9 @@
       <w:start w:val="1"/>
       <w:numFmt w:val="bullet"/>
       <w:lvlText w:val=""/>
-      <w:lvlJc w:val="start"/>
-      <w:pPr>
-        <w:ind w:start="306pt" w:hanging="18pt"/>
+      <w:lvlJc w:val="left"/>
+      <w:pPr>
+        <w:ind w:left="6120" w:hanging="360"/>
       </w:pPr>
       <w:rPr>
         <w:rFonts w:ascii="Symbol" w:hAnsi="Symbol" w:hint="default"/>
@@ -2875,9 +2875,9 @@
       <w:start w:val="1"/>
       <w:numFmt w:val="bullet"/>
       <w:lvlText w:val="o"/>
-      <w:lvlJc w:val="start"/>
-      <w:pPr>
-        <w:ind w:start="342pt" w:hanging="18pt"/>
+      <w:lvlJc w:val="left"/>
+      <w:pPr>
+        <w:ind w:left="6840" w:hanging="360"/>
       </w:pPr>
       <w:rPr>
         <w:rFonts w:ascii="Courier New" w:hAnsi="Courier New" w:cs="Courier New" w:hint="default"/>
@@ -2887,9 +2887,9 @@
       <w:start w:val="1"/>
       <w:numFmt w:val="bullet"/>
       <w:lvlText w:val=""/>
-      <w:lvlJc w:val="start"/>
-      <w:pPr>
-        <w:ind w:start="378pt" w:hanging="18pt"/>
+      <w:lvlJc w:val="left"/>
+      <w:pPr>
+        <w:ind w:left="7560" w:hanging="360"/>
       </w:pPr>
       <w:rPr>
         <w:rFonts w:ascii="Wingdings" w:hAnsi="Wingdings" w:hint="default"/>
@@ -2904,9 +2904,9 @@
       <w:start w:val="1"/>
       <w:numFmt w:val="hebrew1"/>
       <w:lvlText w:val="%1."/>
-      <w:lvlJc w:val="start"/>
-      <w:pPr>
-        <w:ind w:start="57pt" w:hanging="18pt"/>
+      <w:lvlJc w:val="left"/>
+      <w:pPr>
+        <w:ind w:left="1140" w:hanging="360"/>
       </w:pPr>
       <w:rPr>
         <w:rFonts w:hint="default"/>
@@ -2917,72 +2917,72 @@
       <w:start w:val="1"/>
       <w:numFmt w:val="lowerLetter"/>
       <w:lvlText w:val="%2."/>
-      <w:lvlJc w:val="start"/>
-      <w:pPr>
-        <w:ind w:start="93pt" w:hanging="18pt"/>
+      <w:lvlJc w:val="left"/>
+      <w:pPr>
+        <w:ind w:left="1860" w:hanging="360"/>
       </w:pPr>
     </w:lvl>
     <w:lvl w:ilvl="2" w:tplc="0409001B" w:tentative="1">
       <w:start w:val="1"/>
       <w:numFmt w:val="lowerRoman"/>
       <w:lvlText w:val="%3."/>
-      <w:lvlJc w:val="end"/>
-      <w:pPr>
-        <w:ind w:start="129pt" w:hanging="9pt"/>
+      <w:lvlJc w:val="right"/>
+      <w:pPr>
+        <w:ind w:left="2580" w:hanging="180"/>
       </w:pPr>
     </w:lvl>
     <w:lvl w:ilvl="3" w:tplc="0409000F" w:tentative="1">
       <w:start w:val="1"/>
       <w:numFmt w:val="decimal"/>
       <w:lvlText w:val="%4."/>
-      <w:lvlJc w:val="start"/>
-      <w:pPr>
-        <w:ind w:start="165pt" w:hanging="18pt"/>
+      <w:lvlJc w:val="left"/>
+      <w:pPr>
+        <w:ind w:left="3300" w:hanging="360"/>
       </w:pPr>
     </w:lvl>
     <w:lvl w:ilvl="4" w:tplc="04090019" w:tentative="1">
       <w:start w:val="1"/>
       <w:numFmt w:val="lowerLetter"/>
       <w:lvlText w:val="%5."/>
-      <w:lvlJc w:val="start"/>
-      <w:pPr>
-        <w:ind w:start="201pt" w:hanging="18pt"/>
+      <w:lvlJc w:val="left"/>
+      <w:pPr>
+        <w:ind w:left="4020" w:hanging="360"/>
       </w:pPr>
     </w:lvl>
     <w:lvl w:ilvl="5" w:tplc="0409001B" w:tentative="1">
       <w:start w:val="1"/>
       <w:numFmt w:val="lowerRoman"/>
       <w:lvlText w:val="%6."/>
-      <w:lvlJc w:val="end"/>
-      <w:pPr>
-        <w:ind w:start="237pt" w:hanging="9pt"/>
+      <w:lvlJc w:val="right"/>
+      <w:pPr>
+        <w:ind w:left="4740" w:hanging="180"/>
       </w:pPr>
     </w:lvl>
     <w:lvl w:ilvl="6" w:tplc="0409000F" w:tentative="1">
       <w:start w:val="1"/>
       <w:numFmt w:val="decimal"/>
       <w:lvlText w:val="%7."/>
-      <w:lvlJc w:val="start"/>
-      <w:pPr>
-        <w:ind w:start="273pt" w:hanging="18pt"/>
+      <w:lvlJc w:val="left"/>
+      <w:pPr>
+        <w:ind w:left="5460" w:hanging="360"/>
       </w:pPr>
     </w:lvl>
     <w:lvl w:ilvl="7" w:tplc="04090019" w:tentative="1">
       <w:start w:val="1"/>
       <w:numFmt w:val="lowerLetter"/>
       <w:lvlText w:val="%8."/>
-      <w:lvlJc w:val="start"/>
-      <w:pPr>
-        <w:ind w:start="309pt" w:hanging="18pt"/>
+      <w:lvlJc w:val="left"/>
+      <w:pPr>
+        <w:ind w:left="6180" w:hanging="360"/>
       </w:pPr>
     </w:lvl>
     <w:lvl w:ilvl="8" w:tplc="0409001B" w:tentative="1">
       <w:start w:val="1"/>
       <w:numFmt w:val="lowerRoman"/>
       <w:lvlText w:val="%9."/>
-      <w:lvlJc w:val="end"/>
-      <w:pPr>
-        <w:ind w:start="345pt" w:hanging="9pt"/>
+      <w:lvlJc w:val="right"/>
+      <w:pPr>
+        <w:ind w:left="6900" w:hanging="180"/>
       </w:pPr>
     </w:lvl>
   </w:abstractNum>
@@ -2994,9 +2994,9 @@
       <w:start w:val="4"/>
       <w:numFmt w:val="decimal"/>
       <w:lvlText w:val="%1."/>
-      <w:lvlJc w:val="start"/>
-      <w:pPr>
-        <w:ind w:start="36pt" w:hanging="18pt"/>
+      <w:lvlJc w:val="left"/>
+      <w:pPr>
+        <w:ind w:left="720" w:hanging="360"/>
       </w:pPr>
       <w:rPr>
         <w:rFonts w:hint="default"/>
@@ -3009,9 +3009,9 @@
       <w:numFmt w:val="decimal"/>
       <w:isLgl/>
       <w:lvlText w:val="%1.%2"/>
-      <w:lvlJc w:val="start"/>
-      <w:pPr>
-        <w:ind w:start="54pt" w:hanging="18pt"/>
+      <w:lvlJc w:val="left"/>
+      <w:pPr>
+        <w:ind w:left="1080" w:hanging="360"/>
       </w:pPr>
       <w:rPr>
         <w:rFonts w:hint="default"/>
@@ -3022,9 +3022,9 @@
       <w:numFmt w:val="decimalZero"/>
       <w:isLgl/>
       <w:lvlText w:val="%1.%2.%3"/>
-      <w:lvlJc w:val="start"/>
-      <w:pPr>
-        <w:ind w:start="90pt" w:hanging="36pt"/>
+      <w:lvlJc w:val="left"/>
+      <w:pPr>
+        <w:ind w:left="1800" w:hanging="720"/>
       </w:pPr>
       <w:rPr>
         <w:rFonts w:hint="default"/>
@@ -3035,9 +3035,9 @@
       <w:numFmt w:val="decimal"/>
       <w:isLgl/>
       <w:lvlText w:val="%1.%2.%3.%4"/>
-      <w:lvlJc w:val="start"/>
-      <w:pPr>
-        <w:ind w:start="126pt" w:hanging="54pt"/>
+      <w:lvlJc w:val="left"/>
+      <w:pPr>
+        <w:ind w:left="2520" w:hanging="1080"/>
       </w:pPr>
       <w:rPr>
         <w:rFonts w:hint="default"/>
@@ -3048,9 +3048,9 @@
       <w:numFmt w:val="decimal"/>
       <w:isLgl/>
       <w:lvlText w:val="%1.%2.%3.%4.%5"/>
-      <w:lvlJc w:val="start"/>
-      <w:pPr>
-        <w:ind w:start="144pt" w:hanging="54pt"/>
+      <w:lvlJc w:val="left"/>
+      <w:pPr>
+        <w:ind w:left="2880" w:hanging="1080"/>
       </w:pPr>
       <w:rPr>
         <w:rFonts w:hint="default"/>
@@ -3061,9 +3061,9 @@
       <w:numFmt w:val="decimal"/>
       <w:isLgl/>
       <w:lvlText w:val="%1.%2.%3.%4.%5.%6"/>
-      <w:lvlJc w:val="start"/>
-      <w:pPr>
-        <w:ind w:start="180pt" w:hanging="72pt"/>
+      <w:lvlJc w:val="left"/>
+      <w:pPr>
+        <w:ind w:left="3600" w:hanging="1440"/>
       </w:pPr>
       <w:rPr>
         <w:rFonts w:hint="default"/>
@@ -3074,9 +3074,9 @@
       <w:numFmt w:val="decimal"/>
       <w:isLgl/>
       <w:lvlText w:val="%1.%2.%3.%4.%5.%6.%7"/>
-      <w:lvlJc w:val="start"/>
-      <w:pPr>
-        <w:ind w:start="198pt" w:hanging="72pt"/>
+      <w:lvlJc w:val="left"/>
+      <w:pPr>
+        <w:ind w:left="3960" w:hanging="1440"/>
       </w:pPr>
       <w:rPr>
         <w:rFonts w:hint="default"/>
@@ -3087,9 +3087,9 @@
       <w:numFmt w:val="decimal"/>
       <w:isLgl/>
       <w:lvlText w:val="%1.%2.%3.%4.%5.%6.%7.%8"/>
-      <w:lvlJc w:val="start"/>
-      <w:pPr>
-        <w:ind w:start="234pt" w:hanging="90pt"/>
+      <w:lvlJc w:val="left"/>
+      <w:pPr>
+        <w:ind w:left="4680" w:hanging="1800"/>
       </w:pPr>
       <w:rPr>
         <w:rFonts w:hint="default"/>
@@ -3100,9 +3100,9 @@
       <w:numFmt w:val="decimal"/>
       <w:isLgl/>
       <w:lvlText w:val="%1.%2.%3.%4.%5.%6.%7.%8.%9"/>
-      <w:lvlJc w:val="start"/>
-      <w:pPr>
-        <w:ind w:start="252pt" w:hanging="90pt"/>
+      <w:lvlJc w:val="left"/>
+      <w:pPr>
+        <w:ind w:left="5040" w:hanging="1800"/>
       </w:pPr>
       <w:rPr>
         <w:rFonts w:hint="default"/>
@@ -3117,9 +3117,9 @@
       <w:start w:val="1"/>
       <w:numFmt w:val="hebrew1"/>
       <w:lvlText w:val="%1."/>
-      <w:lvlJc w:val="start"/>
-      <w:pPr>
-        <w:ind w:start="54pt" w:hanging="18pt"/>
+      <w:lvlJc w:val="left"/>
+      <w:pPr>
+        <w:ind w:left="1080" w:hanging="360"/>
       </w:pPr>
       <w:rPr>
         <w:rFonts w:hint="default"/>
@@ -3129,72 +3129,72 @@
       <w:start w:val="1"/>
       <w:numFmt w:val="lowerLetter"/>
       <w:lvlText w:val="%2."/>
-      <w:lvlJc w:val="start"/>
-      <w:pPr>
-        <w:ind w:start="90pt" w:hanging="18pt"/>
+      <w:lvlJc w:val="left"/>
+      <w:pPr>
+        <w:ind w:left="1800" w:hanging="360"/>
       </w:pPr>
     </w:lvl>
     <w:lvl w:ilvl="2" w:tplc="0409001B" w:tentative="1">
       <w:start w:val="1"/>
       <w:numFmt w:val="lowerRoman"/>
       <w:lvlText w:val="%3."/>
-      <w:lvlJc w:val="end"/>
-      <w:pPr>
-        <w:ind w:start="126pt" w:hanging="9pt"/>
+      <w:lvlJc w:val="right"/>
+      <w:pPr>
+        <w:ind w:left="2520" w:hanging="180"/>
       </w:pPr>
     </w:lvl>
     <w:lvl w:ilvl="3" w:tplc="0409000F" w:tentative="1">
       <w:start w:val="1"/>
       <w:numFmt w:val="decimal"/>
       <w:lvlText w:val="%4."/>
-      <w:lvlJc w:val="start"/>
-      <w:pPr>
-        <w:ind w:start="162pt" w:hanging="18pt"/>
+      <w:lvlJc w:val="left"/>
+      <w:pPr>
+        <w:ind w:left="3240" w:hanging="360"/>
       </w:pPr>
     </w:lvl>
     <w:lvl w:ilvl="4" w:tplc="04090019" w:tentative="1">
       <w:start w:val="1"/>
       <w:numFmt w:val="lowerLetter"/>
       <w:lvlText w:val="%5."/>
-      <w:lvlJc w:val="start"/>
-      <w:pPr>
-        <w:ind w:start="198pt" w:hanging="18pt"/>
+      <w:lvlJc w:val="left"/>
+      <w:pPr>
+        <w:ind w:left="3960" w:hanging="360"/>
       </w:pPr>
     </w:lvl>
     <w:lvl w:ilvl="5" w:tplc="0409001B" w:tentative="1">
       <w:start w:val="1"/>
       <w:numFmt w:val="lowerRoman"/>
       <w:lvlText w:val="%6."/>
-      <w:lvlJc w:val="end"/>
-      <w:pPr>
-        <w:ind w:start="234pt" w:hanging="9pt"/>
+      <w:lvlJc w:val="right"/>
+      <w:pPr>
+        <w:ind w:left="4680" w:hanging="180"/>
       </w:pPr>
     </w:lvl>
     <w:lvl w:ilvl="6" w:tplc="0409000F" w:tentative="1">
       <w:start w:val="1"/>
       <w:numFmt w:val="decimal"/>
       <w:lvlText w:val="%7."/>
-      <w:lvlJc w:val="start"/>
-      <w:pPr>
-        <w:ind w:start="270pt" w:hanging="18pt"/>
+      <w:lvlJc w:val="left"/>
+      <w:pPr>
+        <w:ind w:left="5400" w:hanging="360"/>
       </w:pPr>
     </w:lvl>
     <w:lvl w:ilvl="7" w:tplc="04090019" w:tentative="1">
       <w:start w:val="1"/>
       <w:numFmt w:val="lowerLetter"/>
       <w:lvlText w:val="%8."/>
-      <w:lvlJc w:val="start"/>
-      <w:pPr>
-        <w:ind w:start="306pt" w:hanging="18pt"/>
+      <w:lvlJc w:val="left"/>
+      <w:pPr>
+        <w:ind w:left="6120" w:hanging="360"/>
       </w:pPr>
     </w:lvl>
     <w:lvl w:ilvl="8" w:tplc="0409001B" w:tentative="1">
       <w:start w:val="1"/>
       <w:numFmt w:val="lowerRoman"/>
       <w:lvlText w:val="%9."/>
-      <w:lvlJc w:val="end"/>
-      <w:pPr>
-        <w:ind w:start="342pt" w:hanging="9pt"/>
+      <w:lvlJc w:val="right"/>
+      <w:pPr>
+        <w:ind w:left="6840" w:hanging="180"/>
       </w:pPr>
     </w:lvl>
   </w:abstractNum>
@@ -3206,12 +3206,12 @@
       <w:start w:val="1"/>
       <w:numFmt w:val="decimal"/>
       <w:lvlText w:val="%1."/>
-      <w:lvlJc w:val="start"/>
+      <w:lvlJc w:val="left"/>
       <w:pPr>
         <w:tabs>
-          <w:tab w:val="num" w:pos="18pt"/>
+          <w:tab w:val="num" w:pos="360"/>
         </w:tabs>
-        <w:ind w:start="18pt" w:hanging="18pt"/>
+        <w:ind w:left="360" w:hanging="360"/>
       </w:pPr>
       <w:rPr>
         <w:rFonts w:hint="default"/>
@@ -3221,96 +3221,96 @@
       <w:start w:val="1"/>
       <w:numFmt w:val="lowerLetter"/>
       <w:lvlText w:val="%2."/>
-      <w:lvlJc w:val="start"/>
+      <w:lvlJc w:val="left"/>
       <w:pPr>
         <w:tabs>
-          <w:tab w:val="num" w:pos="70.70pt"/>
+          <w:tab w:val="num" w:pos="1414"/>
         </w:tabs>
-        <w:ind w:start="70.70pt" w:hanging="18pt"/>
+        <w:ind w:left="1414" w:hanging="360"/>
       </w:pPr>
     </w:lvl>
     <w:lvl w:ilvl="2" w:tplc="0409001B" w:tentative="1">
       <w:start w:val="1"/>
       <w:numFmt w:val="lowerRoman"/>
       <w:lvlText w:val="%3."/>
-      <w:lvlJc w:val="end"/>
+      <w:lvlJc w:val="right"/>
       <w:pPr>
         <w:tabs>
-          <w:tab w:val="num" w:pos="106.70pt"/>
+          <w:tab w:val="num" w:pos="2134"/>
         </w:tabs>
-        <w:ind w:start="106.70pt" w:hanging="9pt"/>
+        <w:ind w:left="2134" w:hanging="180"/>
       </w:pPr>
     </w:lvl>
     <w:lvl w:ilvl="3" w:tplc="0409000F" w:tentative="1">
       <w:start w:val="1"/>
       <w:numFmt w:val="decimal"/>
       <w:lvlText w:val="%4."/>
-      <w:lvlJc w:val="start"/>
+      <w:lvlJc w:val="left"/>
       <w:pPr>
         <w:tabs>
-          <w:tab w:val="num" w:pos="142.70pt"/>
+          <w:tab w:val="num" w:pos="2854"/>
         </w:tabs>
-        <w:ind w:start="142.70pt" w:hanging="18pt"/>
+        <w:ind w:left="2854" w:hanging="360"/>
       </w:pPr>
     </w:lvl>
     <w:lvl w:ilvl="4" w:tplc="04090019" w:tentative="1">
       <w:start w:val="1"/>
       <w:numFmt w:val="lowerLetter"/>
       <w:lvlText w:val="%5."/>
-      <w:lvlJc w:val="start"/>
+      <w:lvlJc w:val="left"/>
       <w:pPr>
         <w:tabs>
-          <w:tab w:val="num" w:pos="178.70pt"/>
+          <w:tab w:val="num" w:pos="3574"/>
         </w:tabs>
-        <w:ind w:start="178.70pt" w:hanging="18pt"/>
+        <w:ind w:left="3574" w:hanging="360"/>
       </w:pPr>
     </w:lvl>
     <w:lvl w:ilvl="5" w:tplc="0409001B" w:tentative="1">
       <w:start w:val="1"/>
       <w:numFmt w:val="lowerRoman"/>
       <w:lvlText w:val="%6."/>
-      <w:lvlJc w:val="end"/>
+      <w:lvlJc w:val="right"/>
       <w:pPr>
         <w:tabs>
-          <w:tab w:val="num" w:pos="214.70pt"/>
+          <w:tab w:val="num" w:pos="4294"/>
         </w:tabs>
-        <w:ind w:start="214.70pt" w:hanging="9pt"/>
+        <w:ind w:left="4294" w:hanging="180"/>
       </w:pPr>
     </w:lvl>
     <w:lvl w:ilvl="6" w:tplc="0409000F" w:tentative="1">
       <w:start w:val="1"/>
       <w:numFmt w:val="decimal"/>
       <w:lvlText w:val="%7."/>
-      <w:lvlJc w:val="start"/>
+      <w:lvlJc w:val="left"/>
       <w:pPr>
         <w:tabs>
-          <w:tab w:val="num" w:pos="250.70pt"/>
+          <w:tab w:val="num" w:pos="5014"/>
         </w:tabs>
-        <w:ind w:start="250.70pt" w:hanging="18pt"/>
+        <w:ind w:left="5014" w:hanging="360"/>
       </w:pPr>
     </w:lvl>
     <w:lvl w:ilvl="7" w:tplc="04090019" w:tentative="1">
       <w:start w:val="1"/>
       <w:numFmt w:val="lowerLetter"/>
       <w:lvlText w:val="%8."/>
-      <w:lvlJc w:val="start"/>
+      <w:lvlJc w:val="left"/>
       <w:pPr>
         <w:tabs>
-          <w:tab w:val="num" w:pos="286.70pt"/>
+          <w:tab w:val="num" w:pos="5734"/>
         </w:tabs>
-        <w:ind w:start="286.70pt" w:hanging="18pt"/>
+        <w:ind w:left="5734" w:hanging="360"/>
       </w:pPr>
     </w:lvl>
     <w:lvl w:ilvl="8" w:tplc="0409001B" w:tentative="1">
       <w:start w:val="1"/>
       <w:numFmt w:val="lowerRoman"/>
       <w:lvlText w:val="%9."/>
-      <w:lvlJc w:val="end"/>
+      <w:lvlJc w:val="right"/>
       <w:pPr>
         <w:tabs>
-          <w:tab w:val="num" w:pos="322.70pt"/>
+          <w:tab w:val="num" w:pos="6454"/>
         </w:tabs>
-        <w:ind w:start="322.70pt" w:hanging="9pt"/>
+        <w:ind w:left="6454" w:hanging="180"/>
       </w:pPr>
     </w:lvl>
   </w:abstractNum>
@@ -3322,9 +3322,9 @@
       <w:start w:val="1"/>
       <w:numFmt w:val="hebrew1"/>
       <w:lvlText w:val="%1."/>
-      <w:lvlJc w:val="start"/>
-      <w:pPr>
-        <w:ind w:start="54pt" w:hanging="18pt"/>
+      <w:lvlJc w:val="left"/>
+      <w:pPr>
+        <w:ind w:left="1080" w:hanging="360"/>
       </w:pPr>
       <w:rPr>
         <w:rFonts w:hint="default"/>
@@ -3334,72 +3334,72 @@
       <w:start w:val="1"/>
       <w:numFmt w:val="lowerLetter"/>
       <w:lvlText w:val="%2."/>
-      <w:lvlJc w:val="start"/>
-      <w:pPr>
-        <w:ind w:start="90pt" w:hanging="18pt"/>
+      <w:lvlJc w:val="left"/>
+      <w:pPr>
+        <w:ind w:left="1800" w:hanging="360"/>
       </w:pPr>
     </w:lvl>
     <w:lvl w:ilvl="2" w:tplc="0409001B" w:tentative="1">
       <w:start w:val="1"/>
       <w:numFmt w:val="lowerRoman"/>
       <w:lvlText w:val="%3."/>
-      <w:lvlJc w:val="end"/>
-      <w:pPr>
-        <w:ind w:start="126pt" w:hanging="9pt"/>
+      <w:lvlJc w:val="right"/>
+      <w:pPr>
+        <w:ind w:left="2520" w:hanging="180"/>
       </w:pPr>
     </w:lvl>
     <w:lvl w:ilvl="3" w:tplc="0409000F" w:tentative="1">
       <w:start w:val="1"/>
       <w:numFmt w:val="decimal"/>
       <w:lvlText w:val="%4."/>
-      <w:lvlJc w:val="start"/>
-      <w:pPr>
-        <w:ind w:start="162pt" w:hanging="18pt"/>
+      <w:lvlJc w:val="left"/>
+      <w:pPr>
+        <w:ind w:left="3240" w:hanging="360"/>
       </w:pPr>
     </w:lvl>
     <w:lvl w:ilvl="4" w:tplc="04090019" w:tentative="1">
       <w:start w:val="1"/>
       <w:numFmt w:val="lowerLetter"/>
       <w:lvlText w:val="%5."/>
-      <w:lvlJc w:val="start"/>
-      <w:pPr>
-        <w:ind w:start="198pt" w:hanging="18pt"/>
+      <w:lvlJc w:val="left"/>
+      <w:pPr>
+        <w:ind w:left="3960" w:hanging="360"/>
       </w:pPr>
     </w:lvl>
     <w:lvl w:ilvl="5" w:tplc="0409001B" w:tentative="1">
       <w:start w:val="1"/>
       <w:numFmt w:val="lowerRoman"/>
       <w:lvlText w:val="%6."/>
-      <w:lvlJc w:val="end"/>
-      <w:pPr>
-        <w:ind w:start="234pt" w:hanging="9pt"/>
+      <w:lvlJc w:val="right"/>
+      <w:pPr>
+        <w:ind w:left="4680" w:hanging="180"/>
       </w:pPr>
     </w:lvl>
     <w:lvl w:ilvl="6" w:tplc="0409000F" w:tentative="1">
       <w:start w:val="1"/>
       <w:numFmt w:val="decimal"/>
       <w:lvlText w:val="%7."/>
-      <w:lvlJc w:val="start"/>
-      <w:pPr>
-        <w:ind w:start="270pt" w:hanging="18pt"/>
+      <w:lvlJc w:val="left"/>
+      <w:pPr>
+        <w:ind w:left="5400" w:hanging="360"/>
       </w:pPr>
     </w:lvl>
     <w:lvl w:ilvl="7" w:tplc="04090019" w:tentative="1">
       <w:start w:val="1"/>
       <w:numFmt w:val="lowerLetter"/>
       <w:lvlText w:val="%8."/>
-      <w:lvlJc w:val="start"/>
-      <w:pPr>
-        <w:ind w:start="306pt" w:hanging="18pt"/>
+      <w:lvlJc w:val="left"/>
+      <w:pPr>
+        <w:ind w:left="6120" w:hanging="360"/>
       </w:pPr>
     </w:lvl>
     <w:lvl w:ilvl="8" w:tplc="0409001B" w:tentative="1">
       <w:start w:val="1"/>
       <w:numFmt w:val="lowerRoman"/>
       <w:lvlText w:val="%9."/>
-      <w:lvlJc w:val="end"/>
-      <w:pPr>
-        <w:ind w:start="342pt" w:hanging="9pt"/>
+      <w:lvlJc w:val="right"/>
+      <w:pPr>
+        <w:ind w:left="6840" w:hanging="180"/>
       </w:pPr>
     </w:lvl>
   </w:abstractNum>
@@ -3411,9 +3411,9 @@
       <w:start w:val="1"/>
       <w:numFmt w:val="decimal"/>
       <w:lvlText w:val="%1."/>
-      <w:lvlJc w:val="start"/>
-      <w:pPr>
-        <w:ind w:start="71.40pt" w:hanging="18pt"/>
+      <w:lvlJc w:val="left"/>
+      <w:pPr>
+        <w:ind w:left="1428" w:hanging="360"/>
       </w:pPr>
       <w:rPr>
         <w:rFonts w:hint="default"/>
@@ -3423,72 +3423,72 @@
       <w:start w:val="1"/>
       <w:numFmt w:val="lowerLetter"/>
       <w:lvlText w:val="%2."/>
-      <w:lvlJc w:val="start"/>
-      <w:pPr>
-        <w:ind w:start="107.40pt" w:hanging="18pt"/>
+      <w:lvlJc w:val="left"/>
+      <w:pPr>
+        <w:ind w:left="2148" w:hanging="360"/>
       </w:pPr>
     </w:lvl>
     <w:lvl w:ilvl="2" w:tplc="0409001B" w:tentative="1">
       <w:start w:val="1"/>
       <w:numFmt w:val="lowerRoman"/>
       <w:lvlText w:val="%3."/>
-      <w:lvlJc w:val="end"/>
-      <w:pPr>
-        <w:ind w:start="143.40pt" w:hanging="9pt"/>
+      <w:lvlJc w:val="right"/>
+      <w:pPr>
+        <w:ind w:left="2868" w:hanging="180"/>
       </w:pPr>
     </w:lvl>
     <w:lvl w:ilvl="3" w:tplc="0409000F" w:tentative="1">
       <w:start w:val="1"/>
       <w:numFmt w:val="decimal"/>
       <w:lvlText w:val="%4."/>
-      <w:lvlJc w:val="start"/>
-      <w:pPr>
-        <w:ind w:start="179.40pt" w:hanging="18pt"/>
+      <w:lvlJc w:val="left"/>
+      <w:pPr>
+        <w:ind w:left="3588" w:hanging="360"/>
       </w:pPr>
     </w:lvl>
     <w:lvl w:ilvl="4" w:tplc="04090019" w:tentative="1">
       <w:start w:val="1"/>
       <w:numFmt w:val="lowerLetter"/>
       <w:lvlText w:val="%5."/>
-      <w:lvlJc w:val="start"/>
-      <w:pPr>
-        <w:ind w:start="215.40pt" w:hanging="18pt"/>
+      <w:lvlJc w:val="left"/>
+      <w:pPr>
+        <w:ind w:left="4308" w:hanging="360"/>
       </w:pPr>
     </w:lvl>
     <w:lvl w:ilvl="5" w:tplc="0409001B" w:tentative="1">
       <w:start w:val="1"/>
       <w:numFmt w:val="lowerRoman"/>
       <w:lvlText w:val="%6."/>
-      <w:lvlJc w:val="end"/>
-      <w:pPr>
-        <w:ind w:start="251.40pt" w:hanging="9pt"/>
+      <w:lvlJc w:val="right"/>
+      <w:pPr>
+        <w:ind w:left="5028" w:hanging="180"/>
       </w:pPr>
     </w:lvl>
     <w:lvl w:ilvl="6" w:tplc="0409000F" w:tentative="1">
       <w:start w:val="1"/>
       <w:numFmt w:val="decimal"/>
       <w:lvlText w:val="%7."/>
-      <w:lvlJc w:val="start"/>
-      <w:pPr>
-        <w:ind w:start="287.40pt" w:hanging="18pt"/>
+      <w:lvlJc w:val="left"/>
+      <w:pPr>
+        <w:ind w:left="5748" w:hanging="360"/>
       </w:pPr>
     </w:lvl>
     <w:lvl w:ilvl="7" w:tplc="04090019" w:tentative="1">
       <w:start w:val="1"/>
       <w:numFmt w:val="lowerLetter"/>
       <w:lvlText w:val="%8."/>
-      <w:lvlJc w:val="start"/>
-      <w:pPr>
-        <w:ind w:start="323.40pt" w:hanging="18pt"/>
+      <w:lvlJc w:val="left"/>
+      <w:pPr>
+        <w:ind w:left="6468" w:hanging="360"/>
       </w:pPr>
     </w:lvl>
     <w:lvl w:ilvl="8" w:tplc="0409001B" w:tentative="1">
       <w:start w:val="1"/>
       <w:numFmt w:val="lowerRoman"/>
       <w:lvlText w:val="%9."/>
-      <w:lvlJc w:val="end"/>
-      <w:pPr>
-        <w:ind w:start="359.40pt" w:hanging="9pt"/>
+      <w:lvlJc w:val="right"/>
+      <w:pPr>
+        <w:ind w:left="7188" w:hanging="180"/>
       </w:pPr>
     </w:lvl>
   </w:abstractNum>
@@ -3500,9 +3500,9 @@
       <w:start w:val="1"/>
       <w:numFmt w:val="hebrew1"/>
       <w:lvlText w:val="%1."/>
-      <w:lvlJc w:val="start"/>
-      <w:pPr>
-        <w:ind w:start="54pt" w:hanging="18pt"/>
+      <w:lvlJc w:val="left"/>
+      <w:pPr>
+        <w:ind w:left="1080" w:hanging="360"/>
       </w:pPr>
       <w:rPr>
         <w:rFonts w:hint="default"/>
@@ -3513,72 +3513,72 @@
       <w:start w:val="1"/>
       <w:numFmt w:val="lowerLetter"/>
       <w:lvlText w:val="%2."/>
-      <w:lvlJc w:val="start"/>
-      <w:pPr>
-        <w:ind w:start="90pt" w:hanging="18pt"/>
+      <w:lvlJc w:val="left"/>
+      <w:pPr>
+        <w:ind w:left="1800" w:hanging="360"/>
       </w:pPr>
     </w:lvl>
     <w:lvl w:ilvl="2" w:tplc="0409001B" w:tentative="1">
       <w:start w:val="1"/>
       <w:numFmt w:val="lowerRoman"/>
       <w:lvlText w:val="%3."/>
-      <w:lvlJc w:val="end"/>
-      <w:pPr>
-        <w:ind w:start="126pt" w:hanging="9pt"/>
+      <w:lvlJc w:val="right"/>
+      <w:pPr>
+        <w:ind w:left="2520" w:hanging="180"/>
       </w:pPr>
     </w:lvl>
     <w:lvl w:ilvl="3" w:tplc="0409000F" w:tentative="1">
       <w:start w:val="1"/>
       <w:numFmt w:val="decimal"/>
       <w:lvlText w:val="%4."/>
-      <w:lvlJc w:val="start"/>
-      <w:pPr>
-        <w:ind w:start="162pt" w:hanging="18pt"/>
+      <w:lvlJc w:val="left"/>
+      <w:pPr>
+        <w:ind w:left="3240" w:hanging="360"/>
       </w:pPr>
     </w:lvl>
     <w:lvl w:ilvl="4" w:tplc="04090019" w:tentative="1">
       <w:start w:val="1"/>
       <w:numFmt w:val="lowerLetter"/>
       <w:lvlText w:val="%5."/>
-      <w:lvlJc w:val="start"/>
-      <w:pPr>
-        <w:ind w:start="198pt" w:hanging="18pt"/>
+      <w:lvlJc w:val="left"/>
+      <w:pPr>
+        <w:ind w:left="3960" w:hanging="360"/>
       </w:pPr>
     </w:lvl>
     <w:lvl w:ilvl="5" w:tplc="0409001B" w:tentative="1">
       <w:start w:val="1"/>
       <w:numFmt w:val="lowerRoman"/>
       <w:lvlText w:val="%6."/>
-      <w:lvlJc w:val="end"/>
-      <w:pPr>
-        <w:ind w:start="234pt" w:hanging="9pt"/>
+      <w:lvlJc w:val="right"/>
+      <w:pPr>
+        <w:ind w:left="4680" w:hanging="180"/>
       </w:pPr>
     </w:lvl>
     <w:lvl w:ilvl="6" w:tplc="0409000F" w:tentative="1">
       <w:start w:val="1"/>
       <w:numFmt w:val="decimal"/>
       <w:lvlText w:val="%7."/>
-      <w:lvlJc w:val="start"/>
-      <w:pPr>
-        <w:ind w:start="270pt" w:hanging="18pt"/>
+      <w:lvlJc w:val="left"/>
+      <w:pPr>
+        <w:ind w:left="5400" w:hanging="360"/>
       </w:pPr>
     </w:lvl>
     <w:lvl w:ilvl="7" w:tplc="04090019" w:tentative="1">
       <w:start w:val="1"/>
       <w:numFmt w:val="lowerLetter"/>
       <w:lvlText w:val="%8."/>
-      <w:lvlJc w:val="start"/>
-      <w:pPr>
-        <w:ind w:start="306pt" w:hanging="18pt"/>
+      <w:lvlJc w:val="left"/>
+      <w:pPr>
+        <w:ind w:left="6120" w:hanging="360"/>
       </w:pPr>
     </w:lvl>
     <w:lvl w:ilvl="8" w:tplc="0409001B" w:tentative="1">
       <w:start w:val="1"/>
       <w:numFmt w:val="lowerRoman"/>
       <w:lvlText w:val="%9."/>
-      <w:lvlJc w:val="end"/>
-      <w:pPr>
-        <w:ind w:start="342pt" w:hanging="9pt"/>
+      <w:lvlJc w:val="right"/>
+      <w:pPr>
+        <w:ind w:left="6840" w:hanging="180"/>
       </w:pPr>
     </w:lvl>
   </w:abstractNum>
@@ -3632,7 +3632,7 @@
 </file>
 
 <file path=word/styles.xml><?xml version="1.0" encoding="utf-8"?>
-<w:styles xmlns:mc="http://schemas.openxmlformats.org/markup-compatibility/2006" xmlns:r="http://purl.oclc.org/ooxml/officeDocument/relationships" xmlns:w="http://purl.oclc.org/ooxml/wordprocessingml/main" xmlns:w14="http://schemas.microsoft.com/office/word/2010/wordml" xmlns:w15="http://schemas.microsoft.com/office/word/2012/wordml" xmlns:w16cex="http://schemas.microsoft.com/office/word/2018/wordml/cex" xmlns:w16cid="http://schemas.microsoft.com/office/word/2016/wordml/cid" xmlns:w16="http://schemas.microsoft.com/office/word/2018/wordml" xmlns:w16du="http://schemas.microsoft.com/office/word/2023/wordml/word16du" xmlns:w16sdtdh="http://schemas.microsoft.com/office/word/2020/wordml/sdtdatahash" xmlns:w16sdtfl="http://schemas.microsoft.com/office/word/2024/wordml/sdtformatlock" xmlns:w16se="http://schemas.microsoft.com/office/word/2015/wordml/symex" mc:Ignorable="w14 w15 w16se w16cid w16 w16cex w16sdtdh w16sdtfl w16du">
+<w:styles xmlns:mc="http://schemas.openxmlformats.org/markup-compatibility/2006" xmlns:r="http://schemas.openxmlformats.org/officeDocument/2006/relationships" xmlns:w="http://schemas.openxmlformats.org/wordprocessingml/2006/main" xmlns:w14="http://schemas.microsoft.com/office/word/2010/wordml" xmlns:w15="http://schemas.microsoft.com/office/word/2012/wordml" xmlns:w16cex="http://schemas.microsoft.com/office/word/2018/wordml/cex" xmlns:w16cid="http://schemas.microsoft.com/office/word/2016/wordml/cid" xmlns:w16="http://schemas.microsoft.com/office/word/2018/wordml" xmlns:w16du="http://schemas.microsoft.com/office/word/2023/wordml/word16du" xmlns:w16sdtdh="http://schemas.microsoft.com/office/word/2020/wordml/sdtdatahash" xmlns:w16sdtfl="http://schemas.microsoft.com/office/word/2024/wordml/sdtformatlock" xmlns:w16se="http://schemas.microsoft.com/office/word/2015/wordml/symex" mc:Ignorable="w14 w15 w16se w16cid w16 w16cex w16sdtdh w16sdtfl w16du">
   <w:docDefaults>
     <w:rPrDefault>
       <w:rPr>
@@ -3938,6 +3938,7 @@
   <w:style w:type="character" w:default="1" w:styleId="DefaultParagraphFont">
     <w:name w:val="Default Paragraph Font"/>
     <w:uiPriority w:val="1"/>
+    <w:semiHidden/>
     <w:unhideWhenUsed/>
   </w:style>
   <w:style w:type="table" w:default="1" w:styleId="TableNormal">
@@ -3946,12 +3947,12 @@
     <w:semiHidden/>
     <w:unhideWhenUsed/>
     <w:tblPr>
-      <w:tblInd w:w="0pt" w:type="dxa"/>
+      <w:tblInd w:w="0" w:type="dxa"/>
       <w:tblCellMar>
-        <w:top w:w="0pt" w:type="dxa"/>
-        <w:start w:w="5.40pt" w:type="dxa"/>
-        <w:bottom w:w="0pt" w:type="dxa"/>
-        <w:end w:w="5.40pt" w:type="dxa"/>
+        <w:top w:w="0" w:type="dxa"/>
+        <w:left w:w="108" w:type="dxa"/>
+        <w:bottom w:w="0" w:type="dxa"/>
+        <w:right w:w="108" w:type="dxa"/>
       </w:tblCellMar>
     </w:tblPr>
   </w:style>
@@ -3967,8 +3968,8 @@
     <w:rsid w:val="00240406"/>
     <w:pPr>
       <w:tabs>
-        <w:tab w:val="center" w:pos="207.65pt"/>
-        <w:tab w:val="end" w:pos="415.30pt"/>
+        <w:tab w:val="center" w:pos="4153"/>
+        <w:tab w:val="right" w:pos="8306"/>
       </w:tabs>
     </w:pPr>
   </w:style>
@@ -3978,8 +3979,8 @@
     <w:rsid w:val="00240406"/>
     <w:pPr>
       <w:tabs>
-        <w:tab w:val="center" w:pos="207.65pt"/>
-        <w:tab w:val="end" w:pos="415.30pt"/>
+        <w:tab w:val="center" w:pos="4153"/>
+        <w:tab w:val="right" w:pos="8306"/>
       </w:tabs>
     </w:pPr>
   </w:style>
@@ -4006,7 +4007,7 @@
     <w:qFormat/>
     <w:rsid w:val="00266DB4"/>
     <w:pPr>
-      <w:ind w:start="36pt"/>
+      <w:ind w:left="720"/>
     </w:pPr>
   </w:style>
   <w:style w:type="character" w:styleId="Hyperlink">
@@ -4034,9 +4035,9 @@
     <w:tblPr>
       <w:tblBorders>
         <w:top w:val="single" w:sz="4" w:space="0" w:color="auto"/>
-        <w:start w:val="single" w:sz="4" w:space="0" w:color="auto"/>
+        <w:left w:val="single" w:sz="4" w:space="0" w:color="auto"/>
         <w:bottom w:val="single" w:sz="4" w:space="0" w:color="auto"/>
-        <w:end w:val="single" w:sz="4" w:space="0" w:color="auto"/>
+        <w:right w:val="single" w:sz="4" w:space="0" w:color="auto"/>
         <w:insideH w:val="single" w:sz="4" w:space="0" w:color="auto"/>
         <w:insideV w:val="single" w:sz="4" w:space="0" w:color="auto"/>
       </w:tblBorders>
@@ -4046,7 +4047,7 @@
 </file>
 
 <file path=word/theme/theme1.xml><?xml version="1.0" encoding="utf-8"?>
-<a:theme xmlns:a="http://purl.oclc.org/ooxml/drawingml/main" name="Office Theme">
+<a:theme xmlns:a="http://schemas.openxmlformats.org/drawingml/2006/main" name="Office Theme">
   <a:themeElements>
     <a:clrScheme name="Office">
       <a:dk1>
@@ -4199,25 +4200,25 @@
         </a:solidFill>
         <a:gradFill rotWithShape="1">
           <a:gsLst>
-            <a:gs pos="0%">
+            <a:gs pos="0">
               <a:schemeClr val="phClr">
-                <a:lumMod val="110%"/>
-                <a:satMod val="105%"/>
-                <a:tint val="67%"/>
+                <a:lumMod val="110000"/>
+                <a:satMod val="105000"/>
+                <a:tint val="67000"/>
               </a:schemeClr>
             </a:gs>
-            <a:gs pos="50%">
+            <a:gs pos="50000">
               <a:schemeClr val="phClr">
-                <a:lumMod val="105%"/>
-                <a:satMod val="103%"/>
-                <a:tint val="73%"/>
+                <a:lumMod val="105000"/>
+                <a:satMod val="103000"/>
+                <a:tint val="73000"/>
               </a:schemeClr>
             </a:gs>
-            <a:gs pos="100%">
+            <a:gs pos="100000">
               <a:schemeClr val="phClr">
-                <a:lumMod val="105%"/>
-                <a:satMod val="109%"/>
-                <a:tint val="81%"/>
+                <a:lumMod val="105000"/>
+                <a:satMod val="109000"/>
+                <a:tint val="81000"/>
               </a:schemeClr>
             </a:gs>
           </a:gsLst>
@@ -4225,25 +4226,25 @@
         </a:gradFill>
         <a:gradFill rotWithShape="1">
           <a:gsLst>
-            <a:gs pos="0%">
+            <a:gs pos="0">
               <a:schemeClr val="phClr">
-                <a:satMod val="103%"/>
-                <a:lumMod val="102%"/>
-                <a:tint val="94%"/>
+                <a:satMod val="103000"/>
+                <a:lumMod val="102000"/>
+                <a:tint val="94000"/>
               </a:schemeClr>
             </a:gs>
-            <a:gs pos="50%">
+            <a:gs pos="50000">
               <a:schemeClr val="phClr">
-                <a:satMod val="110%"/>
-                <a:lumMod val="100%"/>
-                <a:shade val="100%"/>
+                <a:satMod val="110000"/>
+                <a:lumMod val="100000"/>
+                <a:shade val="100000"/>
               </a:schemeClr>
             </a:gs>
-            <a:gs pos="100%">
+            <a:gs pos="100000">
               <a:schemeClr val="phClr">
-                <a:lumMod val="99%"/>
-                <a:satMod val="120%"/>
-                <a:shade val="78%"/>
+                <a:lumMod val="99000"/>
+                <a:satMod val="120000"/>
+                <a:shade val="78000"/>
               </a:schemeClr>
             </a:gs>
           </a:gsLst>
@@ -4256,21 +4257,21 @@
             <a:schemeClr val="phClr"/>
           </a:solidFill>
           <a:prstDash val="solid"/>
-          <a:miter lim="800%"/>
+          <a:miter lim="800000"/>
         </a:ln>
         <a:ln w="19050" cap="flat" cmpd="sng" algn="ctr">
           <a:solidFill>
             <a:schemeClr val="phClr"/>
           </a:solidFill>
           <a:prstDash val="solid"/>
-          <a:miter lim="800%"/>
+          <a:miter lim="800000"/>
         </a:ln>
         <a:ln w="25400" cap="flat" cmpd="sng" algn="ctr">
           <a:solidFill>
             <a:schemeClr val="phClr"/>
           </a:solidFill>
           <a:prstDash val="solid"/>
-          <a:miter lim="800%"/>
+          <a:miter lim="800000"/>
         </a:ln>
       </a:lnStyleLst>
       <a:effectStyleLst>
@@ -4284,7 +4285,7 @@
           <a:effectLst>
             <a:outerShdw blurRad="57150" dist="19050" dir="5400000" algn="ctr" rotWithShape="0">
               <a:srgbClr val="000000">
-                <a:alpha val="63%"/>
+                <a:alpha val="63000"/>
               </a:srgbClr>
             </a:outerShdw>
           </a:effectLst>
@@ -4296,32 +4297,32 @@
         </a:solidFill>
         <a:solidFill>
           <a:schemeClr val="phClr">
-            <a:tint val="95%"/>
-            <a:satMod val="170%"/>
+            <a:tint val="95000"/>
+            <a:satMod val="170000"/>
           </a:schemeClr>
         </a:solidFill>
         <a:gradFill rotWithShape="1">
           <a:gsLst>
-            <a:gs pos="0%">
+            <a:gs pos="0">
               <a:schemeClr val="phClr">
-                <a:tint val="93%"/>
-                <a:satMod val="150%"/>
-                <a:shade val="98%"/>
-                <a:lumMod val="102%"/>
+                <a:tint val="93000"/>
+                <a:satMod val="150000"/>
+                <a:shade val="98000"/>
+                <a:lumMod val="102000"/>
               </a:schemeClr>
             </a:gs>
-            <a:gs pos="50%">
+            <a:gs pos="50000">
               <a:schemeClr val="phClr">
-                <a:tint val="98%"/>
-                <a:satMod val="130%"/>
-                <a:shade val="90%"/>
-                <a:lumMod val="103%"/>
+                <a:tint val="98000"/>
+                <a:satMod val="130000"/>
+                <a:shade val="90000"/>
+                <a:lumMod val="103000"/>
               </a:schemeClr>
             </a:gs>
-            <a:gs pos="100%">
+            <a:gs pos="100000">
               <a:schemeClr val="phClr">
-                <a:shade val="63%"/>
-                <a:satMod val="120%"/>
+                <a:shade val="63000"/>
+                <a:satMod val="120000"/>
               </a:schemeClr>
             </a:gs>
           </a:gsLst>
@@ -4365,7 +4366,7 @@
 </file>
 
 <file path=customXml/itemProps1.xml><?xml version="1.0" encoding="utf-8"?>
-<ds:datastoreItem xmlns:ds="http://purl.oclc.org/ooxml/officeDocument/customXml" ds:itemID="{D5E0851A-0B5F-4BAC-9B75-F97C4F52C06F}">
+<ds:datastoreItem xmlns:ds="http://schemas.openxmlformats.org/officeDocument/2006/customXml" ds:itemID="{D5E0851A-0B5F-4BAC-9B75-F97C4F52C06F}">
   <ds:schemaRefs>
     <ds:schemaRef ds:uri="http://schemas.openxmlformats.org/officeDocument/2006/bibliography"/>
   </ds:schemaRefs>

--- a/template.docx
+++ b/template.docx
@@ -323,7 +323,6 @@
       <w:pPr>
         <w:jc w:val="both"/>
         <w:rPr>
-          <w:rFonts w:hint="cs"/>
           <w:sz w:val="27"/>
           <w:rtl/>
         </w:rPr>
@@ -647,7 +646,7 @@
           <w:sz w:val="27"/>
           <w:rtl/>
         </w:rPr>
-        <w:t xml:space="preserve">בתאריך </w:t>
+        <w:t>בתאריך</w:t>
       </w:r>
       <w:r>
         <w:rPr>
@@ -682,6 +681,14 @@
           <w:sz w:val="27"/>
           <w:rtl/>
         </w:rPr>
+        <w:t xml:space="preserve"> </w:t>
+      </w:r>
+      <w:r>
+        <w:rPr>
+          <w:rFonts w:hint="cs"/>
+          <w:sz w:val="27"/>
+          <w:rtl/>
+        </w:rPr>
         <w:t xml:space="preserve">התקיים </w:t>
       </w:r>
       <w:r>
@@ -773,7 +780,7 @@
           <w:sz w:val="27"/>
           <w:rtl/>
         </w:rPr>
-        <w:t xml:space="preserve">ל </w:t>
+        <w:t>ל</w:t>
       </w:r>
       <w:r>
         <w:rPr>
@@ -1004,11 +1011,8 @@
     </w:p>
     <w:p>
       <w:pPr>
-        <w:numPr>
-          <w:ilvl w:val="1"/>
-          <w:numId w:val="3"/>
-        </w:numPr>
         <w:spacing w:line="360" w:lineRule="auto"/>
+        <w:ind w:left="1068"/>
         <w:rPr>
           <w:sz w:val="27"/>
         </w:rPr>

--- a/template.docx
+++ b/template.docx
@@ -223,21 +223,7 @@
           <w:rFonts w:ascii="David" w:hAnsi="David"/>
           <w:sz w:val="27"/>
         </w:rPr>
-        <w:t>}}</w:t>
-      </w:r>
-      <w:r>
-        <w:rPr>
-          <w:rFonts w:ascii="David" w:hAnsi="David"/>
-          <w:sz w:val="27"/>
-        </w:rPr>
-        <w:t>-</w:t>
-      </w:r>
-      <w:r>
-        <w:rPr>
-          <w:rFonts w:ascii="David" w:hAnsi="David"/>
-          <w:sz w:val="27"/>
-        </w:rPr>
-        <w:t>{{</w:t>
+        <w:t>}}-{{</w:t>
       </w:r>
       <w:proofErr w:type="spellStart"/>
       <w:proofErr w:type="gramEnd"/>
@@ -279,6 +265,7 @@
       <w:pPr>
         <w:jc w:val="both"/>
         <w:rPr>
+          <w:rFonts w:ascii="David" w:hAnsi="David"/>
           <w:sz w:val="27"/>
           <w:rtl/>
         </w:rPr>
@@ -314,6 +301,7 @@
       <w:pPr>
         <w:jc w:val="both"/>
         <w:rPr>
+          <w:rFonts w:ascii="David" w:hAnsi="David"/>
           <w:sz w:val="27"/>
           <w:rtl/>
         </w:rPr>
@@ -323,29 +311,22 @@
       <w:pPr>
         <w:jc w:val="both"/>
         <w:rPr>
-          <w:sz w:val="27"/>
-          <w:rtl/>
-        </w:rPr>
-      </w:pPr>
-      <w:r>
-        <w:rPr>
-          <w:rFonts w:hint="cs"/>
-          <w:sz w:val="27"/>
-          <w:rtl/>
-        </w:rPr>
-        <w:t>לידי</w:t>
-      </w:r>
-      <w:r>
-        <w:rPr>
-          <w:rFonts w:hint="cs"/>
-          <w:sz w:val="27"/>
-          <w:rtl/>
-        </w:rPr>
-        <w:t>:</w:t>
-      </w:r>
-      <w:r>
-        <w:rPr>
-          <w:rFonts w:hint="cs"/>
+          <w:rFonts w:ascii="David" w:hAnsi="David"/>
+          <w:sz w:val="27"/>
+          <w:rtl/>
+        </w:rPr>
+      </w:pPr>
+      <w:r>
+        <w:rPr>
+          <w:rFonts w:ascii="David" w:hAnsi="David"/>
+          <w:sz w:val="27"/>
+          <w:rtl/>
+        </w:rPr>
+        <w:t xml:space="preserve">לידי: </w:t>
+      </w:r>
+      <w:r>
+        <w:rPr>
+          <w:rFonts w:ascii="David" w:hAnsi="David"/>
           <w:sz w:val="27"/>
           <w:rtl/>
         </w:rPr>
@@ -353,14 +334,7 @@
       </w:r>
       <w:r>
         <w:rPr>
-          <w:rFonts w:hint="cs"/>
-          <w:sz w:val="27"/>
-          <w:rtl/>
-        </w:rPr>
-        <w:t xml:space="preserve"> </w:t>
-      </w:r>
-      <w:r>
-        <w:rPr>
+          <w:rFonts w:ascii="David" w:hAnsi="David"/>
           <w:sz w:val="27"/>
         </w:rPr>
         <w:t>{{</w:t>
@@ -368,6 +342,7 @@
       <w:proofErr w:type="spellStart"/>
       <w:r>
         <w:rPr>
+          <w:rFonts w:ascii="David" w:hAnsi="David"/>
           <w:sz w:val="27"/>
         </w:rPr>
         <w:t>contact_person</w:t>
@@ -375,6 +350,7 @@
       <w:proofErr w:type="spellEnd"/>
       <w:r>
         <w:rPr>
+          <w:rFonts w:ascii="David" w:hAnsi="David"/>
           <w:sz w:val="27"/>
         </w:rPr>
         <w:t>}}</w:t>
@@ -384,13 +360,14 @@
       <w:pPr>
         <w:jc w:val="both"/>
         <w:rPr>
-          <w:sz w:val="27"/>
-          <w:rtl/>
-        </w:rPr>
-      </w:pPr>
-      <w:r>
-        <w:rPr>
-          <w:rFonts w:hint="cs"/>
+          <w:rFonts w:ascii="David" w:hAnsi="David"/>
+          <w:sz w:val="27"/>
+          <w:rtl/>
+        </w:rPr>
+      </w:pPr>
+      <w:r>
+        <w:rPr>
+          <w:rFonts w:ascii="David" w:hAnsi="David"/>
           <w:sz w:val="27"/>
           <w:rtl/>
         </w:rPr>
@@ -398,7 +375,7 @@
       </w:r>
       <w:r>
         <w:rPr>
-          <w:rFonts w:hint="cs"/>
+          <w:rFonts w:ascii="David" w:hAnsi="David"/>
           <w:sz w:val="27"/>
           <w:rtl/>
         </w:rPr>
@@ -406,7 +383,7 @@
       </w:r>
       <w:r>
         <w:rPr>
-          <w:rFonts w:hint="cs"/>
+          <w:rFonts w:ascii="David" w:hAnsi="David"/>
           <w:sz w:val="27"/>
           <w:rtl/>
         </w:rPr>
@@ -414,6 +391,7 @@
       </w:r>
       <w:r>
         <w:rPr>
+          <w:rFonts w:ascii="David" w:hAnsi="David"/>
           <w:sz w:val="27"/>
         </w:rPr>
         <w:t>{{</w:t>
@@ -421,6 +399,7 @@
       <w:proofErr w:type="spellStart"/>
       <w:r>
         <w:rPr>
+          <w:rFonts w:ascii="David" w:hAnsi="David"/>
           <w:sz w:val="27"/>
         </w:rPr>
         <w:t>client_email</w:t>
@@ -428,6 +407,7 @@
       <w:proofErr w:type="spellEnd"/>
       <w:r>
         <w:rPr>
+          <w:rFonts w:ascii="David" w:hAnsi="David"/>
           <w:sz w:val="27"/>
         </w:rPr>
         <w:t>}}</w:t>
@@ -437,13 +417,14 @@
       <w:pPr>
         <w:jc w:val="both"/>
         <w:rPr>
-          <w:sz w:val="27"/>
-          <w:rtl/>
-        </w:rPr>
-      </w:pPr>
-      <w:r>
-        <w:rPr>
-          <w:rFonts w:hint="cs"/>
+          <w:rFonts w:ascii="David" w:hAnsi="David"/>
+          <w:sz w:val="27"/>
+          <w:rtl/>
+        </w:rPr>
+      </w:pPr>
+      <w:r>
+        <w:rPr>
+          <w:rFonts w:ascii="David" w:hAnsi="David"/>
           <w:sz w:val="27"/>
           <w:rtl/>
         </w:rPr>
@@ -454,6 +435,7 @@
       <w:pPr>
         <w:jc w:val="center"/>
         <w:rPr>
+          <w:rFonts w:ascii="David" w:hAnsi="David"/>
           <w:sz w:val="27"/>
           <w:rtl/>
         </w:rPr>
@@ -463,6 +445,7 @@
       <w:pPr>
         <w:jc w:val="center"/>
         <w:rPr>
+          <w:rFonts w:ascii="David" w:hAnsi="David"/>
           <w:b/>
           <w:bCs/>
           <w:sz w:val="30"/>
@@ -473,7 +456,7 @@
       </w:pPr>
       <w:r>
         <w:rPr>
-          <w:rFonts w:hint="cs"/>
+          <w:rFonts w:ascii="David" w:hAnsi="David"/>
           <w:sz w:val="27"/>
           <w:rtl/>
         </w:rPr>
@@ -493,7 +476,7 @@
       </w:r>
       <w:r>
         <w:rPr>
-          <w:rFonts w:ascii="David" w:hAnsi="David" w:hint="cs"/>
+          <w:rFonts w:ascii="David" w:hAnsi="David"/>
           <w:b/>
           <w:bCs/>
           <w:sz w:val="30"/>
@@ -543,6 +526,7 @@
       <w:pPr>
         <w:jc w:val="center"/>
         <w:rPr>
+          <w:rFonts w:ascii="David" w:hAnsi="David"/>
           <w:b/>
           <w:bCs/>
           <w:sz w:val="30"/>
@@ -553,7 +537,7 @@
       </w:pPr>
       <w:r>
         <w:rPr>
-          <w:rFonts w:hint="cs"/>
+          <w:rFonts w:ascii="David" w:hAnsi="David"/>
           <w:b/>
           <w:bCs/>
           <w:sz w:val="30"/>
@@ -565,7 +549,7 @@
       </w:r>
       <w:r>
         <w:rPr>
-          <w:rFonts w:hint="cs"/>
+          <w:rFonts w:ascii="David" w:hAnsi="David"/>
           <w:b/>
           <w:bCs/>
           <w:sz w:val="30"/>
@@ -577,6 +561,7 @@
       </w:r>
       <w:r>
         <w:rPr>
+          <w:rFonts w:ascii="David" w:hAnsi="David"/>
           <w:b/>
           <w:bCs/>
           <w:sz w:val="30"/>
@@ -588,6 +573,7 @@
       <w:proofErr w:type="spellStart"/>
       <w:r>
         <w:rPr>
+          <w:rFonts w:ascii="David" w:hAnsi="David"/>
           <w:b/>
           <w:bCs/>
           <w:sz w:val="30"/>
@@ -599,6 +585,7 @@
       <w:proofErr w:type="spellEnd"/>
       <w:r>
         <w:rPr>
+          <w:rFonts w:ascii="David" w:hAnsi="David"/>
           <w:b/>
           <w:bCs/>
           <w:sz w:val="30"/>
@@ -609,7 +596,7 @@
       </w:r>
       <w:r>
         <w:rPr>
-          <w:rFonts w:hint="cs"/>
+          <w:rFonts w:ascii="David" w:hAnsi="David"/>
           <w:b/>
           <w:bCs/>
           <w:sz w:val="30"/>
@@ -621,6 +608,7 @@
       </w:r>
       <w:r>
         <w:rPr>
+          <w:rFonts w:ascii="David" w:hAnsi="David"/>
           <w:b/>
           <w:bCs/>
           <w:sz w:val="30"/>
@@ -637,12 +625,13 @@
           <w:numId w:val="3"/>
         </w:numPr>
         <w:rPr>
-          <w:sz w:val="27"/>
-        </w:rPr>
-      </w:pPr>
-      <w:r>
-        <w:rPr>
-          <w:rFonts w:hint="cs"/>
+          <w:rFonts w:ascii="David" w:hAnsi="David"/>
+          <w:sz w:val="27"/>
+        </w:rPr>
+      </w:pPr>
+      <w:r>
+        <w:rPr>
+          <w:rFonts w:ascii="David" w:hAnsi="David"/>
           <w:sz w:val="27"/>
           <w:rtl/>
         </w:rPr>
@@ -650,6 +639,7 @@
       </w:r>
       <w:r>
         <w:rPr>
+          <w:rFonts w:ascii="David" w:hAnsi="David"/>
           <w:sz w:val="27"/>
         </w:rPr>
         <w:t>{{</w:t>
@@ -657,6 +647,7 @@
       <w:proofErr w:type="spellStart"/>
       <w:r>
         <w:rPr>
+          <w:rFonts w:ascii="David" w:hAnsi="David"/>
           <w:sz w:val="27"/>
         </w:rPr>
         <w:t>visit_date</w:t>
@@ -664,20 +655,21 @@
       <w:proofErr w:type="spellEnd"/>
       <w:r>
         <w:rPr>
+          <w:rFonts w:ascii="David" w:hAnsi="David"/>
           <w:sz w:val="27"/>
         </w:rPr>
         <w:t>}}</w:t>
       </w:r>
       <w:r>
         <w:rPr>
-          <w:rFonts w:hint="cs"/>
+          <w:rFonts w:ascii="David" w:hAnsi="David"/>
           <w:sz w:val="27"/>
         </w:rPr>
         <w:t xml:space="preserve"> </w:t>
       </w:r>
       <w:r>
         <w:rPr>
-          <w:rFonts w:hint="cs"/>
+          <w:rFonts w:ascii="David" w:hAnsi="David"/>
           <w:sz w:val="27"/>
           <w:rtl/>
         </w:rPr>
@@ -685,23 +677,15 @@
       </w:r>
       <w:r>
         <w:rPr>
-          <w:rFonts w:hint="cs"/>
-          <w:sz w:val="27"/>
-          <w:rtl/>
-        </w:rPr>
-        <w:t xml:space="preserve">התקיים </w:t>
-      </w:r>
-      <w:r>
-        <w:rPr>
-          <w:rFonts w:hint="cs"/>
-          <w:sz w:val="27"/>
-          <w:rtl/>
-        </w:rPr>
-        <w:t xml:space="preserve">סיור פיקוח עליון </w:t>
-      </w:r>
-      <w:r>
-        <w:rPr>
-          <w:rFonts w:hint="cs"/>
+          <w:rFonts w:ascii="David" w:hAnsi="David"/>
+          <w:sz w:val="27"/>
+          <w:rtl/>
+        </w:rPr>
+        <w:t xml:space="preserve">התקיים סיור פיקוח עליון </w:t>
+      </w:r>
+      <w:r>
+        <w:rPr>
+          <w:rFonts w:ascii="David" w:hAnsi="David"/>
           <w:sz w:val="27"/>
           <w:rtl/>
         </w:rPr>
@@ -709,7 +693,7 @@
       </w:r>
       <w:r>
         <w:rPr>
-          <w:rFonts w:hint="cs"/>
+          <w:rFonts w:ascii="David" w:hAnsi="David"/>
           <w:sz w:val="27"/>
           <w:rtl/>
         </w:rPr>
@@ -717,6 +701,7 @@
       </w:r>
       <w:r>
         <w:rPr>
+          <w:rFonts w:ascii="David" w:hAnsi="David"/>
           <w:sz w:val="27"/>
         </w:rPr>
         <w:t>{{</w:t>
@@ -724,6 +709,7 @@
       <w:proofErr w:type="spellStart"/>
       <w:r>
         <w:rPr>
+          <w:rFonts w:ascii="David" w:hAnsi="David"/>
           <w:sz w:val="27"/>
         </w:rPr>
         <w:t>structure_name</w:t>
@@ -731,13 +717,14 @@
       <w:proofErr w:type="spellEnd"/>
       <w:r>
         <w:rPr>
+          <w:rFonts w:ascii="David" w:hAnsi="David"/>
           <w:sz w:val="27"/>
         </w:rPr>
         <w:t>}}</w:t>
       </w:r>
       <w:r>
         <w:rPr>
-          <w:rFonts w:hint="cs"/>
+          <w:rFonts w:ascii="David" w:hAnsi="David"/>
           <w:sz w:val="27"/>
           <w:rtl/>
         </w:rPr>
@@ -745,7 +732,7 @@
       </w:r>
       <w:r>
         <w:rPr>
-          <w:rFonts w:hint="cs"/>
+          <w:rFonts w:ascii="David" w:hAnsi="David"/>
           <w:sz w:val="27"/>
           <w:rtl/>
         </w:rPr>
@@ -753,6 +740,7 @@
       </w:r>
       <w:r>
         <w:rPr>
+          <w:rFonts w:ascii="David" w:hAnsi="David"/>
           <w:sz w:val="27"/>
           <w:rtl/>
         </w:rPr>
@@ -760,7 +748,7 @@
       </w:r>
       <w:r>
         <w:rPr>
-          <w:rFonts w:hint="cs"/>
+          <w:rFonts w:ascii="David" w:hAnsi="David"/>
           <w:sz w:val="27"/>
           <w:rtl/>
         </w:rPr>
@@ -768,7 +756,7 @@
       </w:r>
       <w:r>
         <w:rPr>
-          <w:rFonts w:hint="cs"/>
+          <w:rFonts w:ascii="David" w:hAnsi="David"/>
           <w:sz w:val="27"/>
           <w:rtl/>
         </w:rPr>
@@ -776,7 +764,7 @@
       </w:r>
       <w:r>
         <w:rPr>
-          <w:rFonts w:hint="cs"/>
+          <w:rFonts w:ascii="David" w:hAnsi="David"/>
           <w:sz w:val="27"/>
           <w:rtl/>
         </w:rPr>
@@ -784,6 +772,7 @@
       </w:r>
       <w:r>
         <w:rPr>
+          <w:rFonts w:ascii="David" w:hAnsi="David"/>
           <w:sz w:val="27"/>
         </w:rPr>
         <w:t>{{</w:t>
@@ -791,6 +780,7 @@
       <w:proofErr w:type="spellStart"/>
       <w:r>
         <w:rPr>
+          <w:rFonts w:ascii="David" w:hAnsi="David"/>
           <w:sz w:val="27"/>
         </w:rPr>
         <w:t>inspection_subject</w:t>
@@ -798,13 +788,14 @@
       <w:proofErr w:type="spellEnd"/>
       <w:r>
         <w:rPr>
+          <w:rFonts w:ascii="David" w:hAnsi="David"/>
           <w:sz w:val="27"/>
         </w:rPr>
         <w:t>}}</w:t>
       </w:r>
       <w:r>
         <w:rPr>
-          <w:rFonts w:hint="cs"/>
+          <w:rFonts w:ascii="David" w:hAnsi="David"/>
           <w:sz w:val="27"/>
           <w:rtl/>
         </w:rPr>
@@ -815,6 +806,7 @@
       <w:pPr>
         <w:ind w:left="720"/>
         <w:rPr>
+          <w:rFonts w:ascii="David" w:hAnsi="David"/>
           <w:sz w:val="27"/>
         </w:rPr>
       </w:pPr>
@@ -827,6 +819,7 @@
         </w:numPr>
         <w:jc w:val="both"/>
         <w:rPr>
+          <w:rFonts w:ascii="David" w:hAnsi="David"/>
           <w:b/>
           <w:bCs/>
           <w:sz w:val="27"/>
@@ -836,7 +829,7 @@
       </w:pPr>
       <w:r>
         <w:rPr>
-          <w:rFonts w:hint="cs"/>
+          <w:rFonts w:ascii="David" w:hAnsi="David"/>
           <w:b/>
           <w:bCs/>
           <w:sz w:val="27"/>
@@ -854,11 +847,13 @@
         </w:numPr>
         <w:spacing w:line="360" w:lineRule="auto"/>
         <w:rPr>
-          <w:sz w:val="27"/>
-        </w:rPr>
-      </w:pPr>
-      <w:r>
-        <w:rPr>
+          <w:rFonts w:ascii="David" w:hAnsi="David"/>
+          <w:sz w:val="27"/>
+        </w:rPr>
+      </w:pPr>
+      <w:r>
+        <w:rPr>
+          <w:rFonts w:ascii="David" w:hAnsi="David"/>
           <w:sz w:val="27"/>
         </w:rPr>
         <w:t>{{</w:t>
@@ -866,6 +861,7 @@
       <w:proofErr w:type="spellStart"/>
       <w:r>
         <w:rPr>
+          <w:rFonts w:ascii="David" w:hAnsi="David"/>
           <w:sz w:val="27"/>
         </w:rPr>
         <w:t>inspector_</w:t>
@@ -873,6 +869,7 @@
       <w:proofErr w:type="gramStart"/>
       <w:r>
         <w:rPr>
+          <w:rFonts w:ascii="David" w:hAnsi="David"/>
           <w:sz w:val="27"/>
         </w:rPr>
         <w:t>name</w:t>
@@ -880,13 +877,14 @@
       <w:proofErr w:type="spellEnd"/>
       <w:r>
         <w:rPr>
+          <w:rFonts w:ascii="David" w:hAnsi="David"/>
           <w:sz w:val="27"/>
         </w:rPr>
         <w:t>}}</w:t>
       </w:r>
       <w:r>
         <w:rPr>
-          <w:rFonts w:hint="cs"/>
+          <w:rFonts w:ascii="David" w:hAnsi="David"/>
           <w:sz w:val="27"/>
           <w:rtl/>
         </w:rPr>
@@ -895,7 +893,7 @@
       <w:proofErr w:type="gramEnd"/>
       <w:r>
         <w:rPr>
-          <w:rFonts w:hint="cs"/>
+          <w:rFonts w:ascii="David" w:hAnsi="David"/>
           <w:sz w:val="27"/>
           <w:rtl/>
         </w:rPr>
@@ -910,11 +908,13 @@
         </w:numPr>
         <w:spacing w:line="360" w:lineRule="auto"/>
         <w:rPr>
-          <w:sz w:val="27"/>
-        </w:rPr>
-      </w:pPr>
-      <w:r>
-        <w:rPr>
+          <w:rFonts w:ascii="David" w:hAnsi="David"/>
+          <w:sz w:val="27"/>
+        </w:rPr>
+      </w:pPr>
+      <w:r>
+        <w:rPr>
+          <w:rFonts w:ascii="David" w:hAnsi="David"/>
           <w:sz w:val="27"/>
         </w:rPr>
         <w:t>{{</w:t>
@@ -922,6 +922,7 @@
       <w:proofErr w:type="spellStart"/>
       <w:r>
         <w:rPr>
+          <w:rFonts w:ascii="David" w:hAnsi="David"/>
           <w:sz w:val="27"/>
         </w:rPr>
         <w:t>execution_team</w:t>
@@ -929,13 +930,14 @@
       <w:proofErr w:type="spellEnd"/>
       <w:r>
         <w:rPr>
+          <w:rFonts w:ascii="David" w:hAnsi="David"/>
           <w:sz w:val="27"/>
         </w:rPr>
         <w:t>}}</w:t>
       </w:r>
       <w:r>
         <w:rPr>
-          <w:rFonts w:hint="cs"/>
+          <w:rFonts w:ascii="David" w:hAnsi="David"/>
           <w:sz w:val="27"/>
           <w:rtl/>
         </w:rPr>
@@ -943,7 +945,7 @@
       </w:r>
       <w:r>
         <w:rPr>
-          <w:rFonts w:hint="cs"/>
+          <w:rFonts w:ascii="David" w:hAnsi="David"/>
           <w:sz w:val="27"/>
           <w:rtl/>
         </w:rPr>
@@ -958,12 +960,13 @@
         </w:numPr>
         <w:spacing w:line="360" w:lineRule="auto"/>
         <w:rPr>
-          <w:sz w:val="27"/>
-        </w:rPr>
-      </w:pPr>
-      <w:r>
-        <w:rPr>
-          <w:rFonts w:hint="cs"/>
+          <w:rFonts w:ascii="David" w:hAnsi="David"/>
+          <w:sz w:val="27"/>
+        </w:rPr>
+      </w:pPr>
+      <w:r>
+        <w:rPr>
+          <w:rFonts w:ascii="David" w:hAnsi="David"/>
           <w:sz w:val="27"/>
           <w:rtl/>
         </w:rPr>
@@ -971,7 +974,7 @@
       </w:r>
       <w:r>
         <w:rPr>
-          <w:rFonts w:hint="cs"/>
+          <w:rFonts w:ascii="David" w:hAnsi="David"/>
           <w:sz w:val="27"/>
           <w:rtl/>
         </w:rPr>
@@ -979,7 +982,7 @@
       </w:r>
       <w:r>
         <w:rPr>
-          <w:rFonts w:hint="cs"/>
+          <w:rFonts w:ascii="David" w:hAnsi="David"/>
           <w:sz w:val="27"/>
           <w:rtl/>
         </w:rPr>
@@ -987,7 +990,7 @@
       </w:r>
       <w:r>
         <w:rPr>
-          <w:rFonts w:hint="cs"/>
+          <w:rFonts w:ascii="David" w:hAnsi="David"/>
           <w:sz w:val="27"/>
           <w:rtl/>
         </w:rPr>
@@ -995,14 +998,14 @@
       </w:r>
       <w:r>
         <w:rPr>
-          <w:rFonts w:hint="cs"/>
+          <w:rFonts w:ascii="David" w:hAnsi="David"/>
           <w:sz w:val="27"/>
         </w:rPr>
         <w:t xml:space="preserve"> </w:t>
       </w:r>
       <w:r>
         <w:rPr>
-          <w:rFonts w:hint="cs"/>
+          <w:rFonts w:ascii="David" w:hAnsi="David"/>
           <w:sz w:val="27"/>
           <w:rtl/>
         </w:rPr>
@@ -1014,6 +1017,7 @@
         <w:spacing w:line="360" w:lineRule="auto"/>
         <w:ind w:left="1068"/>
         <w:rPr>
+          <w:rFonts w:ascii="David" w:hAnsi="David"/>
           <w:sz w:val="27"/>
         </w:rPr>
       </w:pPr>
@@ -1030,7 +1034,7 @@
       </w:pPr>
       <w:r>
         <w:rPr>
-          <w:rFonts w:hint="cs"/>
+          <w:rFonts w:ascii="David" w:hAnsi="David"/>
           <w:b/>
           <w:bCs/>
           <w:sz w:val="27"/>
@@ -1041,7 +1045,7 @@
       </w:r>
       <w:r>
         <w:rPr>
-          <w:rFonts w:hint="cs"/>
+          <w:rFonts w:ascii="David" w:hAnsi="David"/>
           <w:sz w:val="27"/>
           <w:rtl/>
         </w:rPr>
@@ -1058,13 +1062,14 @@
       </w:pPr>
       <w:r>
         <w:rPr>
+          <w:rFonts w:ascii="David" w:hAnsi="David"/>
           <w:sz w:val="27"/>
         </w:rPr>
         <w:t>XXXXX</w:t>
       </w:r>
       <w:r>
         <w:rPr>
-          <w:rFonts w:hint="cs"/>
+          <w:rFonts w:ascii="David" w:hAnsi="David"/>
           <w:sz w:val="27"/>
           <w:rtl/>
         </w:rPr>
@@ -1091,12 +1096,13 @@
           <w:tab w:val="left" w:pos="389"/>
         </w:tabs>
         <w:rPr>
-          <w:sz w:val="27"/>
-        </w:rPr>
-      </w:pPr>
-      <w:r>
-        <w:rPr>
-          <w:rFonts w:ascii="Arial" w:hAnsi="Arial" w:hint="cs"/>
+          <w:rFonts w:ascii="David" w:hAnsi="David"/>
+          <w:sz w:val="27"/>
+        </w:rPr>
+      </w:pPr>
+      <w:r>
+        <w:rPr>
+          <w:rFonts w:ascii="David" w:hAnsi="David"/>
           <w:b/>
           <w:bCs/>
           <w:u w:val="single"/>
@@ -1106,7 +1112,7 @@
       </w:r>
       <w:r>
         <w:rPr>
-          <w:rFonts w:ascii="Arial" w:hAnsi="Arial" w:hint="cs"/>
+          <w:rFonts w:ascii="David" w:hAnsi="David"/>
           <w:b/>
           <w:bCs/>
           <w:u w:val="single"/>
@@ -1122,6 +1128,7 @@
         </w:tabs>
         <w:ind w:left="720"/>
         <w:rPr>
+          <w:rFonts w:ascii="David" w:hAnsi="David"/>
           <w:sz w:val="27"/>
         </w:rPr>
       </w:pPr>
@@ -1136,378 +1143,18 @@
           <w:tab w:val="left" w:pos="389"/>
         </w:tabs>
         <w:rPr>
-          <w:sz w:val="27"/>
-        </w:rPr>
-      </w:pPr>
-      <w:r>
-        <w:rPr>
+          <w:rFonts w:ascii="David" w:hAnsi="David"/>
+          <w:sz w:val="27"/>
+          <w:rtl/>
+        </w:rPr>
+      </w:pPr>
+      <w:r>
+        <w:rPr>
+          <w:rFonts w:ascii="David" w:hAnsi="David"/>
           <w:sz w:val="27"/>
         </w:rPr>
         <w:t>{{remarks}}</w:t>
       </w:r>
-    </w:p>
-    <w:p>
-      <w:pPr>
-        <w:pStyle w:val="ListParagraph"/>
-        <w:rPr>
-          <w:b/>
-          <w:bCs/>
-          <w:sz w:val="27"/>
-          <w:rtl/>
-        </w:rPr>
-      </w:pPr>
-    </w:p>
-    <w:p>
-      <w:pPr>
-        <w:numPr>
-          <w:ilvl w:val="1"/>
-          <w:numId w:val="3"/>
-        </w:numPr>
-        <w:spacing w:line="360" w:lineRule="auto"/>
-        <w:rPr>
-          <w:sz w:val="27"/>
-          <w:rtl/>
-        </w:rPr>
-      </w:pPr>
-      <w:r>
-        <w:rPr>
-          <w:rFonts w:hint="cs"/>
-          <w:noProof/>
-          <w:rtl/>
-        </w:rPr>
-        <w:t xml:space="preserve">יש להסיר שאריות בטון </w:t>
-      </w:r>
-      <w:r>
-        <w:rPr>
-          <w:rFonts w:hint="cs"/>
-          <w:noProof/>
-          <w:rtl/>
-        </w:rPr>
-        <w:t xml:space="preserve">ישן מתחתית </w:t>
-      </w:r>
-      <w:r>
-        <w:rPr>
-          <w:rFonts w:hint="cs"/>
-          <w:noProof/>
-          <w:rtl/>
-        </w:rPr>
-        <w:t>ברזלי הזיון</w:t>
-      </w:r>
-      <w:r>
-        <w:rPr>
-          <w:rFonts w:hint="cs"/>
-          <w:noProof/>
-          <w:rtl/>
-        </w:rPr>
-        <w:t>.</w:t>
-      </w:r>
-    </w:p>
-    <w:p>
-      <w:pPr>
-        <w:pStyle w:val="ListParagraph"/>
-        <w:rPr>
-          <w:sz w:val="27"/>
-          <w:rtl/>
-        </w:rPr>
-      </w:pPr>
-    </w:p>
-    <w:p>
-      <w:pPr>
-        <w:numPr>
-          <w:ilvl w:val="1"/>
-          <w:numId w:val="3"/>
-        </w:numPr>
-        <w:spacing w:line="360" w:lineRule="auto"/>
-        <w:rPr>
-          <w:sz w:val="27"/>
-        </w:rPr>
-      </w:pPr>
-      <w:r>
-        <w:rPr>
-          <w:rFonts w:ascii="Arial" w:hAnsi="Arial" w:hint="cs"/>
-          <w:sz w:val="27"/>
-          <w:rtl/>
-        </w:rPr>
-        <w:t xml:space="preserve">יש </w:t>
-      </w:r>
-      <w:r>
-        <w:rPr>
-          <w:rFonts w:ascii="Arial" w:hAnsi="Arial" w:hint="cs"/>
-          <w:sz w:val="27"/>
-          <w:rtl/>
-        </w:rPr>
-        <w:t xml:space="preserve">לדאוג </w:t>
-      </w:r>
-      <w:r>
-        <w:rPr>
-          <w:rFonts w:ascii="Arial" w:hAnsi="Arial" w:hint="cs"/>
-          <w:sz w:val="27"/>
-          <w:rtl/>
-        </w:rPr>
-        <w:t>טרם</w:t>
-      </w:r>
-      <w:r>
-        <w:rPr>
-          <w:rFonts w:ascii="Arial" w:hAnsi="Arial" w:hint="cs"/>
-          <w:sz w:val="27"/>
-          <w:rtl/>
-        </w:rPr>
-        <w:t xml:space="preserve"> </w:t>
-      </w:r>
-      <w:r>
-        <w:rPr>
-          <w:rFonts w:ascii="Arial" w:hAnsi="Arial" w:hint="cs"/>
-          <w:sz w:val="27"/>
-          <w:rtl/>
-        </w:rPr>
-        <w:t>ה</w:t>
-      </w:r>
-      <w:r>
-        <w:rPr>
-          <w:rFonts w:ascii="Arial" w:hAnsi="Arial" w:hint="cs"/>
-          <w:sz w:val="27"/>
-          <w:rtl/>
-        </w:rPr>
-        <w:t>יציקה</w:t>
-      </w:r>
-      <w:r>
-        <w:rPr>
-          <w:rFonts w:ascii="Arial" w:hAnsi="Arial" w:hint="cs"/>
-          <w:sz w:val="27"/>
-          <w:rtl/>
-        </w:rPr>
-        <w:t xml:space="preserve"> </w:t>
-      </w:r>
-      <w:r>
-        <w:rPr>
-          <w:rFonts w:ascii="Arial" w:hAnsi="Arial" w:hint="cs"/>
-          <w:sz w:val="27"/>
-          <w:rtl/>
-        </w:rPr>
-        <w:t>ש</w:t>
-      </w:r>
-      <w:r>
-        <w:rPr>
-          <w:rFonts w:ascii="Arial" w:hAnsi="Arial" w:hint="cs"/>
-          <w:sz w:val="27"/>
-          <w:rtl/>
-        </w:rPr>
-        <w:t>משטח היציקה</w:t>
-      </w:r>
-      <w:r>
-        <w:rPr>
-          <w:rFonts w:ascii="Arial" w:hAnsi="Arial" w:hint="cs"/>
-          <w:sz w:val="27"/>
-          <w:rtl/>
-        </w:rPr>
-        <w:t xml:space="preserve"> נקי משאריות לכלוך ופסולת</w:t>
-      </w:r>
-      <w:r>
-        <w:rPr>
-          <w:rFonts w:ascii="Arial" w:hAnsi="Arial" w:hint="cs"/>
-          <w:sz w:val="27"/>
-          <w:rtl/>
-        </w:rPr>
-        <w:t>.</w:t>
-      </w:r>
-    </w:p>
-    <w:p>
-      <w:pPr>
-        <w:numPr>
-          <w:ilvl w:val="1"/>
-          <w:numId w:val="3"/>
-        </w:numPr>
-        <w:spacing w:line="360" w:lineRule="auto"/>
-        <w:rPr>
-          <w:sz w:val="27"/>
-        </w:rPr>
-      </w:pPr>
-      <w:r>
-        <w:rPr>
-          <w:rFonts w:ascii="Arial" w:hAnsi="Arial" w:hint="cs"/>
-          <w:sz w:val="27"/>
-          <w:rtl/>
-        </w:rPr>
-        <w:t>יש לשמור על עובי כיסוי עפ"י המצוין בתכניות.</w:t>
-      </w:r>
-    </w:p>
-    <w:p>
-      <w:pPr>
-        <w:numPr>
-          <w:ilvl w:val="0"/>
-          <w:numId w:val="3"/>
-        </w:numPr>
-        <w:tabs>
-          <w:tab w:val="left" w:pos="389"/>
-        </w:tabs>
-        <w:rPr>
-          <w:rFonts w:ascii="Arial" w:hAnsi="Arial"/>
-        </w:rPr>
-      </w:pPr>
-      <w:r>
-        <w:rPr>
-          <w:rFonts w:ascii="Arial" w:hAnsi="Arial" w:hint="cs"/>
-          <w:rtl/>
-        </w:rPr>
-        <w:t>ניתן להמשיך בעבודות לאחר אישור סופי של המפקח.</w:t>
-      </w:r>
-    </w:p>
-    <w:p>
-      <w:pPr>
-        <w:tabs>
-          <w:tab w:val="left" w:pos="389"/>
-        </w:tabs>
-        <w:ind w:left="720"/>
-        <w:rPr>
-          <w:rFonts w:ascii="Arial" w:hAnsi="Arial"/>
-        </w:rPr>
-      </w:pPr>
-      <w:r>
-        <w:rPr>
-          <w:rFonts w:ascii="Arial" w:hAnsi="Arial" w:hint="cs"/>
-          <w:rtl/>
-        </w:rPr>
-        <w:t>על המפקח לבדוק את הזיון ואת הרכיבים השונים באופן סופי לפני היציקה.</w:t>
-      </w:r>
-    </w:p>
-    <w:p>
-      <w:pPr>
-        <w:pStyle w:val="ListParagraph"/>
-        <w:rPr>
-          <w:rFonts w:ascii="Arial" w:hAnsi="Arial"/>
-          <w:rtl/>
-        </w:rPr>
-      </w:pPr>
-    </w:p>
-    <w:p>
-      <w:pPr>
-        <w:numPr>
-          <w:ilvl w:val="0"/>
-          <w:numId w:val="3"/>
-        </w:numPr>
-        <w:tabs>
-          <w:tab w:val="left" w:pos="389"/>
-        </w:tabs>
-        <w:rPr>
-          <w:rFonts w:ascii="Arial" w:hAnsi="Arial"/>
-          <w:rtl/>
-        </w:rPr>
-      </w:pPr>
-      <w:r>
-        <w:rPr>
-          <w:rFonts w:ascii="Arial" w:hAnsi="Arial" w:hint="cs"/>
-          <w:rtl/>
-        </w:rPr>
-        <w:t>במידה וישנן שאלות נוספות, ניתן לפנות אלינו בכל עת.</w:t>
-      </w:r>
-    </w:p>
-    <w:p>
-      <w:pPr>
-        <w:tabs>
-          <w:tab w:val="left" w:pos="389"/>
-        </w:tabs>
-        <w:jc w:val="both"/>
-        <w:rPr>
-          <w:rFonts w:ascii="Arial" w:hAnsi="Arial"/>
-          <w:rtl/>
-        </w:rPr>
-      </w:pPr>
-    </w:p>
-    <w:p>
-      <w:pPr>
-        <w:tabs>
-          <w:tab w:val="left" w:pos="389"/>
-        </w:tabs>
-        <w:jc w:val="both"/>
-        <w:rPr>
-          <w:rFonts w:ascii="Arial" w:hAnsi="Arial"/>
-          <w:rtl/>
-        </w:rPr>
-      </w:pPr>
-    </w:p>
-    <w:p>
-      <w:pPr>
-        <w:tabs>
-          <w:tab w:val="left" w:pos="389"/>
-        </w:tabs>
-        <w:jc w:val="both"/>
-        <w:rPr>
-          <w:rFonts w:ascii="Arial" w:hAnsi="Arial"/>
-          <w:rtl/>
-        </w:rPr>
-      </w:pPr>
-    </w:p>
-    <w:p>
-      <w:pPr>
-        <w:tabs>
-          <w:tab w:val="left" w:pos="389"/>
-        </w:tabs>
-        <w:jc w:val="both"/>
-        <w:rPr>
-          <w:rFonts w:ascii="Arial" w:hAnsi="Arial"/>
-          <w:rtl/>
-        </w:rPr>
-      </w:pPr>
-    </w:p>
-    <w:p>
-      <w:pPr>
-        <w:tabs>
-          <w:tab w:val="left" w:pos="389"/>
-        </w:tabs>
-        <w:jc w:val="both"/>
-        <w:rPr>
-          <w:rFonts w:ascii="Arial" w:hAnsi="Arial"/>
-          <w:rtl/>
-        </w:rPr>
-      </w:pPr>
-    </w:p>
-    <w:p>
-      <w:pPr>
-        <w:tabs>
-          <w:tab w:val="left" w:pos="389"/>
-        </w:tabs>
-        <w:jc w:val="both"/>
-        <w:rPr>
-          <w:rFonts w:ascii="Arial" w:hAnsi="Arial"/>
-          <w:rtl/>
-        </w:rPr>
-      </w:pPr>
-    </w:p>
-    <w:p>
-      <w:pPr>
-        <w:tabs>
-          <w:tab w:val="left" w:pos="389"/>
-        </w:tabs>
-        <w:jc w:val="both"/>
-        <w:rPr>
-          <w:rFonts w:ascii="Arial" w:hAnsi="Arial"/>
-          <w:rtl/>
-        </w:rPr>
-      </w:pPr>
-    </w:p>
-    <w:p>
-      <w:pPr>
-        <w:tabs>
-          <w:tab w:val="left" w:pos="389"/>
-        </w:tabs>
-        <w:jc w:val="both"/>
-        <w:rPr>
-          <w:rFonts w:ascii="Arial" w:hAnsi="Arial"/>
-          <w:rtl/>
-        </w:rPr>
-      </w:pPr>
-    </w:p>
-    <w:p>
-      <w:pPr>
-        <w:tabs>
-          <w:tab w:val="left" w:pos="389"/>
-        </w:tabs>
-        <w:jc w:val="both"/>
-        <w:rPr>
-          <w:rFonts w:ascii="Arial" w:hAnsi="Arial"/>
-          <w:rtl/>
-        </w:rPr>
-      </w:pPr>
     </w:p>
     <w:p>
       <w:pPr>

--- a/template.docx
+++ b/template.docx
@@ -1145,16 +1145,313 @@
         <w:rPr>
           <w:rFonts w:ascii="David" w:hAnsi="David"/>
           <w:sz w:val="27"/>
-          <w:rtl/>
-        </w:rPr>
-      </w:pPr>
-      <w:r>
-        <w:rPr>
-          <w:rFonts w:ascii="David" w:hAnsi="David"/>
-          <w:sz w:val="27"/>
-        </w:rPr>
-        <w:t>{{remarks}}</w:t>
-      </w:r>
+        </w:rPr>
+      </w:pPr>
+      <w:r>
+        <w:rPr>
+          <w:rFonts w:ascii="David" w:hAnsi="David"/>
+          <w:sz w:val="27"/>
+          <w:rtl/>
+        </w:rPr>
+        <w:t xml:space="preserve">{% </w:t>
+      </w:r>
+      <w:r>
+        <w:rPr>
+          <w:rFonts w:ascii="David" w:hAnsi="David"/>
+          <w:sz w:val="27"/>
+        </w:rPr>
+        <w:t xml:space="preserve">for remark in </w:t>
+      </w:r>
+      <w:proofErr w:type="spellStart"/>
+      <w:r>
+        <w:rPr>
+          <w:rFonts w:ascii="David" w:hAnsi="David"/>
+          <w:sz w:val="27"/>
+        </w:rPr>
+        <w:t>specific_remarks_list</w:t>
+      </w:r>
+      <w:proofErr w:type="spellEnd"/>
+      <w:r>
+        <w:rPr>
+          <w:rFonts w:ascii="David" w:hAnsi="David"/>
+          <w:sz w:val="27"/>
+          <w:rtl/>
+        </w:rPr>
+        <w:t xml:space="preserve"> %}</w:t>
+      </w:r>
+    </w:p>
+    <w:p>
+      <w:pPr>
+        <w:tabs>
+          <w:tab w:val="left" w:pos="389"/>
+        </w:tabs>
+        <w:ind w:left="708"/>
+        <w:rPr>
+          <w:rFonts w:ascii="David" w:hAnsi="David"/>
+          <w:sz w:val="27"/>
+        </w:rPr>
+      </w:pPr>
+      <w:r>
+        <w:rPr>
+          <w:rFonts w:ascii="David" w:hAnsi="David"/>
+          <w:sz w:val="27"/>
+          <w:rtl/>
+        </w:rPr>
+        <w:t xml:space="preserve">{{ </w:t>
+      </w:r>
+      <w:proofErr w:type="spellStart"/>
+      <w:r>
+        <w:rPr>
+          <w:rFonts w:ascii="David" w:hAnsi="David"/>
+          <w:sz w:val="27"/>
+        </w:rPr>
+        <w:t>remark.text</w:t>
+      </w:r>
+      <w:proofErr w:type="spellEnd"/>
+      <w:r>
+        <w:rPr>
+          <w:rFonts w:ascii="David" w:hAnsi="David"/>
+          <w:sz w:val="27"/>
+          <w:rtl/>
+        </w:rPr>
+        <w:t xml:space="preserve"> }}</w:t>
+      </w:r>
+    </w:p>
+    <w:p>
+      <w:pPr>
+        <w:tabs>
+          <w:tab w:val="left" w:pos="389"/>
+        </w:tabs>
+        <w:ind w:left="708"/>
+        <w:rPr>
+          <w:rFonts w:ascii="David" w:hAnsi="David"/>
+          <w:sz w:val="27"/>
+          <w:rtl/>
+        </w:rPr>
+      </w:pPr>
+      <w:r>
+        <w:rPr>
+          <w:rFonts w:ascii="David" w:hAnsi="David"/>
+          <w:sz w:val="27"/>
+        </w:rPr>
+        <w:t xml:space="preserve">{% if </w:t>
+      </w:r>
+      <w:proofErr w:type="spellStart"/>
+      <w:r>
+        <w:rPr>
+          <w:rFonts w:ascii="David" w:hAnsi="David"/>
+          <w:sz w:val="27"/>
+        </w:rPr>
+        <w:t>remark.</w:t>
+      </w:r>
+      <w:proofErr w:type="gramStart"/>
+      <w:r>
+        <w:rPr>
+          <w:rFonts w:ascii="David" w:hAnsi="David"/>
+          <w:sz w:val="27"/>
+        </w:rPr>
+        <w:t>image</w:t>
+      </w:r>
+      <w:proofErr w:type="spellEnd"/>
+      <w:r>
+        <w:rPr>
+          <w:rFonts w:ascii="David" w:hAnsi="David"/>
+          <w:sz w:val="27"/>
+        </w:rPr>
+        <w:t xml:space="preserve"> %}{{</w:t>
+      </w:r>
+      <w:proofErr w:type="gramEnd"/>
+      <w:r>
+        <w:rPr>
+          <w:rFonts w:ascii="David" w:hAnsi="David"/>
+          <w:sz w:val="27"/>
+        </w:rPr>
+        <w:t xml:space="preserve"> </w:t>
+      </w:r>
+      <w:proofErr w:type="spellStart"/>
+      <w:r>
+        <w:rPr>
+          <w:rFonts w:ascii="David" w:hAnsi="David"/>
+          <w:sz w:val="27"/>
+        </w:rPr>
+        <w:t>remark.</w:t>
+      </w:r>
+      <w:proofErr w:type="gramStart"/>
+      <w:r>
+        <w:rPr>
+          <w:rFonts w:ascii="David" w:hAnsi="David"/>
+          <w:sz w:val="27"/>
+        </w:rPr>
+        <w:t>image</w:t>
+      </w:r>
+      <w:proofErr w:type="spellEnd"/>
+      <w:r>
+        <w:rPr>
+          <w:rFonts w:ascii="David" w:hAnsi="David"/>
+          <w:sz w:val="27"/>
+        </w:rPr>
+        <w:t xml:space="preserve"> }}{%</w:t>
+      </w:r>
+      <w:proofErr w:type="gramEnd"/>
+      <w:r>
+        <w:rPr>
+          <w:rFonts w:ascii="David" w:hAnsi="David"/>
+          <w:sz w:val="27"/>
+        </w:rPr>
+        <w:t xml:space="preserve"> endif %}</w:t>
+      </w:r>
+      <w:r>
+        <w:rPr>
+          <w:rFonts w:ascii="David" w:hAnsi="David"/>
+          <w:sz w:val="27"/>
+          <w:rtl/>
+        </w:rPr>
+        <w:br/>
+      </w:r>
+      <w:r>
+        <w:rPr>
+          <w:rFonts w:ascii="David" w:hAnsi="David"/>
+          <w:sz w:val="27"/>
+          <w:rtl/>
+        </w:rPr>
+        <w:t xml:space="preserve">{% </w:t>
+      </w:r>
+      <w:proofErr w:type="spellStart"/>
+      <w:proofErr w:type="gramStart"/>
+      <w:r>
+        <w:rPr>
+          <w:rFonts w:ascii="David" w:hAnsi="David"/>
+          <w:sz w:val="27"/>
+        </w:rPr>
+        <w:t>endfor</w:t>
+      </w:r>
+      <w:proofErr w:type="spellEnd"/>
+      <w:r>
+        <w:rPr>
+          <w:rFonts w:ascii="David" w:hAnsi="David"/>
+          <w:sz w:val="27"/>
+          <w:rtl/>
+        </w:rPr>
+        <w:t xml:space="preserve"> %}</w:t>
+      </w:r>
+      <w:proofErr w:type="gramEnd"/>
+      <w:r>
+        <w:rPr>
+          <w:rFonts w:ascii="David" w:hAnsi="David" w:hint="cs"/>
+          <w:sz w:val="27"/>
+          <w:rtl/>
+        </w:rPr>
+        <w:t xml:space="preserve"> </w:t>
+      </w:r>
+    </w:p>
+    <w:p>
+      <w:pPr>
+        <w:tabs>
+          <w:tab w:val="left" w:pos="389"/>
+        </w:tabs>
+        <w:ind w:left="708"/>
+        <w:rPr>
+          <w:rFonts w:ascii="David" w:hAnsi="David"/>
+          <w:sz w:val="27"/>
+          <w:rtl/>
+        </w:rPr>
+      </w:pPr>
+    </w:p>
+    <w:p>
+      <w:pPr>
+        <w:numPr>
+          <w:ilvl w:val="0"/>
+          <w:numId w:val="3"/>
+        </w:numPr>
+        <w:tabs>
+          <w:tab w:val="left" w:pos="389"/>
+        </w:tabs>
+        <w:rPr>
+          <w:rFonts w:ascii="David" w:hAnsi="David"/>
+          <w:sz w:val="27"/>
+        </w:rPr>
+      </w:pPr>
+      <w:r>
+        <w:rPr>
+          <w:rFonts w:ascii="David" w:hAnsi="David"/>
+          <w:b/>
+          <w:bCs/>
+          <w:u w:val="single"/>
+          <w:rtl/>
+        </w:rPr>
+        <w:t>הערות</w:t>
+      </w:r>
+      <w:r>
+        <w:rPr>
+          <w:rFonts w:ascii="David" w:hAnsi="David" w:hint="cs"/>
+          <w:b/>
+          <w:bCs/>
+          <w:u w:val="single"/>
+          <w:rtl/>
+        </w:rPr>
+        <w:t xml:space="preserve"> כלליות</w:t>
+      </w:r>
+      <w:r>
+        <w:rPr>
+          <w:rFonts w:ascii="David" w:hAnsi="David"/>
+          <w:b/>
+          <w:bCs/>
+          <w:u w:val="single"/>
+          <w:rtl/>
+        </w:rPr>
+        <w:t>:</w:t>
+      </w:r>
+    </w:p>
+    <w:p>
+      <w:pPr>
+        <w:numPr>
+          <w:ilvl w:val="1"/>
+          <w:numId w:val="3"/>
+        </w:numPr>
+        <w:tabs>
+          <w:tab w:val="left" w:pos="389"/>
+        </w:tabs>
+        <w:rPr>
+          <w:rFonts w:ascii="David" w:hAnsi="David"/>
+          <w:sz w:val="27"/>
+        </w:rPr>
+      </w:pPr>
+      <w:r>
+        <w:rPr>
+          <w:rFonts w:ascii="David" w:hAnsi="David"/>
+          <w:sz w:val="27"/>
+        </w:rPr>
+        <w:t xml:space="preserve">{{ </w:t>
+      </w:r>
+      <w:proofErr w:type="spellStart"/>
+      <w:r>
+        <w:rPr>
+          <w:rFonts w:ascii="David" w:hAnsi="David"/>
+          <w:sz w:val="27"/>
+        </w:rPr>
+        <w:t>general_remarks</w:t>
+      </w:r>
+      <w:proofErr w:type="spellEnd"/>
+      <w:r>
+        <w:rPr>
+          <w:rFonts w:ascii="David" w:hAnsi="David"/>
+          <w:sz w:val="27"/>
+        </w:rPr>
+        <w:t xml:space="preserve"> }}</w:t>
+      </w:r>
+    </w:p>
+    <w:p>
+      <w:pPr>
+        <w:tabs>
+          <w:tab w:val="left" w:pos="389"/>
+        </w:tabs>
+        <w:ind w:left="708"/>
+        <w:rPr>
+          <w:rFonts w:ascii="David" w:hAnsi="David"/>
+          <w:sz w:val="27"/>
+          <w:rtl/>
+        </w:rPr>
+      </w:pPr>
     </w:p>
     <w:p>
       <w:pPr>
@@ -1167,30 +1464,6 @@
           <w:rtl/>
         </w:rPr>
       </w:pPr>
-    </w:p>
-    <w:p>
-      <w:pPr>
-        <w:tabs>
-          <w:tab w:val="left" w:pos="389"/>
-        </w:tabs>
-        <w:jc w:val="both"/>
-        <w:rPr>
-          <w:rFonts w:ascii="Arial" w:hAnsi="Arial"/>
-          <w:rtl/>
-        </w:rPr>
-      </w:pPr>
-    </w:p>
-    <w:p>
-      <w:pPr>
-        <w:tabs>
-          <w:tab w:val="left" w:pos="389"/>
-        </w:tabs>
-        <w:jc w:val="both"/>
-        <w:rPr>
-          <w:sz w:val="27"/>
-          <w:rtl/>
-        </w:rPr>
-      </w:pPr>
       <w:r>
         <w:rPr>
           <w:rFonts w:ascii="Arial" w:hAnsi="Arial" w:hint="cs"/>
@@ -1199,13 +1472,13 @@
           <w:lang w:val="he-IL"/>
         </w:rPr>
         <w:drawing>
-          <wp:anchor distT="0" distB="0" distL="114300" distR="114300" simplePos="0" relativeHeight="251657728" behindDoc="1" locked="0" layoutInCell="1" allowOverlap="1" wp14:anchorId="3169064D" wp14:editId="34D5A953">
+          <wp:anchor distT="0" distB="0" distL="114300" distR="114300" simplePos="0" relativeHeight="251657728" behindDoc="1" locked="0" layoutInCell="1" allowOverlap="1" wp14:anchorId="3169064D" wp14:editId="09F343CC">
             <wp:simplePos x="0" y="0"/>
             <wp:positionH relativeFrom="column">
               <wp:posOffset>83820</wp:posOffset>
             </wp:positionH>
             <wp:positionV relativeFrom="paragraph">
-              <wp:posOffset>65405</wp:posOffset>
+              <wp:posOffset>78740</wp:posOffset>
             </wp:positionV>
             <wp:extent cx="1835150" cy="865505"/>
             <wp:effectExtent l="0" t="0" r="0" b="0"/>
@@ -1274,7 +1547,7 @@
         </w:tabs>
         <w:jc w:val="both"/>
         <w:rPr>
-          <w:sz w:val="27"/>
+          <w:rFonts w:ascii="Arial" w:hAnsi="Arial" w:hint="cs"/>
           <w:rtl/>
         </w:rPr>
       </w:pPr>
@@ -3589,7 +3862,6 @@
   <w:style w:type="character" w:default="1" w:styleId="DefaultParagraphFont">
     <w:name w:val="Default Paragraph Font"/>
     <w:uiPriority w:val="1"/>
-    <w:semiHidden/>
     <w:unhideWhenUsed/>
   </w:style>
   <w:style w:type="table" w:default="1" w:styleId="TableNormal">

--- a/template.docx
+++ b/template.docx
@@ -110,23 +110,7 @@
           <w:rFonts w:ascii="David" w:hAnsi="David"/>
           <w:sz w:val="27"/>
         </w:rPr>
-        <w:t>{{</w:t>
-      </w:r>
-      <w:proofErr w:type="spellStart"/>
-      <w:r>
-        <w:rPr>
-          <w:rFonts w:ascii="David" w:hAnsi="David"/>
-          <w:sz w:val="27"/>
-        </w:rPr>
-        <w:t>report_date</w:t>
-      </w:r>
-      <w:proofErr w:type="spellEnd"/>
-      <w:r>
-        <w:rPr>
-          <w:rFonts w:ascii="David" w:hAnsi="David"/>
-          <w:sz w:val="27"/>
-        </w:rPr>
-        <w:t>}}</w:t>
+        <w:t>{{report_date}}</w:t>
       </w:r>
     </w:p>
     <w:p>
@@ -199,48 +183,7 @@
           <w:rFonts w:ascii="David" w:hAnsi="David"/>
           <w:sz w:val="27"/>
         </w:rPr>
-        <w:t>{{</w:t>
-      </w:r>
-      <w:proofErr w:type="spellStart"/>
-      <w:r>
-        <w:rPr>
-          <w:rFonts w:ascii="David" w:hAnsi="David"/>
-          <w:sz w:val="27"/>
-        </w:rPr>
-        <w:t>project_</w:t>
-      </w:r>
-      <w:proofErr w:type="gramStart"/>
-      <w:r>
-        <w:rPr>
-          <w:rFonts w:ascii="David" w:hAnsi="David"/>
-          <w:sz w:val="27"/>
-        </w:rPr>
-        <w:t>num</w:t>
-      </w:r>
-      <w:proofErr w:type="spellEnd"/>
-      <w:r>
-        <w:rPr>
-          <w:rFonts w:ascii="David" w:hAnsi="David"/>
-          <w:sz w:val="27"/>
-        </w:rPr>
-        <w:t>}}-{{</w:t>
-      </w:r>
-      <w:proofErr w:type="spellStart"/>
-      <w:proofErr w:type="gramEnd"/>
-      <w:r>
-        <w:rPr>
-          <w:rFonts w:ascii="David" w:hAnsi="David"/>
-          <w:sz w:val="27"/>
-        </w:rPr>
-        <w:t>letter_num</w:t>
-      </w:r>
-      <w:proofErr w:type="spellEnd"/>
-      <w:r>
-        <w:rPr>
-          <w:rFonts w:ascii="David" w:hAnsi="David"/>
-          <w:sz w:val="27"/>
-        </w:rPr>
-        <w:t>}}</w:t>
+        <w:t>{{project_num}}-{{letter_num}}</w:t>
       </w:r>
     </w:p>
     <w:p>
@@ -276,25 +219,7 @@
           <w:sz w:val="27"/>
           <w:u w:val="single"/>
         </w:rPr>
-        <w:t>{{</w:t>
-      </w:r>
-      <w:proofErr w:type="spellStart"/>
-      <w:r>
-        <w:rPr>
-          <w:rFonts w:ascii="David" w:hAnsi="David"/>
-          <w:sz w:val="27"/>
-          <w:u w:val="single"/>
-        </w:rPr>
-        <w:t>client_name</w:t>
-      </w:r>
-      <w:proofErr w:type="spellEnd"/>
-      <w:r>
-        <w:rPr>
-          <w:rFonts w:ascii="David" w:hAnsi="David"/>
-          <w:sz w:val="27"/>
-          <w:u w:val="single"/>
-        </w:rPr>
-        <w:t>}}</w:t>
+        <w:t>{{client_name}}</w:t>
       </w:r>
     </w:p>
     <w:p>
@@ -337,23 +262,7 @@
           <w:rFonts w:ascii="David" w:hAnsi="David"/>
           <w:sz w:val="27"/>
         </w:rPr>
-        <w:t>{{</w:t>
-      </w:r>
-      <w:proofErr w:type="spellStart"/>
-      <w:r>
-        <w:rPr>
-          <w:rFonts w:ascii="David" w:hAnsi="David"/>
-          <w:sz w:val="27"/>
-        </w:rPr>
-        <w:t>contact_person</w:t>
-      </w:r>
-      <w:proofErr w:type="spellEnd"/>
-      <w:r>
-        <w:rPr>
-          <w:rFonts w:ascii="David" w:hAnsi="David"/>
-          <w:sz w:val="27"/>
-        </w:rPr>
-        <w:t>}}</w:t>
+        <w:t>{{contact_person}}</w:t>
       </w:r>
     </w:p>
     <w:p>
@@ -394,23 +303,7 @@
           <w:rFonts w:ascii="David" w:hAnsi="David"/>
           <w:sz w:val="27"/>
         </w:rPr>
-        <w:t>{{</w:t>
-      </w:r>
-      <w:proofErr w:type="spellStart"/>
-      <w:r>
-        <w:rPr>
-          <w:rFonts w:ascii="David" w:hAnsi="David"/>
-          <w:sz w:val="27"/>
-        </w:rPr>
-        <w:t>client_email</w:t>
-      </w:r>
-      <w:proofErr w:type="spellEnd"/>
-      <w:r>
-        <w:rPr>
-          <w:rFonts w:ascii="David" w:hAnsi="David"/>
-          <w:sz w:val="27"/>
-        </w:rPr>
-        <w:t>}}</w:t>
+        <w:t>{{client_email}}</w:t>
       </w:r>
     </w:p>
     <w:p>
@@ -495,10 +388,12 @@
           <w:szCs w:val="30"/>
           <w:u w:val="double"/>
         </w:rPr>
-        <w:t>{{</w:t>
-      </w:r>
-      <w:proofErr w:type="spellStart"/>
-      <w:r>
+        <w:t>{{structure_name}}</w:t>
+      </w:r>
+    </w:p>
+    <w:p>
+      <w:pPr>
+        <w:jc w:val="center"/>
         <w:rPr>
           <w:rFonts w:ascii="David" w:hAnsi="David"/>
           <w:b/>
@@ -506,10 +401,9 @@
           <w:sz w:val="30"/>
           <w:szCs w:val="30"/>
           <w:u w:val="double"/>
-        </w:rPr>
-        <w:t>structure_name</w:t>
-      </w:r>
-      <w:proofErr w:type="spellEnd"/>
+          <w:rtl/>
+        </w:rPr>
+      </w:pPr>
       <w:r>
         <w:rPr>
           <w:rFonts w:ascii="David" w:hAnsi="David"/>
@@ -518,13 +412,11 @@
           <w:sz w:val="30"/>
           <w:szCs w:val="30"/>
           <w:u w:val="double"/>
-        </w:rPr>
-        <w:t>}}</w:t>
-      </w:r>
-    </w:p>
-    <w:p>
-      <w:pPr>
-        <w:jc w:val="center"/>
+          <w:rtl/>
+        </w:rPr>
+        <w:t>דו"ח פיקוח עליון מתאריך</w:t>
+      </w:r>
+      <w:r>
         <w:rPr>
           <w:rFonts w:ascii="David" w:hAnsi="David"/>
           <w:b/>
@@ -534,7 +426,8 @@
           <w:u w:val="double"/>
           <w:rtl/>
         </w:rPr>
-      </w:pPr>
+        <w:t xml:space="preserve"> </w:t>
+      </w:r>
       <w:r>
         <w:rPr>
           <w:rFonts w:ascii="David" w:hAnsi="David"/>
@@ -543,9 +436,8 @@
           <w:sz w:val="30"/>
           <w:szCs w:val="30"/>
           <w:u w:val="double"/>
-          <w:rtl/>
-        </w:rPr>
-        <w:t>דו"ח פיקוח עליון מתאריך</w:t>
+        </w:rPr>
+        <w:t>{{visit_date}}</w:t>
       </w:r>
       <w:r>
         <w:rPr>
@@ -568,53 +460,6 @@
           <w:szCs w:val="30"/>
           <w:u w:val="double"/>
         </w:rPr>
-        <w:t>{{</w:t>
-      </w:r>
-      <w:proofErr w:type="spellStart"/>
-      <w:r>
-        <w:rPr>
-          <w:rFonts w:ascii="David" w:hAnsi="David"/>
-          <w:b/>
-          <w:bCs/>
-          <w:sz w:val="30"/>
-          <w:szCs w:val="30"/>
-          <w:u w:val="double"/>
-        </w:rPr>
-        <w:t>visit_date</w:t>
-      </w:r>
-      <w:proofErr w:type="spellEnd"/>
-      <w:r>
-        <w:rPr>
-          <w:rFonts w:ascii="David" w:hAnsi="David"/>
-          <w:b/>
-          <w:bCs/>
-          <w:sz w:val="30"/>
-          <w:szCs w:val="30"/>
-          <w:u w:val="double"/>
-        </w:rPr>
-        <w:t>}}</w:t>
-      </w:r>
-      <w:r>
-        <w:rPr>
-          <w:rFonts w:ascii="David" w:hAnsi="David"/>
-          <w:b/>
-          <w:bCs/>
-          <w:sz w:val="30"/>
-          <w:szCs w:val="30"/>
-          <w:u w:val="double"/>
-          <w:rtl/>
-        </w:rPr>
-        <w:t xml:space="preserve"> </w:t>
-      </w:r>
-      <w:r>
-        <w:rPr>
-          <w:rFonts w:ascii="David" w:hAnsi="David"/>
-          <w:b/>
-          <w:bCs/>
-          <w:sz w:val="30"/>
-          <w:szCs w:val="30"/>
-          <w:u w:val="double"/>
-        </w:rPr>
         <w:br/>
       </w:r>
     </w:p>
@@ -642,23 +487,7 @@
           <w:rFonts w:ascii="David" w:hAnsi="David"/>
           <w:sz w:val="27"/>
         </w:rPr>
-        <w:t>{{</w:t>
-      </w:r>
-      <w:proofErr w:type="spellStart"/>
-      <w:r>
-        <w:rPr>
-          <w:rFonts w:ascii="David" w:hAnsi="David"/>
-          <w:sz w:val="27"/>
-        </w:rPr>
-        <w:t>visit_date</w:t>
-      </w:r>
-      <w:proofErr w:type="spellEnd"/>
-      <w:r>
-        <w:rPr>
-          <w:rFonts w:ascii="David" w:hAnsi="David"/>
-          <w:sz w:val="27"/>
-        </w:rPr>
-        <w:t>}}</w:t>
+        <w:t>{{visit_date}}</w:t>
       </w:r>
       <w:r>
         <w:rPr>
@@ -704,23 +533,7 @@
           <w:rFonts w:ascii="David" w:hAnsi="David"/>
           <w:sz w:val="27"/>
         </w:rPr>
-        <w:t>{{</w:t>
-      </w:r>
-      <w:proofErr w:type="spellStart"/>
-      <w:r>
-        <w:rPr>
-          <w:rFonts w:ascii="David" w:hAnsi="David"/>
-          <w:sz w:val="27"/>
-        </w:rPr>
-        <w:t>structure_name</w:t>
-      </w:r>
-      <w:proofErr w:type="spellEnd"/>
-      <w:r>
-        <w:rPr>
-          <w:rFonts w:ascii="David" w:hAnsi="David"/>
-          <w:sz w:val="27"/>
-        </w:rPr>
-        <w:t>}}</w:t>
+        <w:t>{{structure_name}}</w:t>
       </w:r>
       <w:r>
         <w:rPr>
@@ -775,23 +588,7 @@
           <w:rFonts w:ascii="David" w:hAnsi="David"/>
           <w:sz w:val="27"/>
         </w:rPr>
-        <w:t>{{</w:t>
-      </w:r>
-      <w:proofErr w:type="spellStart"/>
-      <w:r>
-        <w:rPr>
-          <w:rFonts w:ascii="David" w:hAnsi="David"/>
-          <w:sz w:val="27"/>
-        </w:rPr>
-        <w:t>inspection_subject</w:t>
-      </w:r>
-      <w:proofErr w:type="spellEnd"/>
-      <w:r>
-        <w:rPr>
-          <w:rFonts w:ascii="David" w:hAnsi="David"/>
-          <w:sz w:val="27"/>
-        </w:rPr>
-        <w:t>}}</w:t>
+        <w:t>{{inspection_subject}}</w:t>
       </w:r>
       <w:r>
         <w:rPr>
@@ -856,31 +653,7 @@
           <w:rFonts w:ascii="David" w:hAnsi="David"/>
           <w:sz w:val="27"/>
         </w:rPr>
-        <w:t>{{</w:t>
-      </w:r>
-      <w:proofErr w:type="spellStart"/>
-      <w:r>
-        <w:rPr>
-          <w:rFonts w:ascii="David" w:hAnsi="David"/>
-          <w:sz w:val="27"/>
-        </w:rPr>
-        <w:t>inspector_</w:t>
-      </w:r>
-      <w:proofErr w:type="gramStart"/>
-      <w:r>
-        <w:rPr>
-          <w:rFonts w:ascii="David" w:hAnsi="David"/>
-          <w:sz w:val="27"/>
-        </w:rPr>
-        <w:t>name</w:t>
-      </w:r>
-      <w:proofErr w:type="spellEnd"/>
-      <w:r>
-        <w:rPr>
-          <w:rFonts w:ascii="David" w:hAnsi="David"/>
-          <w:sz w:val="27"/>
-        </w:rPr>
-        <w:t>}}</w:t>
+        <w:t>{{inspector_name}}</w:t>
       </w:r>
       <w:r>
         <w:rPr>
@@ -890,7 +663,6 @@
         </w:rPr>
         <w:t>-מפקח</w:t>
       </w:r>
-      <w:proofErr w:type="gramEnd"/>
       <w:r>
         <w:rPr>
           <w:rFonts w:ascii="David" w:hAnsi="David"/>
@@ -917,23 +689,7 @@
           <w:rFonts w:ascii="David" w:hAnsi="David"/>
           <w:sz w:val="27"/>
         </w:rPr>
-        <w:t>{{</w:t>
-      </w:r>
-      <w:proofErr w:type="spellStart"/>
-      <w:r>
-        <w:rPr>
-          <w:rFonts w:ascii="David" w:hAnsi="David"/>
-          <w:sz w:val="27"/>
-        </w:rPr>
-        <w:t>execution_team</w:t>
-      </w:r>
-      <w:proofErr w:type="spellEnd"/>
-      <w:r>
-        <w:rPr>
-          <w:rFonts w:ascii="David" w:hAnsi="David"/>
-          <w:sz w:val="27"/>
-        </w:rPr>
-        <w:t>}}</w:t>
+        <w:t>{{execution_team}}</w:t>
       </w:r>
       <w:r>
         <w:rPr>
@@ -968,25 +724,8 @@
         <w:rPr>
           <w:rFonts w:ascii="David" w:hAnsi="David"/>
           <w:sz w:val="27"/>
-          <w:rtl/>
-        </w:rPr>
-        <w:t>הח</w:t>
-      </w:r>
-      <w:r>
-        <w:rPr>
-          <w:rFonts w:ascii="David" w:hAnsi="David"/>
-          <w:sz w:val="27"/>
-          <w:rtl/>
-        </w:rPr>
-        <w:t>"מ</w:t>
-      </w:r>
-      <w:r>
-        <w:rPr>
-          <w:rFonts w:ascii="David" w:hAnsi="David"/>
-          <w:sz w:val="27"/>
-          <w:rtl/>
-        </w:rPr>
-        <w:t xml:space="preserve"> </w:t>
+        </w:rPr>
+        <w:t>{{ star_present }}</w:t>
       </w:r>
       <w:r>
         <w:rPr>
@@ -1126,27 +865,27 @@
         <w:tabs>
           <w:tab w:val="left" w:pos="389"/>
         </w:tabs>
-        <w:ind w:left="720"/>
-        <w:rPr>
-          <w:rFonts w:ascii="David" w:hAnsi="David"/>
-          <w:sz w:val="27"/>
-        </w:rPr>
-      </w:pPr>
-    </w:p>
-    <w:p>
-      <w:pPr>
-        <w:numPr>
-          <w:ilvl w:val="1"/>
-          <w:numId w:val="3"/>
-        </w:numPr>
-        <w:tabs>
-          <w:tab w:val="left" w:pos="389"/>
-        </w:tabs>
-        <w:rPr>
-          <w:rFonts w:ascii="David" w:hAnsi="David"/>
-          <w:sz w:val="27"/>
-        </w:rPr>
-      </w:pPr>
+        <w:rPr>
+          <w:rFonts w:ascii="David" w:hAnsi="David"/>
+          <w:sz w:val="27"/>
+        </w:rPr>
+      </w:pPr>
+      <w:r>
+        <w:rPr>
+          <w:rFonts w:ascii="David" w:hAnsi="David"/>
+          <w:sz w:val="27"/>
+          <w:rtl/>
+        </w:rPr>
+        <w:tab/>
+      </w:r>
+      <w:r>
+        <w:rPr>
+          <w:rFonts w:ascii="David" w:hAnsi="David"/>
+          <w:sz w:val="27"/>
+          <w:rtl/>
+        </w:rPr>
+        <w:tab/>
+      </w:r>
       <w:r>
         <w:rPr>
           <w:rFonts w:ascii="David" w:hAnsi="David"/>
@@ -1160,17 +899,8 @@
           <w:rFonts w:ascii="David" w:hAnsi="David"/>
           <w:sz w:val="27"/>
         </w:rPr>
-        <w:t xml:space="preserve">for remark in </w:t>
-      </w:r>
-      <w:proofErr w:type="spellStart"/>
-      <w:r>
-        <w:rPr>
-          <w:rFonts w:ascii="David" w:hAnsi="David"/>
-          <w:sz w:val="27"/>
-        </w:rPr>
-        <w:t>specific_remarks_list</w:t>
-      </w:r>
-      <w:proofErr w:type="spellEnd"/>
+        <w:t>for remark in specific_remarks_list</w:t>
+      </w:r>
       <w:r>
         <w:rPr>
           <w:rFonts w:ascii="David" w:hAnsi="David"/>
@@ -1199,7 +929,6 @@
         </w:rPr>
         <w:t xml:space="preserve">{{ </w:t>
       </w:r>
-      <w:proofErr w:type="spellStart"/>
       <w:r>
         <w:rPr>
           <w:rFonts w:ascii="David" w:hAnsi="David"/>
@@ -1207,7 +936,6 @@
         </w:rPr>
         <w:t>remark.text</w:t>
       </w:r>
-      <w:proofErr w:type="spellEnd"/>
       <w:r>
         <w:rPr>
           <w:rFonts w:ascii="David" w:hAnsi="David"/>
@@ -1234,71 +962,7 @@
           <w:rFonts w:ascii="David" w:hAnsi="David"/>
           <w:sz w:val="27"/>
         </w:rPr>
-        <w:t xml:space="preserve">{% if </w:t>
-      </w:r>
-      <w:proofErr w:type="spellStart"/>
-      <w:r>
-        <w:rPr>
-          <w:rFonts w:ascii="David" w:hAnsi="David"/>
-          <w:sz w:val="27"/>
-        </w:rPr>
-        <w:t>remark.</w:t>
-      </w:r>
-      <w:proofErr w:type="gramStart"/>
-      <w:r>
-        <w:rPr>
-          <w:rFonts w:ascii="David" w:hAnsi="David"/>
-          <w:sz w:val="27"/>
-        </w:rPr>
-        <w:t>image</w:t>
-      </w:r>
-      <w:proofErr w:type="spellEnd"/>
-      <w:r>
-        <w:rPr>
-          <w:rFonts w:ascii="David" w:hAnsi="David"/>
-          <w:sz w:val="27"/>
-        </w:rPr>
-        <w:t xml:space="preserve"> %}{{</w:t>
-      </w:r>
-      <w:proofErr w:type="gramEnd"/>
-      <w:r>
-        <w:rPr>
-          <w:rFonts w:ascii="David" w:hAnsi="David"/>
-          <w:sz w:val="27"/>
-        </w:rPr>
-        <w:t xml:space="preserve"> </w:t>
-      </w:r>
-      <w:proofErr w:type="spellStart"/>
-      <w:r>
-        <w:rPr>
-          <w:rFonts w:ascii="David" w:hAnsi="David"/>
-          <w:sz w:val="27"/>
-        </w:rPr>
-        <w:t>remark.</w:t>
-      </w:r>
-      <w:proofErr w:type="gramStart"/>
-      <w:r>
-        <w:rPr>
-          <w:rFonts w:ascii="David" w:hAnsi="David"/>
-          <w:sz w:val="27"/>
-        </w:rPr>
-        <w:t>image</w:t>
-      </w:r>
-      <w:proofErr w:type="spellEnd"/>
-      <w:r>
-        <w:rPr>
-          <w:rFonts w:ascii="David" w:hAnsi="David"/>
-          <w:sz w:val="27"/>
-        </w:rPr>
-        <w:t xml:space="preserve"> }}{%</w:t>
-      </w:r>
-      <w:proofErr w:type="gramEnd"/>
-      <w:r>
-        <w:rPr>
-          <w:rFonts w:ascii="David" w:hAnsi="David"/>
-          <w:sz w:val="27"/>
-        </w:rPr>
-        <w:t xml:space="preserve"> endif %}</w:t>
+        <w:t>{% if remark.image %}{{ remark.image }}{% endif %}</w:t>
       </w:r>
       <w:r>
         <w:rPr>
@@ -1316,8 +980,6 @@
         </w:rPr>
         <w:t xml:space="preserve">{% </w:t>
       </w:r>
-      <w:proofErr w:type="spellStart"/>
-      <w:proofErr w:type="gramStart"/>
       <w:r>
         <w:rPr>
           <w:rFonts w:ascii="David" w:hAnsi="David"/>
@@ -1325,7 +987,6 @@
         </w:rPr>
         <w:t>endfor</w:t>
       </w:r>
-      <w:proofErr w:type="spellEnd"/>
       <w:r>
         <w:rPr>
           <w:rFonts w:ascii="David" w:hAnsi="David"/>
@@ -1334,7 +995,6 @@
         </w:rPr>
         <w:t xml:space="preserve"> %}</w:t>
       </w:r>
-      <w:proofErr w:type="gramEnd"/>
       <w:r>
         <w:rPr>
           <w:rFonts w:ascii="David" w:hAnsi="David" w:hint="cs"/>
@@ -1404,40 +1064,22 @@
     </w:p>
     <w:p>
       <w:pPr>
-        <w:numPr>
-          <w:ilvl w:val="1"/>
-          <w:numId w:val="3"/>
-        </w:numPr>
         <w:tabs>
           <w:tab w:val="left" w:pos="389"/>
         </w:tabs>
-        <w:rPr>
-          <w:rFonts w:ascii="David" w:hAnsi="David"/>
-          <w:sz w:val="27"/>
-        </w:rPr>
-      </w:pPr>
-      <w:r>
-        <w:rPr>
-          <w:rFonts w:ascii="David" w:hAnsi="David"/>
-          <w:sz w:val="27"/>
-        </w:rPr>
-        <w:t xml:space="preserve">{{ </w:t>
-      </w:r>
-      <w:proofErr w:type="spellStart"/>
-      <w:r>
-        <w:rPr>
-          <w:rFonts w:ascii="David" w:hAnsi="David"/>
-          <w:sz w:val="27"/>
-        </w:rPr>
-        <w:t>general_remarks</w:t>
-      </w:r>
-      <w:proofErr w:type="spellEnd"/>
-      <w:r>
-        <w:rPr>
-          <w:rFonts w:ascii="David" w:hAnsi="David"/>
-          <w:sz w:val="27"/>
-        </w:rPr>
-        <w:t xml:space="preserve"> }}</w:t>
+        <w:ind w:left="709"/>
+        <w:rPr>
+          <w:rFonts w:ascii="David" w:hAnsi="David" w:hint="cs"/>
+          <w:sz w:val="27"/>
+          <w:rtl/>
+        </w:rPr>
+      </w:pPr>
+      <w:r>
+        <w:rPr>
+          <w:rFonts w:ascii="David" w:hAnsi="David"/>
+          <w:sz w:val="27"/>
+        </w:rPr>
+        <w:t>{{ general_remarks }}</w:t>
       </w:r>
     </w:p>
     <w:p>
@@ -1547,7 +1189,7 @@
         </w:tabs>
         <w:jc w:val="both"/>
         <w:rPr>
-          <w:rFonts w:ascii="Arial" w:hAnsi="Arial" w:hint="cs"/>
+          <w:rFonts w:ascii="Arial" w:hAnsi="Arial"/>
           <w:rtl/>
         </w:rPr>
       </w:pPr>
@@ -1594,10 +1236,15 @@
           <w:tab w:val="left" w:pos="7046"/>
         </w:tabs>
         <w:ind w:right="-1260"/>
-      </w:pPr>
-      <w:r>
-        <w:rPr>
-          <w:rFonts w:hint="cs"/>
+        <w:rPr>
+          <w:rFonts w:ascii="David" w:hAnsi="David"/>
+          <w:sz w:val="27"/>
+        </w:rPr>
+      </w:pPr>
+      <w:r>
+        <w:rPr>
+          <w:rFonts w:ascii="David" w:hAnsi="David"/>
+          <w:sz w:val="27"/>
           <w:u w:val="single"/>
           <w:rtl/>
         </w:rPr>
@@ -1605,7 +1252,8 @@
       </w:r>
       <w:r>
         <w:rPr>
-          <w:rFonts w:hint="cs"/>
+          <w:rFonts w:ascii="David" w:hAnsi="David"/>
+          <w:sz w:val="27"/>
           <w:rtl/>
         </w:rPr>
         <w:t>:</w:t>
@@ -1619,38 +1267,25 @@
         </w:numPr>
         <w:jc w:val="both"/>
         <w:rPr>
+          <w:rFonts w:ascii="David" w:hAnsi="David"/>
           <w:sz w:val="27"/>
           <w:u w:val="single"/>
         </w:rPr>
       </w:pPr>
       <w:r>
         <w:rPr>
+          <w:rFonts w:ascii="David" w:hAnsi="David"/>
           <w:sz w:val="27"/>
         </w:rPr>
         <w:t>XXXX</w:t>
       </w:r>
       <w:r>
         <w:rPr>
-          <w:rFonts w:hint="cs"/>
-          <w:sz w:val="27"/>
-          <w:rtl/>
-        </w:rPr>
-        <w:t xml:space="preserve"> </w:t>
-      </w:r>
-      <w:r>
-        <w:rPr>
-          <w:sz w:val="27"/>
-          <w:rtl/>
-        </w:rPr>
-        <w:t>–</w:t>
-      </w:r>
-      <w:r>
-        <w:rPr>
-          <w:rFonts w:hint="cs"/>
-          <w:sz w:val="27"/>
-          <w:rtl/>
-        </w:rPr>
-        <w:t xml:space="preserve"> סטאר מהנדסים</w:t>
+          <w:rFonts w:ascii="David" w:hAnsi="David"/>
+          <w:sz w:val="27"/>
+          <w:rtl/>
+        </w:rPr>
+        <w:t xml:space="preserve"> – סטאר מהנדסים</w:t>
       </w:r>
     </w:p>
     <w:p>
@@ -1661,12 +1296,13 @@
         </w:numPr>
         <w:jc w:val="both"/>
         <w:rPr>
-          <w:sz w:val="27"/>
-        </w:rPr>
-      </w:pPr>
-      <w:r>
-        <w:rPr>
-          <w:rFonts w:hint="cs"/>
+          <w:rFonts w:ascii="David" w:hAnsi="David"/>
+          <w:sz w:val="27"/>
+        </w:rPr>
+      </w:pPr>
+      <w:r>
+        <w:rPr>
+          <w:rFonts w:ascii="David" w:hAnsi="David"/>
           <w:sz w:val="27"/>
           <w:rtl/>
         </w:rPr>
@@ -1674,6 +1310,7 @@
       </w:r>
       <w:r>
         <w:rPr>
+          <w:rFonts w:ascii="David" w:hAnsi="David"/>
           <w:sz w:val="27"/>
         </w:rPr>
         <w:t>XXX</w:t>
@@ -1687,13 +1324,14 @@
         </w:numPr>
         <w:jc w:val="both"/>
         <w:rPr>
+          <w:rFonts w:ascii="David" w:hAnsi="David"/>
           <w:sz w:val="27"/>
           <w:u w:val="single"/>
         </w:rPr>
       </w:pPr>
       <w:r>
         <w:rPr>
-          <w:rFonts w:hint="cs"/>
+          <w:rFonts w:ascii="David" w:hAnsi="David"/>
           <w:sz w:val="27"/>
           <w:rtl/>
         </w:rPr>
@@ -1701,24 +1339,12 @@
       </w:r>
       <w:r>
         <w:rPr>
-          <w:rFonts w:hint="cs"/>
-          <w:sz w:val="25"/>
-          <w:szCs w:val="25"/>
-          <w:rtl/>
-        </w:rPr>
-        <w:t xml:space="preserve">מספר </w:t>
-      </w:r>
-      <w:proofErr w:type="spellStart"/>
-      <w:r>
-        <w:rPr>
-          <w:rFonts w:hint="cs"/>
-          <w:sz w:val="25"/>
-          <w:szCs w:val="25"/>
-          <w:rtl/>
-        </w:rPr>
-        <w:t>פרוייקט</w:t>
-      </w:r>
-      <w:proofErr w:type="spellEnd"/>
+          <w:rFonts w:ascii="David" w:hAnsi="David"/>
+          <w:sz w:val="27"/>
+          <w:rtl/>
+        </w:rPr>
+        <w:t>מספר פרוייקט</w:t>
+      </w:r>
     </w:p>
     <w:p>
       <w:pPr>
@@ -1728,13 +1354,14 @@
         </w:numPr>
         <w:jc w:val="both"/>
         <w:rPr>
+          <w:rFonts w:ascii="David" w:hAnsi="David"/>
           <w:sz w:val="27"/>
           <w:u w:val="single"/>
         </w:rPr>
       </w:pPr>
       <w:r>
         <w:rPr>
-          <w:rFonts w:hint="cs"/>
+          <w:rFonts w:ascii="David" w:hAnsi="David"/>
           <w:sz w:val="27"/>
           <w:rtl/>
         </w:rPr>
@@ -1801,23 +1428,7 @@
         <w:rFonts w:ascii="David" w:hAnsi="David"/>
         <w:sz w:val="27"/>
       </w:rPr>
-      <w:t>{{</w:t>
-    </w:r>
-    <w:proofErr w:type="spellStart"/>
-    <w:r>
-      <w:rPr>
-        <w:rFonts w:ascii="David" w:hAnsi="David"/>
-        <w:sz w:val="27"/>
-      </w:rPr>
-      <w:t>author_initials</w:t>
-    </w:r>
-    <w:proofErr w:type="spellEnd"/>
-    <w:r>
-      <w:rPr>
-        <w:rFonts w:ascii="David" w:hAnsi="David"/>
-        <w:sz w:val="27"/>
-      </w:rPr>
-      <w:t>}}</w:t>
+      <w:t>{{author_initials}}</w:t>
     </w:r>
     <w:r>
       <w:rPr>
@@ -1832,23 +1443,7 @@
         <w:rFonts w:ascii="David" w:hAnsi="David"/>
         <w:sz w:val="27"/>
       </w:rPr>
-      <w:t>{{</w:t>
-    </w:r>
-    <w:proofErr w:type="spellStart"/>
-    <w:r>
-      <w:rPr>
-        <w:rFonts w:ascii="David" w:hAnsi="David"/>
-        <w:sz w:val="27"/>
-      </w:rPr>
-      <w:t>project_num</w:t>
-    </w:r>
-    <w:proofErr w:type="spellEnd"/>
-    <w:r>
-      <w:rPr>
-        <w:rFonts w:ascii="David" w:hAnsi="David"/>
-        <w:sz w:val="27"/>
-      </w:rPr>
-      <w:t>}}</w:t>
+      <w:t>{{project_num}}</w:t>
     </w:r>
     <w:r>
       <w:rPr>
@@ -1862,23 +1457,7 @@
         <w:rFonts w:ascii="David" w:hAnsi="David"/>
         <w:sz w:val="27"/>
       </w:rPr>
-      <w:t>{{</w:t>
-    </w:r>
-    <w:proofErr w:type="spellStart"/>
-    <w:r>
-      <w:rPr>
-        <w:rFonts w:ascii="David" w:hAnsi="David"/>
-        <w:sz w:val="27"/>
-      </w:rPr>
-      <w:t>letter_num</w:t>
-    </w:r>
-    <w:proofErr w:type="spellEnd"/>
-    <w:r>
-      <w:rPr>
-        <w:rFonts w:ascii="David" w:hAnsi="David"/>
-        <w:sz w:val="27"/>
-      </w:rPr>
-      <w:t>}}</w:t>
+      <w:t>{{letter_num}}</w:t>
     </w:r>
   </w:p>
 </w:ftr>
@@ -2380,7 +1959,7 @@
       <w:lvlText w:val="%1.%2"/>
       <w:lvlJc w:val="left"/>
       <w:pPr>
-        <w:ind w:left="1068" w:hanging="360"/>
+        <w:ind w:left="1069" w:hanging="360"/>
       </w:pPr>
       <w:rPr>
         <w:rFonts w:hint="default"/>

--- a/template.docx
+++ b/template.docx
@@ -110,7 +110,23 @@
           <w:rFonts w:ascii="David" w:hAnsi="David"/>
           <w:sz w:val="27"/>
         </w:rPr>
-        <w:t>{{report_date}}</w:t>
+        <w:t>{{</w:t>
+      </w:r>
+      <w:proofErr w:type="spellStart"/>
+      <w:r>
+        <w:rPr>
+          <w:rFonts w:ascii="David" w:hAnsi="David"/>
+          <w:sz w:val="27"/>
+        </w:rPr>
+        <w:t>report_date</w:t>
+      </w:r>
+      <w:proofErr w:type="spellEnd"/>
+      <w:r>
+        <w:rPr>
+          <w:rFonts w:ascii="David" w:hAnsi="David"/>
+          <w:sz w:val="27"/>
+        </w:rPr>
+        <w:t>}}</w:t>
       </w:r>
     </w:p>
     <w:p>
@@ -183,7 +199,39 @@
           <w:rFonts w:ascii="David" w:hAnsi="David"/>
           <w:sz w:val="27"/>
         </w:rPr>
-        <w:t>{{project_num}}-{{letter_num}}</w:t>
+        <w:t>{{</w:t>
+      </w:r>
+      <w:proofErr w:type="spellStart"/>
+      <w:r>
+        <w:rPr>
+          <w:rFonts w:ascii="David" w:hAnsi="David"/>
+          <w:sz w:val="27"/>
+        </w:rPr>
+        <w:t>project_num</w:t>
+      </w:r>
+      <w:proofErr w:type="spellEnd"/>
+      <w:r>
+        <w:rPr>
+          <w:rFonts w:ascii="David" w:hAnsi="David"/>
+          <w:sz w:val="27"/>
+        </w:rPr>
+        <w:t>}}-{{</w:t>
+      </w:r>
+      <w:proofErr w:type="spellStart"/>
+      <w:r>
+        <w:rPr>
+          <w:rFonts w:ascii="David" w:hAnsi="David"/>
+          <w:sz w:val="27"/>
+        </w:rPr>
+        <w:t>letter_num</w:t>
+      </w:r>
+      <w:proofErr w:type="spellEnd"/>
+      <w:r>
+        <w:rPr>
+          <w:rFonts w:ascii="David" w:hAnsi="David"/>
+          <w:sz w:val="27"/>
+        </w:rPr>
+        <w:t>}}</w:t>
       </w:r>
     </w:p>
     <w:p>
@@ -219,7 +267,25 @@
           <w:sz w:val="27"/>
           <w:u w:val="single"/>
         </w:rPr>
-        <w:t>{{client_name}}</w:t>
+        <w:t>{{</w:t>
+      </w:r>
+      <w:proofErr w:type="spellStart"/>
+      <w:r>
+        <w:rPr>
+          <w:rFonts w:ascii="David" w:hAnsi="David"/>
+          <w:sz w:val="27"/>
+          <w:u w:val="single"/>
+        </w:rPr>
+        <w:t>client_name</w:t>
+      </w:r>
+      <w:proofErr w:type="spellEnd"/>
+      <w:r>
+        <w:rPr>
+          <w:rFonts w:ascii="David" w:hAnsi="David"/>
+          <w:sz w:val="27"/>
+          <w:u w:val="single"/>
+        </w:rPr>
+        <w:t>}}</w:t>
       </w:r>
     </w:p>
     <w:p>
@@ -262,7 +328,23 @@
           <w:rFonts w:ascii="David" w:hAnsi="David"/>
           <w:sz w:val="27"/>
         </w:rPr>
-        <w:t>{{contact_person}}</w:t>
+        <w:t>{{</w:t>
+      </w:r>
+      <w:proofErr w:type="spellStart"/>
+      <w:r>
+        <w:rPr>
+          <w:rFonts w:ascii="David" w:hAnsi="David"/>
+          <w:sz w:val="27"/>
+        </w:rPr>
+        <w:t>contact_person</w:t>
+      </w:r>
+      <w:proofErr w:type="spellEnd"/>
+      <w:r>
+        <w:rPr>
+          <w:rFonts w:ascii="David" w:hAnsi="David"/>
+          <w:sz w:val="27"/>
+        </w:rPr>
+        <w:t>}}</w:t>
       </w:r>
     </w:p>
     <w:p>
@@ -303,7 +385,23 @@
           <w:rFonts w:ascii="David" w:hAnsi="David"/>
           <w:sz w:val="27"/>
         </w:rPr>
-        <w:t>{{client_email}}</w:t>
+        <w:t>{{</w:t>
+      </w:r>
+      <w:proofErr w:type="spellStart"/>
+      <w:r>
+        <w:rPr>
+          <w:rFonts w:ascii="David" w:hAnsi="David"/>
+          <w:sz w:val="27"/>
+        </w:rPr>
+        <w:t>client_email</w:t>
+      </w:r>
+      <w:proofErr w:type="spellEnd"/>
+      <w:r>
+        <w:rPr>
+          <w:rFonts w:ascii="David" w:hAnsi="David"/>
+          <w:sz w:val="27"/>
+        </w:rPr>
+        <w:t>}}</w:t>
       </w:r>
     </w:p>
     <w:p>
@@ -336,7 +434,7 @@
     </w:p>
     <w:p>
       <w:pPr>
-        <w:jc w:val="center"/>
+        <w:ind w:left="1440"/>
         <w:rPr>
           <w:rFonts w:ascii="David" w:hAnsi="David"/>
           <w:b/>
@@ -349,6 +447,14 @@
       </w:pPr>
       <w:r>
         <w:rPr>
+          <w:rFonts w:ascii="David" w:hAnsi="David" w:hint="cs"/>
+          <w:sz w:val="27"/>
+          <w:rtl/>
+        </w:rPr>
+        <w:t xml:space="preserve">   </w:t>
+      </w:r>
+      <w:r>
+        <w:rPr>
           <w:rFonts w:ascii="David" w:hAnsi="David"/>
           <w:sz w:val="27"/>
           <w:rtl/>
@@ -388,12 +494,10 @@
           <w:szCs w:val="30"/>
           <w:u w:val="double"/>
         </w:rPr>
-        <w:t>{{structure_name}}</w:t>
-      </w:r>
-    </w:p>
-    <w:p>
-      <w:pPr>
-        <w:jc w:val="center"/>
+        <w:t>{{</w:t>
+      </w:r>
+      <w:proofErr w:type="spellStart"/>
+      <w:r>
         <w:rPr>
           <w:rFonts w:ascii="David" w:hAnsi="David"/>
           <w:b/>
@@ -401,9 +505,10 @@
           <w:sz w:val="30"/>
           <w:szCs w:val="30"/>
           <w:u w:val="double"/>
-          <w:rtl/>
-        </w:rPr>
-      </w:pPr>
+        </w:rPr>
+        <w:t>structure_name</w:t>
+      </w:r>
+      <w:proofErr w:type="spellEnd"/>
       <w:r>
         <w:rPr>
           <w:rFonts w:ascii="David" w:hAnsi="David"/>
@@ -412,11 +517,13 @@
           <w:sz w:val="30"/>
           <w:szCs w:val="30"/>
           <w:u w:val="double"/>
-          <w:rtl/>
-        </w:rPr>
-        <w:t>דו"ח פיקוח עליון מתאריך</w:t>
-      </w:r>
-      <w:r>
+        </w:rPr>
+        <w:t>}}</w:t>
+      </w:r>
+    </w:p>
+    <w:p>
+      <w:pPr>
+        <w:ind w:left="720" w:firstLine="720"/>
         <w:rPr>
           <w:rFonts w:ascii="David" w:hAnsi="David"/>
           <w:b/>
@@ -426,8 +533,7 @@
           <w:u w:val="double"/>
           <w:rtl/>
         </w:rPr>
-        <w:t xml:space="preserve"> </w:t>
-      </w:r>
+      </w:pPr>
       <w:r>
         <w:rPr>
           <w:rFonts w:ascii="David" w:hAnsi="David"/>
@@ -436,8 +542,9 @@
           <w:sz w:val="30"/>
           <w:szCs w:val="30"/>
           <w:u w:val="double"/>
-        </w:rPr>
-        <w:t>{{visit_date}}</w:t>
+          <w:rtl/>
+        </w:rPr>
+        <w:t>דו"ח פיקוח עליון מתאריך</w:t>
       </w:r>
       <w:r>
         <w:rPr>
@@ -460,6 +567,53 @@
           <w:szCs w:val="30"/>
           <w:u w:val="double"/>
         </w:rPr>
+        <w:t>{{</w:t>
+      </w:r>
+      <w:proofErr w:type="spellStart"/>
+      <w:r>
+        <w:rPr>
+          <w:rFonts w:ascii="David" w:hAnsi="David"/>
+          <w:b/>
+          <w:bCs/>
+          <w:sz w:val="30"/>
+          <w:szCs w:val="30"/>
+          <w:u w:val="double"/>
+        </w:rPr>
+        <w:t>visit_date</w:t>
+      </w:r>
+      <w:proofErr w:type="spellEnd"/>
+      <w:r>
+        <w:rPr>
+          <w:rFonts w:ascii="David" w:hAnsi="David"/>
+          <w:b/>
+          <w:bCs/>
+          <w:sz w:val="30"/>
+          <w:szCs w:val="30"/>
+          <w:u w:val="double"/>
+        </w:rPr>
+        <w:t>}}</w:t>
+      </w:r>
+      <w:r>
+        <w:rPr>
+          <w:rFonts w:ascii="David" w:hAnsi="David"/>
+          <w:b/>
+          <w:bCs/>
+          <w:sz w:val="30"/>
+          <w:szCs w:val="30"/>
+          <w:u w:val="double"/>
+          <w:rtl/>
+        </w:rPr>
+        <w:t xml:space="preserve"> </w:t>
+      </w:r>
+      <w:r>
+        <w:rPr>
+          <w:rFonts w:ascii="David" w:hAnsi="David"/>
+          <w:b/>
+          <w:bCs/>
+          <w:sz w:val="30"/>
+          <w:szCs w:val="30"/>
+          <w:u w:val="double"/>
+        </w:rPr>
         <w:br/>
       </w:r>
     </w:p>
@@ -487,7 +641,23 @@
           <w:rFonts w:ascii="David" w:hAnsi="David"/>
           <w:sz w:val="27"/>
         </w:rPr>
-        <w:t>{{visit_date}}</w:t>
+        <w:t>{{</w:t>
+      </w:r>
+      <w:proofErr w:type="spellStart"/>
+      <w:r>
+        <w:rPr>
+          <w:rFonts w:ascii="David" w:hAnsi="David"/>
+          <w:sz w:val="27"/>
+        </w:rPr>
+        <w:t>visit_date</w:t>
+      </w:r>
+      <w:proofErr w:type="spellEnd"/>
+      <w:r>
+        <w:rPr>
+          <w:rFonts w:ascii="David" w:hAnsi="David"/>
+          <w:sz w:val="27"/>
+        </w:rPr>
+        <w:t>}}</w:t>
       </w:r>
       <w:r>
         <w:rPr>
@@ -533,7 +703,23 @@
           <w:rFonts w:ascii="David" w:hAnsi="David"/>
           <w:sz w:val="27"/>
         </w:rPr>
-        <w:t>{{structure_name}}</w:t>
+        <w:t>{{</w:t>
+      </w:r>
+      <w:proofErr w:type="spellStart"/>
+      <w:r>
+        <w:rPr>
+          <w:rFonts w:ascii="David" w:hAnsi="David"/>
+          <w:sz w:val="27"/>
+        </w:rPr>
+        <w:t>structure_name</w:t>
+      </w:r>
+      <w:proofErr w:type="spellEnd"/>
+      <w:r>
+        <w:rPr>
+          <w:rFonts w:ascii="David" w:hAnsi="David"/>
+          <w:sz w:val="27"/>
+        </w:rPr>
+        <w:t>}}</w:t>
       </w:r>
       <w:r>
         <w:rPr>
@@ -588,7 +774,23 @@
           <w:rFonts w:ascii="David" w:hAnsi="David"/>
           <w:sz w:val="27"/>
         </w:rPr>
-        <w:t>{{inspection_subject}}</w:t>
+        <w:t>{{</w:t>
+      </w:r>
+      <w:proofErr w:type="spellStart"/>
+      <w:r>
+        <w:rPr>
+          <w:rFonts w:ascii="David" w:hAnsi="David"/>
+          <w:sz w:val="27"/>
+        </w:rPr>
+        <w:t>inspection_subject</w:t>
+      </w:r>
+      <w:proofErr w:type="spellEnd"/>
+      <w:r>
+        <w:rPr>
+          <w:rFonts w:ascii="David" w:hAnsi="David"/>
+          <w:sz w:val="27"/>
+        </w:rPr>
+        <w:t>}}</w:t>
       </w:r>
       <w:r>
         <w:rPr>
@@ -653,7 +855,23 @@
           <w:rFonts w:ascii="David" w:hAnsi="David"/>
           <w:sz w:val="27"/>
         </w:rPr>
-        <w:t>{{inspector_name}}</w:t>
+        <w:t>{{</w:t>
+      </w:r>
+      <w:proofErr w:type="spellStart"/>
+      <w:r>
+        <w:rPr>
+          <w:rFonts w:ascii="David" w:hAnsi="David"/>
+          <w:sz w:val="27"/>
+        </w:rPr>
+        <w:t>inspector_name</w:t>
+      </w:r>
+      <w:proofErr w:type="spellEnd"/>
+      <w:r>
+        <w:rPr>
+          <w:rFonts w:ascii="David" w:hAnsi="David"/>
+          <w:sz w:val="27"/>
+        </w:rPr>
+        <w:t>}}</w:t>
       </w:r>
       <w:r>
         <w:rPr>
@@ -689,7 +907,23 @@
           <w:rFonts w:ascii="David" w:hAnsi="David"/>
           <w:sz w:val="27"/>
         </w:rPr>
-        <w:t>{{execution_team}}</w:t>
+        <w:t>{{</w:t>
+      </w:r>
+      <w:proofErr w:type="spellStart"/>
+      <w:r>
+        <w:rPr>
+          <w:rFonts w:ascii="David" w:hAnsi="David"/>
+          <w:sz w:val="27"/>
+        </w:rPr>
+        <w:t>execution_team</w:t>
+      </w:r>
+      <w:proofErr w:type="spellEnd"/>
+      <w:r>
+        <w:rPr>
+          <w:rFonts w:ascii="David" w:hAnsi="David"/>
+          <w:sz w:val="27"/>
+        </w:rPr>
+        <w:t>}}</w:t>
       </w:r>
       <w:r>
         <w:rPr>
@@ -725,7 +959,23 @@
           <w:rFonts w:ascii="David" w:hAnsi="David"/>
           <w:sz w:val="27"/>
         </w:rPr>
-        <w:t>{{ star_present }}</w:t>
+        <w:t xml:space="preserve">{{ </w:t>
+      </w:r>
+      <w:proofErr w:type="spellStart"/>
+      <w:r>
+        <w:rPr>
+          <w:rFonts w:ascii="David" w:hAnsi="David"/>
+          <w:sz w:val="27"/>
+        </w:rPr>
+        <w:t>star_present</w:t>
+      </w:r>
+      <w:proofErr w:type="spellEnd"/>
+      <w:r>
+        <w:rPr>
+          <w:rFonts w:ascii="David" w:hAnsi="David"/>
+          <w:sz w:val="27"/>
+        </w:rPr>
+        <w:t xml:space="preserve"> }}</w:t>
       </w:r>
       <w:r>
         <w:rPr>
@@ -899,8 +1149,17 @@
           <w:rFonts w:ascii="David" w:hAnsi="David"/>
           <w:sz w:val="27"/>
         </w:rPr>
-        <w:t>for remark in specific_remarks_list</w:t>
-      </w:r>
+        <w:t xml:space="preserve">for remark in </w:t>
+      </w:r>
+      <w:proofErr w:type="spellStart"/>
+      <w:r>
+        <w:rPr>
+          <w:rFonts w:ascii="David" w:hAnsi="David"/>
+          <w:sz w:val="27"/>
+        </w:rPr>
+        <w:t>specific_remarks_list</w:t>
+      </w:r>
+      <w:proofErr w:type="spellEnd"/>
       <w:r>
         <w:rPr>
           <w:rFonts w:ascii="David" w:hAnsi="David"/>
@@ -929,6 +1188,7 @@
         </w:rPr>
         <w:t xml:space="preserve">{{ </w:t>
       </w:r>
+      <w:proofErr w:type="spellStart"/>
       <w:r>
         <w:rPr>
           <w:rFonts w:ascii="David" w:hAnsi="David"/>
@@ -936,6 +1196,7 @@
         </w:rPr>
         <w:t>remark.text</w:t>
       </w:r>
+      <w:proofErr w:type="spellEnd"/>
       <w:r>
         <w:rPr>
           <w:rFonts w:ascii="David" w:hAnsi="David"/>
@@ -962,7 +1223,39 @@
           <w:rFonts w:ascii="David" w:hAnsi="David"/>
           <w:sz w:val="27"/>
         </w:rPr>
-        <w:t>{% if remark.image %}{{ remark.image }}{% endif %}</w:t>
+        <w:t xml:space="preserve">{% if </w:t>
+      </w:r>
+      <w:proofErr w:type="spellStart"/>
+      <w:r>
+        <w:rPr>
+          <w:rFonts w:ascii="David" w:hAnsi="David"/>
+          <w:sz w:val="27"/>
+        </w:rPr>
+        <w:t>remark.image</w:t>
+      </w:r>
+      <w:proofErr w:type="spellEnd"/>
+      <w:r>
+        <w:rPr>
+          <w:rFonts w:ascii="David" w:hAnsi="David"/>
+          <w:sz w:val="27"/>
+        </w:rPr>
+        <w:t xml:space="preserve"> %}{{ </w:t>
+      </w:r>
+      <w:proofErr w:type="spellStart"/>
+      <w:r>
+        <w:rPr>
+          <w:rFonts w:ascii="David" w:hAnsi="David"/>
+          <w:sz w:val="27"/>
+        </w:rPr>
+        <w:t>remark.image</w:t>
+      </w:r>
+      <w:proofErr w:type="spellEnd"/>
+      <w:r>
+        <w:rPr>
+          <w:rFonts w:ascii="David" w:hAnsi="David"/>
+          <w:sz w:val="27"/>
+        </w:rPr>
+        <w:t xml:space="preserve"> }}{% endif %}</w:t>
       </w:r>
       <w:r>
         <w:rPr>
@@ -980,6 +1273,7 @@
         </w:rPr>
         <w:t xml:space="preserve">{% </w:t>
       </w:r>
+      <w:proofErr w:type="spellStart"/>
       <w:r>
         <w:rPr>
           <w:rFonts w:ascii="David" w:hAnsi="David"/>
@@ -987,6 +1281,7 @@
         </w:rPr>
         <w:t>endfor</w:t>
       </w:r>
+      <w:proofErr w:type="spellEnd"/>
       <w:r>
         <w:rPr>
           <w:rFonts w:ascii="David" w:hAnsi="David"/>
@@ -1069,17 +1364,33 @@
         </w:tabs>
         <w:ind w:left="709"/>
         <w:rPr>
-          <w:rFonts w:ascii="David" w:hAnsi="David" w:hint="cs"/>
-          <w:sz w:val="27"/>
-          <w:rtl/>
-        </w:rPr>
-      </w:pPr>
-      <w:r>
-        <w:rPr>
-          <w:rFonts w:ascii="David" w:hAnsi="David"/>
-          <w:sz w:val="27"/>
-        </w:rPr>
-        <w:t>{{ general_remarks }}</w:t>
+          <w:rFonts w:ascii="David" w:hAnsi="David"/>
+          <w:sz w:val="27"/>
+          <w:rtl/>
+        </w:rPr>
+      </w:pPr>
+      <w:r>
+        <w:rPr>
+          <w:rFonts w:ascii="David" w:hAnsi="David"/>
+          <w:sz w:val="27"/>
+        </w:rPr>
+        <w:t xml:space="preserve">{{ </w:t>
+      </w:r>
+      <w:proofErr w:type="spellStart"/>
+      <w:r>
+        <w:rPr>
+          <w:rFonts w:ascii="David" w:hAnsi="David"/>
+          <w:sz w:val="27"/>
+        </w:rPr>
+        <w:t>general_remarks</w:t>
+      </w:r>
+      <w:proofErr w:type="spellEnd"/>
+      <w:r>
+        <w:rPr>
+          <w:rFonts w:ascii="David" w:hAnsi="David"/>
+          <w:sz w:val="27"/>
+        </w:rPr>
+        <w:t xml:space="preserve"> }}</w:t>
       </w:r>
     </w:p>
     <w:p>
@@ -1261,112 +1572,46 @@
     </w:p>
     <w:p>
       <w:pPr>
-        <w:numPr>
-          <w:ilvl w:val="0"/>
-          <w:numId w:val="2"/>
-        </w:numPr>
         <w:jc w:val="both"/>
         <w:rPr>
           <w:rFonts w:ascii="David" w:hAnsi="David"/>
           <w:sz w:val="27"/>
-          <w:u w:val="single"/>
-        </w:rPr>
-      </w:pPr>
-      <w:r>
-        <w:rPr>
-          <w:rFonts w:ascii="David" w:hAnsi="David"/>
-          <w:sz w:val="27"/>
-        </w:rPr>
-        <w:t>XXXX</w:t>
-      </w:r>
-      <w:r>
-        <w:rPr>
-          <w:rFonts w:ascii="David" w:hAnsi="David"/>
-          <w:sz w:val="27"/>
-          <w:rtl/>
-        </w:rPr>
-        <w:t xml:space="preserve"> – סטאר מהנדסים</w:t>
+        </w:rPr>
+      </w:pPr>
+      <w:r>
+        <w:rPr>
+          <w:rFonts w:ascii="David" w:hAnsi="David"/>
+          <w:sz w:val="27"/>
+        </w:rPr>
+        <w:t xml:space="preserve">{{ </w:t>
+      </w:r>
+      <w:proofErr w:type="spellStart"/>
+      <w:r>
+        <w:rPr>
+          <w:rFonts w:ascii="David" w:hAnsi="David"/>
+          <w:sz w:val="27"/>
+        </w:rPr>
+        <w:t>cc_list</w:t>
+      </w:r>
+      <w:proofErr w:type="spellEnd"/>
+      <w:r>
+        <w:rPr>
+          <w:rFonts w:ascii="David" w:hAnsi="David"/>
+          <w:sz w:val="27"/>
+        </w:rPr>
+        <w:t xml:space="preserve"> }}</w:t>
       </w:r>
     </w:p>
     <w:p>
       <w:pPr>
-        <w:numPr>
-          <w:ilvl w:val="0"/>
-          <w:numId w:val="2"/>
-        </w:numPr>
+        <w:ind w:left="360"/>
         <w:jc w:val="both"/>
         <w:rPr>
           <w:rFonts w:ascii="David" w:hAnsi="David"/>
           <w:sz w:val="27"/>
-        </w:rPr>
-      </w:pPr>
-      <w:r>
-        <w:rPr>
-          <w:rFonts w:ascii="David" w:hAnsi="David"/>
-          <w:sz w:val="27"/>
-          <w:rtl/>
-        </w:rPr>
-        <w:t xml:space="preserve">לקוח </w:t>
-      </w:r>
-      <w:r>
-        <w:rPr>
-          <w:rFonts w:ascii="David" w:hAnsi="David"/>
-          <w:sz w:val="27"/>
-        </w:rPr>
-        <w:t>XXX</w:t>
-      </w:r>
-    </w:p>
-    <w:p>
-      <w:pPr>
-        <w:numPr>
-          <w:ilvl w:val="0"/>
-          <w:numId w:val="2"/>
-        </w:numPr>
-        <w:jc w:val="both"/>
-        <w:rPr>
-          <w:rFonts w:ascii="David" w:hAnsi="David"/>
-          <w:sz w:val="27"/>
           <w:u w:val="single"/>
         </w:rPr>
       </w:pPr>
-      <w:r>
-        <w:rPr>
-          <w:rFonts w:ascii="David" w:hAnsi="David"/>
-          <w:sz w:val="27"/>
-          <w:rtl/>
-        </w:rPr>
-        <w:t xml:space="preserve">תיק </w:t>
-      </w:r>
-      <w:r>
-        <w:rPr>
-          <w:rFonts w:ascii="David" w:hAnsi="David"/>
-          <w:sz w:val="27"/>
-          <w:rtl/>
-        </w:rPr>
-        <w:t>מספר פרוייקט</w:t>
-      </w:r>
-    </w:p>
-    <w:p>
-      <w:pPr>
-        <w:numPr>
-          <w:ilvl w:val="0"/>
-          <w:numId w:val="2"/>
-        </w:numPr>
-        <w:jc w:val="both"/>
-        <w:rPr>
-          <w:rFonts w:ascii="David" w:hAnsi="David"/>
-          <w:sz w:val="27"/>
-          <w:u w:val="single"/>
-        </w:rPr>
-      </w:pPr>
-      <w:r>
-        <w:rPr>
-          <w:rFonts w:ascii="David" w:hAnsi="David"/>
-          <w:sz w:val="27"/>
-          <w:rtl/>
-        </w:rPr>
-        <w:t>תיק כללי</w:t>
-      </w:r>
     </w:p>
     <w:sectPr>
       <w:headerReference w:type="default" r:id="rId10"/>
@@ -1428,7 +1673,23 @@
         <w:rFonts w:ascii="David" w:hAnsi="David"/>
         <w:sz w:val="27"/>
       </w:rPr>
-      <w:t>{{author_initials}}</w:t>
+      <w:t>{{</w:t>
+    </w:r>
+    <w:proofErr w:type="spellStart"/>
+    <w:r>
+      <w:rPr>
+        <w:rFonts w:ascii="David" w:hAnsi="David"/>
+        <w:sz w:val="27"/>
+      </w:rPr>
+      <w:t>author_initials</w:t>
+    </w:r>
+    <w:proofErr w:type="spellEnd"/>
+    <w:r>
+      <w:rPr>
+        <w:rFonts w:ascii="David" w:hAnsi="David"/>
+        <w:sz w:val="27"/>
+      </w:rPr>
+      <w:t>}}</w:t>
     </w:r>
     <w:r>
       <w:rPr>
@@ -1443,7 +1704,23 @@
         <w:rFonts w:ascii="David" w:hAnsi="David"/>
         <w:sz w:val="27"/>
       </w:rPr>
-      <w:t>{{project_num}}</w:t>
+      <w:t>{{</w:t>
+    </w:r>
+    <w:proofErr w:type="spellStart"/>
+    <w:r>
+      <w:rPr>
+        <w:rFonts w:ascii="David" w:hAnsi="David"/>
+        <w:sz w:val="27"/>
+      </w:rPr>
+      <w:t>project_num</w:t>
+    </w:r>
+    <w:proofErr w:type="spellEnd"/>
+    <w:r>
+      <w:rPr>
+        <w:rFonts w:ascii="David" w:hAnsi="David"/>
+        <w:sz w:val="27"/>
+      </w:rPr>
+      <w:t>}}</w:t>
     </w:r>
     <w:r>
       <w:rPr>
@@ -1457,7 +1734,23 @@
         <w:rFonts w:ascii="David" w:hAnsi="David"/>
         <w:sz w:val="27"/>
       </w:rPr>
-      <w:t>{{letter_num}}</w:t>
+      <w:t>{{</w:t>
+    </w:r>
+    <w:proofErr w:type="spellStart"/>
+    <w:r>
+      <w:rPr>
+        <w:rFonts w:ascii="David" w:hAnsi="David"/>
+        <w:sz w:val="27"/>
+      </w:rPr>
+      <w:t>letter_num</w:t>
+    </w:r>
+    <w:proofErr w:type="spellEnd"/>
+    <w:r>
+      <w:rPr>
+        <w:rFonts w:ascii="David" w:hAnsi="David"/>
+        <w:sz w:val="27"/>
+      </w:rPr>
+      <w:t>}}</w:t>
     </w:r>
   </w:p>
 </w:ftr>

--- a/template.docx
+++ b/template.docx
@@ -207,7 +207,15 @@
           <w:rFonts w:ascii="David" w:hAnsi="David"/>
           <w:sz w:val="27"/>
         </w:rPr>
-        <w:t>project_num</w:t>
+        <w:t>project_</w:t>
+      </w:r>
+      <w:proofErr w:type="gramStart"/>
+      <w:r>
+        <w:rPr>
+          <w:rFonts w:ascii="David" w:hAnsi="David"/>
+          <w:sz w:val="27"/>
+        </w:rPr>
+        <w:t>num</w:t>
       </w:r>
       <w:proofErr w:type="spellEnd"/>
       <w:r>
@@ -218,6 +226,7 @@
         <w:t>}}-{{</w:t>
       </w:r>
       <w:proofErr w:type="spellStart"/>
+      <w:proofErr w:type="gramEnd"/>
       <w:r>
         <w:rPr>
           <w:rFonts w:ascii="David" w:hAnsi="David"/>
@@ -863,7 +872,15 @@
           <w:rFonts w:ascii="David" w:hAnsi="David"/>
           <w:sz w:val="27"/>
         </w:rPr>
-        <w:t>inspector_name</w:t>
+        <w:t>inspector_</w:t>
+      </w:r>
+      <w:proofErr w:type="gramStart"/>
+      <w:r>
+        <w:rPr>
+          <w:rFonts w:ascii="David" w:hAnsi="David"/>
+          <w:sz w:val="27"/>
+        </w:rPr>
+        <w:t>name</w:t>
       </w:r>
       <w:proofErr w:type="spellEnd"/>
       <w:r>
@@ -881,6 +898,7 @@
         </w:rPr>
         <w:t>-מפקח</w:t>
       </w:r>
+      <w:proofErr w:type="gramEnd"/>
       <w:r>
         <w:rPr>
           <w:rFonts w:ascii="David" w:hAnsi="David"/>
@@ -967,7 +985,15 @@
           <w:rFonts w:ascii="David" w:hAnsi="David"/>
           <w:sz w:val="27"/>
         </w:rPr>
-        <w:t>star_present</w:t>
+        <w:t>star_</w:t>
+      </w:r>
+      <w:proofErr w:type="gramStart"/>
+      <w:r>
+        <w:rPr>
+          <w:rFonts w:ascii="David" w:hAnsi="David"/>
+          <w:sz w:val="27"/>
+        </w:rPr>
+        <w:t>present</w:t>
       </w:r>
       <w:proofErr w:type="spellEnd"/>
       <w:r>
@@ -1000,6 +1026,7 @@
         </w:rPr>
         <w:t>סטאר מהנדסים</w:t>
       </w:r>
+      <w:proofErr w:type="gramEnd"/>
     </w:p>
     <w:p>
       <w:pPr>
@@ -1231,7 +1258,15 @@
           <w:rFonts w:ascii="David" w:hAnsi="David"/>
           <w:sz w:val="27"/>
         </w:rPr>
-        <w:t>remark.image</w:t>
+        <w:t>remark.</w:t>
+      </w:r>
+      <w:proofErr w:type="gramStart"/>
+      <w:r>
+        <w:rPr>
+          <w:rFonts w:ascii="David" w:hAnsi="David"/>
+          <w:sz w:val="27"/>
+        </w:rPr>
+        <w:t>image</w:t>
       </w:r>
       <w:proofErr w:type="spellEnd"/>
       <w:r>
@@ -1239,7 +1274,15 @@
           <w:rFonts w:ascii="David" w:hAnsi="David"/>
           <w:sz w:val="27"/>
         </w:rPr>
-        <w:t xml:space="preserve"> %}{{ </w:t>
+        <w:t xml:space="preserve"> %}{{</w:t>
+      </w:r>
+      <w:proofErr w:type="gramEnd"/>
+      <w:r>
+        <w:rPr>
+          <w:rFonts w:ascii="David" w:hAnsi="David"/>
+          <w:sz w:val="27"/>
+        </w:rPr>
+        <w:t xml:space="preserve"> </w:t>
       </w:r>
       <w:proofErr w:type="spellStart"/>
       <w:r>
@@ -1247,7 +1290,15 @@
           <w:rFonts w:ascii="David" w:hAnsi="David"/>
           <w:sz w:val="27"/>
         </w:rPr>
-        <w:t>remark.image</w:t>
+        <w:t>remark.</w:t>
+      </w:r>
+      <w:proofErr w:type="gramStart"/>
+      <w:r>
+        <w:rPr>
+          <w:rFonts w:ascii="David" w:hAnsi="David"/>
+          <w:sz w:val="27"/>
+        </w:rPr>
+        <w:t>image</w:t>
       </w:r>
       <w:proofErr w:type="spellEnd"/>
       <w:r>
@@ -1255,7 +1306,15 @@
           <w:rFonts w:ascii="David" w:hAnsi="David"/>
           <w:sz w:val="27"/>
         </w:rPr>
-        <w:t xml:space="preserve"> }}{% endif %}</w:t>
+        <w:t xml:space="preserve"> }}{%</w:t>
+      </w:r>
+      <w:proofErr w:type="gramEnd"/>
+      <w:r>
+        <w:rPr>
+          <w:rFonts w:ascii="David" w:hAnsi="David"/>
+          <w:sz w:val="27"/>
+        </w:rPr>
+        <w:t xml:space="preserve"> endif %}</w:t>
       </w:r>
       <w:r>
         <w:rPr>
@@ -1274,6 +1333,7 @@
         <w:t xml:space="preserve">{% </w:t>
       </w:r>
       <w:proofErr w:type="spellStart"/>
+      <w:proofErr w:type="gramStart"/>
       <w:r>
         <w:rPr>
           <w:rFonts w:ascii="David" w:hAnsi="David"/>
@@ -1290,6 +1350,7 @@
         </w:rPr>
         <w:t xml:space="preserve"> %}</w:t>
       </w:r>
+      <w:proofErr w:type="gramEnd"/>
       <w:r>
         <w:rPr>
           <w:rFonts w:ascii="David" w:hAnsi="David" w:hint="cs"/>
@@ -1362,19 +1423,19 @@
         <w:tabs>
           <w:tab w:val="left" w:pos="389"/>
         </w:tabs>
-        <w:ind w:left="709"/>
-        <w:rPr>
-          <w:rFonts w:ascii="David" w:hAnsi="David"/>
-          <w:sz w:val="27"/>
-          <w:rtl/>
-        </w:rPr>
-      </w:pPr>
-      <w:r>
-        <w:rPr>
-          <w:rFonts w:ascii="David" w:hAnsi="David"/>
-          <w:sz w:val="27"/>
-        </w:rPr>
-        <w:t xml:space="preserve">{{ </w:t>
+        <w:ind w:left="708"/>
+        <w:rPr>
+          <w:rFonts w:ascii="David" w:hAnsi="David"/>
+          <w:sz w:val="27"/>
+          <w:rtl/>
+        </w:rPr>
+      </w:pPr>
+      <w:r>
+        <w:rPr>
+          <w:rFonts w:ascii="David" w:hAnsi="David"/>
+          <w:sz w:val="27"/>
+        </w:rPr>
+        <w:t xml:space="preserve">{% for note in </w:t>
       </w:r>
       <w:proofErr w:type="spellStart"/>
       <w:r>
@@ -1382,7 +1443,15 @@
           <w:rFonts w:ascii="David" w:hAnsi="David"/>
           <w:sz w:val="27"/>
         </w:rPr>
-        <w:t>general_remarks</w:t>
+        <w:t>general_remarks_</w:t>
+      </w:r>
+      <w:proofErr w:type="gramStart"/>
+      <w:r>
+        <w:rPr>
+          <w:rFonts w:ascii="David" w:hAnsi="David"/>
+          <w:sz w:val="27"/>
+        </w:rPr>
+        <w:t>list</w:t>
       </w:r>
       <w:proofErr w:type="spellEnd"/>
       <w:r>
@@ -1390,8 +1459,50 @@
           <w:rFonts w:ascii="David" w:hAnsi="David"/>
           <w:sz w:val="27"/>
         </w:rPr>
-        <w:t xml:space="preserve"> }}</w:t>
-      </w:r>
+        <w:t xml:space="preserve"> %} {{</w:t>
+      </w:r>
+      <w:proofErr w:type="gramEnd"/>
+      <w:r>
+        <w:rPr>
+          <w:rFonts w:ascii="David" w:hAnsi="David"/>
+          <w:sz w:val="27"/>
+        </w:rPr>
+        <w:t xml:space="preserve"> </w:t>
+      </w:r>
+      <w:proofErr w:type="gramStart"/>
+      <w:r>
+        <w:rPr>
+          <w:rFonts w:ascii="David" w:hAnsi="David"/>
+          <w:sz w:val="27"/>
+        </w:rPr>
+        <w:t>note }} {%</w:t>
+      </w:r>
+      <w:proofErr w:type="gramEnd"/>
+      <w:r>
+        <w:rPr>
+          <w:rFonts w:ascii="David" w:hAnsi="David"/>
+          <w:sz w:val="27"/>
+        </w:rPr>
+        <w:t xml:space="preserve"> </w:t>
+      </w:r>
+      <w:proofErr w:type="spellStart"/>
+      <w:proofErr w:type="gramStart"/>
+      <w:r>
+        <w:rPr>
+          <w:rFonts w:ascii="David" w:hAnsi="David"/>
+          <w:sz w:val="27"/>
+        </w:rPr>
+        <w:t>endfor</w:t>
+      </w:r>
+      <w:proofErr w:type="spellEnd"/>
+      <w:r>
+        <w:rPr>
+          <w:rFonts w:ascii="David" w:hAnsi="David"/>
+          <w:sz w:val="27"/>
+        </w:rPr>
+        <w:t xml:space="preserve"> %}</w:t>
+      </w:r>
+      <w:proofErr w:type="gramEnd"/>
     </w:p>
     <w:p>
       <w:pPr>
@@ -1400,7 +1511,7 @@
         </w:tabs>
         <w:ind w:left="708"/>
         <w:rPr>
-          <w:rFonts w:ascii="David" w:hAnsi="David"/>
+          <w:rFonts w:ascii="David" w:hAnsi="David" w:hint="cs"/>
           <w:sz w:val="27"/>
           <w:rtl/>
         </w:rPr>
@@ -1417,6 +1528,248 @@
           <w:rtl/>
         </w:rPr>
       </w:pPr>
+    </w:p>
+    <w:p>
+      <w:pPr>
+        <w:tabs>
+          <w:tab w:val="left" w:pos="389"/>
+        </w:tabs>
+        <w:jc w:val="both"/>
+        <w:rPr>
+          <w:rFonts w:ascii="Arial" w:hAnsi="Arial"/>
+          <w:rtl/>
+        </w:rPr>
+      </w:pPr>
+    </w:p>
+    <w:p>
+      <w:pPr>
+        <w:tabs>
+          <w:tab w:val="left" w:pos="389"/>
+        </w:tabs>
+        <w:jc w:val="both"/>
+        <w:rPr>
+          <w:sz w:val="27"/>
+          <w:rtl/>
+        </w:rPr>
+      </w:pPr>
+    </w:p>
+    <w:p>
+      <w:pPr>
+        <w:tabs>
+          <w:tab w:val="left" w:pos="389"/>
+        </w:tabs>
+        <w:rPr>
+          <w:rFonts w:ascii="Arial" w:hAnsi="Arial"/>
+          <w:rtl/>
+        </w:rPr>
+      </w:pPr>
+    </w:p>
+    <w:p>
+      <w:pPr>
+        <w:tabs>
+          <w:tab w:val="left" w:pos="7046"/>
+        </w:tabs>
+        <w:ind w:right="-1260"/>
+        <w:rPr>
+          <w:u w:val="single"/>
+          <w:rtl/>
+        </w:rPr>
+      </w:pPr>
+    </w:p>
+    <w:p>
+      <w:pPr>
+        <w:tabs>
+          <w:tab w:val="left" w:pos="7046"/>
+        </w:tabs>
+        <w:ind w:right="-1260"/>
+        <w:rPr>
+          <w:u w:val="single"/>
+          <w:rtl/>
+        </w:rPr>
+      </w:pPr>
+    </w:p>
+    <w:p>
+      <w:pPr>
+        <w:tabs>
+          <w:tab w:val="left" w:pos="7046"/>
+        </w:tabs>
+        <w:ind w:right="-1260"/>
+        <w:rPr>
+          <w:u w:val="single"/>
+          <w:rtl/>
+        </w:rPr>
+      </w:pPr>
+    </w:p>
+    <w:p>
+      <w:pPr>
+        <w:tabs>
+          <w:tab w:val="left" w:pos="7046"/>
+        </w:tabs>
+        <w:ind w:right="-1260"/>
+        <w:rPr>
+          <w:u w:val="single"/>
+          <w:rtl/>
+        </w:rPr>
+      </w:pPr>
+    </w:p>
+    <w:p>
+      <w:pPr>
+        <w:tabs>
+          <w:tab w:val="left" w:pos="7046"/>
+        </w:tabs>
+        <w:ind w:right="-1260"/>
+        <w:rPr>
+          <w:u w:val="single"/>
+          <w:rtl/>
+        </w:rPr>
+      </w:pPr>
+    </w:p>
+    <w:p>
+      <w:pPr>
+        <w:tabs>
+          <w:tab w:val="left" w:pos="7046"/>
+        </w:tabs>
+        <w:ind w:right="-1260"/>
+        <w:rPr>
+          <w:u w:val="single"/>
+          <w:rtl/>
+        </w:rPr>
+      </w:pPr>
+    </w:p>
+    <w:p>
+      <w:pPr>
+        <w:tabs>
+          <w:tab w:val="left" w:pos="7046"/>
+        </w:tabs>
+        <w:ind w:right="-1260"/>
+        <w:rPr>
+          <w:u w:val="single"/>
+          <w:rtl/>
+        </w:rPr>
+      </w:pPr>
+    </w:p>
+    <w:p>
+      <w:pPr>
+        <w:tabs>
+          <w:tab w:val="left" w:pos="7046"/>
+        </w:tabs>
+        <w:ind w:right="-1260"/>
+        <w:rPr>
+          <w:u w:val="single"/>
+          <w:rtl/>
+        </w:rPr>
+      </w:pPr>
+    </w:p>
+    <w:p>
+      <w:pPr>
+        <w:tabs>
+          <w:tab w:val="left" w:pos="7046"/>
+        </w:tabs>
+        <w:ind w:right="-1260"/>
+        <w:rPr>
+          <w:u w:val="single"/>
+          <w:rtl/>
+        </w:rPr>
+      </w:pPr>
+    </w:p>
+    <w:p>
+      <w:pPr>
+        <w:tabs>
+          <w:tab w:val="left" w:pos="7046"/>
+        </w:tabs>
+        <w:ind w:right="-1260"/>
+        <w:rPr>
+          <w:u w:val="single"/>
+          <w:rtl/>
+        </w:rPr>
+      </w:pPr>
+    </w:p>
+    <w:p>
+      <w:pPr>
+        <w:tabs>
+          <w:tab w:val="left" w:pos="7046"/>
+        </w:tabs>
+        <w:ind w:right="-1260"/>
+        <w:rPr>
+          <w:u w:val="single"/>
+          <w:rtl/>
+        </w:rPr>
+      </w:pPr>
+    </w:p>
+    <w:p>
+      <w:pPr>
+        <w:tabs>
+          <w:tab w:val="left" w:pos="7046"/>
+        </w:tabs>
+        <w:ind w:right="-1260"/>
+        <w:rPr>
+          <w:u w:val="single"/>
+          <w:rtl/>
+        </w:rPr>
+      </w:pPr>
+    </w:p>
+    <w:p>
+      <w:pPr>
+        <w:tabs>
+          <w:tab w:val="left" w:pos="7046"/>
+        </w:tabs>
+        <w:ind w:right="-1260"/>
+        <w:rPr>
+          <w:u w:val="single"/>
+          <w:rtl/>
+        </w:rPr>
+      </w:pPr>
+    </w:p>
+    <w:p>
+      <w:pPr>
+        <w:tabs>
+          <w:tab w:val="left" w:pos="7046"/>
+        </w:tabs>
+        <w:ind w:right="-1260"/>
+        <w:rPr>
+          <w:u w:val="single"/>
+          <w:rtl/>
+        </w:rPr>
+      </w:pPr>
+    </w:p>
+    <w:p>
+      <w:pPr>
+        <w:tabs>
+          <w:tab w:val="left" w:pos="7046"/>
+        </w:tabs>
+        <w:ind w:right="-1260"/>
+        <w:rPr>
+          <w:rFonts w:ascii="David" w:hAnsi="David"/>
+          <w:sz w:val="27"/>
+        </w:rPr>
+      </w:pPr>
+      <w:r>
+        <w:rPr>
+          <w:rFonts w:ascii="David" w:hAnsi="David"/>
+          <w:sz w:val="27"/>
+          <w:u w:val="single"/>
+          <w:rtl/>
+        </w:rPr>
+        <w:t>העתקים</w:t>
+      </w:r>
+      <w:r>
+        <w:rPr>
+          <w:rFonts w:ascii="David" w:hAnsi="David"/>
+          <w:sz w:val="27"/>
+          <w:rtl/>
+        </w:rPr>
+        <w:t>:</w:t>
+      </w:r>
+    </w:p>
+    <w:p>
+      <w:pPr>
+        <w:rPr>
+          <w:rFonts w:ascii="David" w:hAnsi="David" w:hint="cs"/>
+          <w:sz w:val="27"/>
+          <w:u w:val="single"/>
+          <w:rtl/>
+        </w:rPr>
+      </w:pPr>
       <w:r>
         <w:rPr>
           <w:rFonts w:ascii="Arial" w:hAnsi="Arial" w:hint="cs"/>
@@ -1425,13 +1778,13 @@
           <w:lang w:val="he-IL"/>
         </w:rPr>
         <w:drawing>
-          <wp:anchor distT="0" distB="0" distL="114300" distR="114300" simplePos="0" relativeHeight="251657728" behindDoc="1" locked="0" layoutInCell="1" allowOverlap="1" wp14:anchorId="3169064D" wp14:editId="09F343CC">
+          <wp:anchor distT="0" distB="0" distL="114300" distR="114300" simplePos="0" relativeHeight="251657728" behindDoc="1" locked="0" layoutInCell="1" allowOverlap="1" wp14:anchorId="3169064D" wp14:editId="02DEB62E">
             <wp:simplePos x="0" y="0"/>
             <wp:positionH relativeFrom="column">
-              <wp:posOffset>83820</wp:posOffset>
+              <wp:posOffset>307709</wp:posOffset>
             </wp:positionH>
             <wp:positionV relativeFrom="paragraph">
-              <wp:posOffset>78740</wp:posOffset>
+              <wp:posOffset>522871</wp:posOffset>
             </wp:positionV>
             <wp:extent cx="1835150" cy="865505"/>
             <wp:effectExtent l="0" t="0" r="0" b="0"/>
@@ -1492,98 +1845,12 @@
           </wp:anchor>
         </w:drawing>
       </w:r>
-    </w:p>
-    <w:p>
-      <w:pPr>
-        <w:tabs>
-          <w:tab w:val="left" w:pos="389"/>
-        </w:tabs>
-        <w:jc w:val="both"/>
-        <w:rPr>
-          <w:rFonts w:ascii="Arial" w:hAnsi="Arial"/>
-          <w:rtl/>
-        </w:rPr>
-      </w:pPr>
-    </w:p>
-    <w:p>
-      <w:pPr>
-        <w:tabs>
-          <w:tab w:val="left" w:pos="389"/>
-        </w:tabs>
-        <w:jc w:val="both"/>
-        <w:rPr>
-          <w:sz w:val="27"/>
-          <w:rtl/>
-        </w:rPr>
-      </w:pPr>
-    </w:p>
-    <w:p>
-      <w:pPr>
-        <w:tabs>
-          <w:tab w:val="left" w:pos="389"/>
-        </w:tabs>
-        <w:jc w:val="both"/>
-        <w:rPr>
-          <w:rFonts w:ascii="Arial" w:hAnsi="Arial"/>
-          <w:rtl/>
-        </w:rPr>
-      </w:pPr>
-    </w:p>
-    <w:p>
-      <w:pPr>
-        <w:tabs>
-          <w:tab w:val="left" w:pos="7046"/>
-        </w:tabs>
-        <w:ind w:right="-1260"/>
-        <w:rPr>
-          <w:u w:val="single"/>
-          <w:rtl/>
-        </w:rPr>
-      </w:pPr>
-    </w:p>
-    <w:p>
-      <w:pPr>
-        <w:tabs>
-          <w:tab w:val="left" w:pos="7046"/>
-        </w:tabs>
-        <w:ind w:right="-1260"/>
-        <w:rPr>
-          <w:rFonts w:ascii="David" w:hAnsi="David"/>
-          <w:sz w:val="27"/>
-        </w:rPr>
-      </w:pPr>
-      <w:r>
-        <w:rPr>
-          <w:rFonts w:ascii="David" w:hAnsi="David"/>
-          <w:sz w:val="27"/>
-          <w:u w:val="single"/>
-          <w:rtl/>
-        </w:rPr>
-        <w:t>העתקים</w:t>
-      </w:r>
-      <w:r>
-        <w:rPr>
-          <w:rFonts w:ascii="David" w:hAnsi="David"/>
-          <w:sz w:val="27"/>
-          <w:rtl/>
-        </w:rPr>
-        <w:t>:</w:t>
-      </w:r>
-    </w:p>
-    <w:p>
-      <w:pPr>
-        <w:jc w:val="both"/>
-        <w:rPr>
-          <w:rFonts w:ascii="David" w:hAnsi="David"/>
-          <w:sz w:val="27"/>
-        </w:rPr>
-      </w:pPr>
-      <w:r>
-        <w:rPr>
-          <w:rFonts w:ascii="David" w:hAnsi="David"/>
-          <w:sz w:val="27"/>
-        </w:rPr>
-        <w:t xml:space="preserve">{{ </w:t>
+      <w:r>
+        <w:rPr>
+          <w:rFonts w:ascii="David" w:hAnsi="David"/>
+          <w:sz w:val="27"/>
+        </w:rPr>
+        <w:t xml:space="preserve">{% for cc in </w:t>
       </w:r>
       <w:proofErr w:type="spellStart"/>
       <w:r>
@@ -1591,7 +1858,15 @@
           <w:rFonts w:ascii="David" w:hAnsi="David"/>
           <w:sz w:val="27"/>
         </w:rPr>
-        <w:t>cc_list</w:t>
+        <w:t>cc_final_</w:t>
+      </w:r>
+      <w:proofErr w:type="gramStart"/>
+      <w:r>
+        <w:rPr>
+          <w:rFonts w:ascii="David" w:hAnsi="David"/>
+          <w:sz w:val="27"/>
+        </w:rPr>
+        <w:t>list</w:t>
       </w:r>
       <w:proofErr w:type="spellEnd"/>
       <w:r>
@@ -1599,19 +1874,50 @@
           <w:rFonts w:ascii="David" w:hAnsi="David"/>
           <w:sz w:val="27"/>
         </w:rPr>
-        <w:t xml:space="preserve"> }}</w:t>
-      </w:r>
-    </w:p>
-    <w:p>
-      <w:pPr>
-        <w:ind w:left="360"/>
-        <w:jc w:val="both"/>
-        <w:rPr>
-          <w:rFonts w:ascii="David" w:hAnsi="David"/>
-          <w:sz w:val="27"/>
-          <w:u w:val="single"/>
-        </w:rPr>
-      </w:pPr>
+        <w:t xml:space="preserve"> %} {{</w:t>
+      </w:r>
+      <w:proofErr w:type="gramEnd"/>
+      <w:r>
+        <w:rPr>
+          <w:rFonts w:ascii="David" w:hAnsi="David"/>
+          <w:sz w:val="27"/>
+        </w:rPr>
+        <w:t xml:space="preserve"> </w:t>
+      </w:r>
+      <w:proofErr w:type="gramStart"/>
+      <w:r>
+        <w:rPr>
+          <w:rFonts w:ascii="David" w:hAnsi="David"/>
+          <w:sz w:val="27"/>
+        </w:rPr>
+        <w:t>cc }} {%</w:t>
+      </w:r>
+      <w:proofErr w:type="gramEnd"/>
+      <w:r>
+        <w:rPr>
+          <w:rFonts w:ascii="David" w:hAnsi="David"/>
+          <w:sz w:val="27"/>
+        </w:rPr>
+        <w:t xml:space="preserve"> </w:t>
+      </w:r>
+      <w:proofErr w:type="spellStart"/>
+      <w:proofErr w:type="gramStart"/>
+      <w:r>
+        <w:rPr>
+          <w:rFonts w:ascii="David" w:hAnsi="David"/>
+          <w:sz w:val="27"/>
+        </w:rPr>
+        <w:t>endfor</w:t>
+      </w:r>
+      <w:proofErr w:type="spellEnd"/>
+      <w:r>
+        <w:rPr>
+          <w:rFonts w:ascii="David" w:hAnsi="David"/>
+          <w:sz w:val="27"/>
+        </w:rPr>
+        <w:t xml:space="preserve"> %}</w:t>
+      </w:r>
+      <w:proofErr w:type="gramEnd"/>
     </w:p>
     <w:sectPr>
       <w:headerReference w:type="default" r:id="rId10"/>

--- a/template.docx
+++ b/template.docx
@@ -1443,15 +1443,7 @@
           <w:rFonts w:ascii="David" w:hAnsi="David"/>
           <w:sz w:val="27"/>
         </w:rPr>
-        <w:t>general_remarks_</w:t>
-      </w:r>
-      <w:proofErr w:type="gramStart"/>
-      <w:r>
-        <w:rPr>
-          <w:rFonts w:ascii="David" w:hAnsi="David"/>
-          <w:sz w:val="27"/>
-        </w:rPr>
-        <w:t>list</w:t>
+        <w:t>general_remarks_list</w:t>
       </w:r>
       <w:proofErr w:type="spellEnd"/>
       <w:r>
@@ -1459,31 +1451,35 @@
           <w:rFonts w:ascii="David" w:hAnsi="David"/>
           <w:sz w:val="27"/>
         </w:rPr>
-        <w:t xml:space="preserve"> %} {{</w:t>
-      </w:r>
-      <w:proofErr w:type="gramEnd"/>
-      <w:r>
-        <w:rPr>
-          <w:rFonts w:ascii="David" w:hAnsi="David"/>
-          <w:sz w:val="27"/>
-        </w:rPr>
-        <w:t xml:space="preserve"> </w:t>
-      </w:r>
-      <w:proofErr w:type="gramStart"/>
-      <w:r>
-        <w:rPr>
-          <w:rFonts w:ascii="David" w:hAnsi="David"/>
-          <w:sz w:val="27"/>
-        </w:rPr>
-        <w:t>note }} {%</w:t>
-      </w:r>
-      <w:proofErr w:type="gramEnd"/>
-      <w:r>
-        <w:rPr>
-          <w:rFonts w:ascii="David" w:hAnsi="David"/>
-          <w:sz w:val="27"/>
-        </w:rPr>
-        <w:t xml:space="preserve"> </w:t>
+        <w:t xml:space="preserve"> %}</w:t>
+      </w:r>
+      <w:r>
+        <w:rPr>
+          <w:rFonts w:ascii="David" w:hAnsi="David"/>
+          <w:sz w:val="27"/>
+        </w:rPr>
+        <w:br/>
+      </w:r>
+      <w:r>
+        <w:rPr>
+          <w:rFonts w:ascii="David" w:hAnsi="David"/>
+          <w:sz w:val="27"/>
+        </w:rPr>
+        <w:t xml:space="preserve"> {{ note }}</w:t>
+      </w:r>
+      <w:r>
+        <w:rPr>
+          <w:rFonts w:ascii="David" w:hAnsi="David"/>
+          <w:sz w:val="27"/>
+        </w:rPr>
+        <w:br/>
+      </w:r>
+      <w:r>
+        <w:rPr>
+          <w:rFonts w:ascii="David" w:hAnsi="David"/>
+          <w:sz w:val="27"/>
+        </w:rPr>
+        <w:t xml:space="preserve"> {% </w:t>
       </w:r>
       <w:proofErr w:type="spellStart"/>
       <w:proofErr w:type="gramStart"/>
@@ -1511,7 +1507,7 @@
         </w:tabs>
         <w:ind w:left="708"/>
         <w:rPr>
-          <w:rFonts w:ascii="David" w:hAnsi="David" w:hint="cs"/>
+          <w:rFonts w:ascii="David" w:hAnsi="David"/>
           <w:sz w:val="27"/>
           <w:rtl/>
         </w:rPr>
@@ -1764,7 +1760,116 @@
     <w:p>
       <w:pPr>
         <w:rPr>
-          <w:rFonts w:ascii="David" w:hAnsi="David" w:hint="cs"/>
+          <w:rFonts w:ascii="David" w:hAnsi="David"/>
+          <w:sz w:val="27"/>
+          <w:u w:val="single"/>
+          <w:rtl/>
+        </w:rPr>
+      </w:pPr>
+      <w:r>
+        <w:rPr>
+          <w:rFonts w:ascii="David" w:hAnsi="David"/>
+          <w:sz w:val="27"/>
+        </w:rPr>
+        <w:t xml:space="preserve">{% for cc in </w:t>
+      </w:r>
+      <w:proofErr w:type="spellStart"/>
+      <w:r>
+        <w:rPr>
+          <w:rFonts w:ascii="David" w:hAnsi="David"/>
+          <w:sz w:val="27"/>
+        </w:rPr>
+        <w:t>cc_final_list</w:t>
+      </w:r>
+      <w:proofErr w:type="spellEnd"/>
+      <w:r>
+        <w:rPr>
+          <w:rFonts w:ascii="David" w:hAnsi="David"/>
+          <w:sz w:val="27"/>
+        </w:rPr>
+        <w:t xml:space="preserve"> %} </w:t>
+      </w:r>
+      <w:r>
+        <w:rPr>
+          <w:rFonts w:ascii="David" w:hAnsi="David"/>
+          <w:sz w:val="27"/>
+        </w:rPr>
+        <w:br/>
+      </w:r>
+      <w:r>
+        <w:rPr>
+          <w:rFonts w:ascii="David" w:hAnsi="David"/>
+          <w:sz w:val="27"/>
+        </w:rPr>
+        <w:t>{{ cc }}</w:t>
+      </w:r>
+      <w:r>
+        <w:rPr>
+          <w:rFonts w:ascii="David" w:hAnsi="David"/>
+          <w:sz w:val="27"/>
+        </w:rPr>
+        <w:br/>
+      </w:r>
+      <w:r>
+        <w:rPr>
+          <w:rFonts w:ascii="David" w:hAnsi="David"/>
+          <w:sz w:val="27"/>
+        </w:rPr>
+        <w:t xml:space="preserve"> {% </w:t>
+      </w:r>
+      <w:proofErr w:type="spellStart"/>
+      <w:proofErr w:type="gramStart"/>
+      <w:r>
+        <w:rPr>
+          <w:rFonts w:ascii="David" w:hAnsi="David"/>
+          <w:sz w:val="27"/>
+        </w:rPr>
+        <w:t>endfor</w:t>
+      </w:r>
+      <w:proofErr w:type="spellEnd"/>
+      <w:r>
+        <w:rPr>
+          <w:rFonts w:ascii="David" w:hAnsi="David"/>
+          <w:sz w:val="27"/>
+        </w:rPr>
+        <w:t xml:space="preserve"> %}</w:t>
+      </w:r>
+      <w:proofErr w:type="gramEnd"/>
+    </w:p>
+    <w:p>
+      <w:pPr>
+        <w:rPr>
+          <w:rFonts w:ascii="David" w:hAnsi="David"/>
+          <w:sz w:val="27"/>
+          <w:u w:val="single"/>
+          <w:rtl/>
+        </w:rPr>
+      </w:pPr>
+    </w:p>
+    <w:p>
+      <w:pPr>
+        <w:rPr>
+          <w:rFonts w:ascii="David" w:hAnsi="David"/>
+          <w:sz w:val="27"/>
+          <w:u w:val="single"/>
+          <w:rtl/>
+        </w:rPr>
+      </w:pPr>
+    </w:p>
+    <w:p>
+      <w:pPr>
+        <w:rPr>
+          <w:rFonts w:ascii="David" w:hAnsi="David"/>
+          <w:sz w:val="27"/>
+          <w:u w:val="single"/>
+          <w:rtl/>
+        </w:rPr>
+      </w:pPr>
+    </w:p>
+    <w:p>
+      <w:pPr>
+        <w:rPr>
+          <w:rFonts w:ascii="David" w:hAnsi="David"/>
           <w:sz w:val="27"/>
           <w:u w:val="single"/>
           <w:rtl/>
@@ -1778,13 +1883,13 @@
           <w:lang w:val="he-IL"/>
         </w:rPr>
         <w:drawing>
-          <wp:anchor distT="0" distB="0" distL="114300" distR="114300" simplePos="0" relativeHeight="251657728" behindDoc="1" locked="0" layoutInCell="1" allowOverlap="1" wp14:anchorId="3169064D" wp14:editId="02DEB62E">
+          <wp:anchor distT="0" distB="0" distL="114300" distR="114300" simplePos="0" relativeHeight="251657728" behindDoc="1" locked="0" layoutInCell="1" allowOverlap="1" wp14:anchorId="3169064D" wp14:editId="570CF638">
             <wp:simplePos x="0" y="0"/>
             <wp:positionH relativeFrom="column">
-              <wp:posOffset>307709</wp:posOffset>
+              <wp:posOffset>307340</wp:posOffset>
             </wp:positionH>
             <wp:positionV relativeFrom="paragraph">
-              <wp:posOffset>522871</wp:posOffset>
+              <wp:posOffset>62865</wp:posOffset>
             </wp:positionV>
             <wp:extent cx="1835150" cy="865505"/>
             <wp:effectExtent l="0" t="0" r="0" b="0"/>
@@ -1845,79 +1950,16 @@
           </wp:anchor>
         </w:drawing>
       </w:r>
-      <w:r>
-        <w:rPr>
-          <w:rFonts w:ascii="David" w:hAnsi="David"/>
-          <w:sz w:val="27"/>
-        </w:rPr>
-        <w:t xml:space="preserve">{% for cc in </w:t>
-      </w:r>
-      <w:proofErr w:type="spellStart"/>
-      <w:r>
-        <w:rPr>
-          <w:rFonts w:ascii="David" w:hAnsi="David"/>
-          <w:sz w:val="27"/>
-        </w:rPr>
-        <w:t>cc_final_</w:t>
-      </w:r>
-      <w:proofErr w:type="gramStart"/>
-      <w:r>
-        <w:rPr>
-          <w:rFonts w:ascii="David" w:hAnsi="David"/>
-          <w:sz w:val="27"/>
-        </w:rPr>
-        <w:t>list</w:t>
-      </w:r>
-      <w:proofErr w:type="spellEnd"/>
-      <w:r>
-        <w:rPr>
-          <w:rFonts w:ascii="David" w:hAnsi="David"/>
-          <w:sz w:val="27"/>
-        </w:rPr>
-        <w:t xml:space="preserve"> %} {{</w:t>
-      </w:r>
-      <w:proofErr w:type="gramEnd"/>
-      <w:r>
-        <w:rPr>
-          <w:rFonts w:ascii="David" w:hAnsi="David"/>
-          <w:sz w:val="27"/>
-        </w:rPr>
-        <w:t xml:space="preserve"> </w:t>
-      </w:r>
-      <w:proofErr w:type="gramStart"/>
-      <w:r>
-        <w:rPr>
-          <w:rFonts w:ascii="David" w:hAnsi="David"/>
-          <w:sz w:val="27"/>
-        </w:rPr>
-        <w:t>cc }} {%</w:t>
-      </w:r>
-      <w:proofErr w:type="gramEnd"/>
-      <w:r>
-        <w:rPr>
-          <w:rFonts w:ascii="David" w:hAnsi="David"/>
-          <w:sz w:val="27"/>
-        </w:rPr>
-        <w:t xml:space="preserve"> </w:t>
-      </w:r>
-      <w:proofErr w:type="spellStart"/>
-      <w:proofErr w:type="gramStart"/>
-      <w:r>
-        <w:rPr>
-          <w:rFonts w:ascii="David" w:hAnsi="David"/>
-          <w:sz w:val="27"/>
-        </w:rPr>
-        <w:t>endfor</w:t>
-      </w:r>
-      <w:proofErr w:type="spellEnd"/>
-      <w:r>
-        <w:rPr>
-          <w:rFonts w:ascii="David" w:hAnsi="David"/>
-          <w:sz w:val="27"/>
-        </w:rPr>
-        <w:t xml:space="preserve"> %}</w:t>
-      </w:r>
-      <w:proofErr w:type="gramEnd"/>
+    </w:p>
+    <w:p>
+      <w:pPr>
+        <w:rPr>
+          <w:rFonts w:ascii="David" w:hAnsi="David" w:hint="cs"/>
+          <w:sz w:val="27"/>
+          <w:u w:val="single"/>
+          <w:rtl/>
+        </w:rPr>
+      </w:pPr>
     </w:p>
     <w:sectPr>
       <w:headerReference w:type="default" r:id="rId10"/>
@@ -4040,6 +4082,7 @@
   <w:style w:type="character" w:default="1" w:styleId="DefaultParagraphFont">
     <w:name w:val="Default Paragraph Font"/>
     <w:uiPriority w:val="1"/>
+    <w:semiHidden/>
     <w:unhideWhenUsed/>
   </w:style>
   <w:style w:type="table" w:default="1" w:styleId="TableNormal">

--- a/template.docx
+++ b/template.docx
@@ -110,23 +110,7 @@
           <w:rFonts w:ascii="David" w:hAnsi="David"/>
           <w:sz w:val="27"/>
         </w:rPr>
-        <w:t>{{</w:t>
-      </w:r>
-      <w:proofErr w:type="spellStart"/>
-      <w:r>
-        <w:rPr>
-          <w:rFonts w:ascii="David" w:hAnsi="David"/>
-          <w:sz w:val="27"/>
-        </w:rPr>
-        <w:t>report_date</w:t>
-      </w:r>
-      <w:proofErr w:type="spellEnd"/>
-      <w:r>
-        <w:rPr>
-          <w:rFonts w:ascii="David" w:hAnsi="David"/>
-          <w:sz w:val="27"/>
-        </w:rPr>
-        <w:t>}}</w:t>
+        <w:t>{{report_date}}</w:t>
       </w:r>
     </w:p>
     <w:p>
@@ -199,48 +183,7 @@
           <w:rFonts w:ascii="David" w:hAnsi="David"/>
           <w:sz w:val="27"/>
         </w:rPr>
-        <w:t>{{</w:t>
-      </w:r>
-      <w:proofErr w:type="spellStart"/>
-      <w:r>
-        <w:rPr>
-          <w:rFonts w:ascii="David" w:hAnsi="David"/>
-          <w:sz w:val="27"/>
-        </w:rPr>
-        <w:t>project_</w:t>
-      </w:r>
-      <w:proofErr w:type="gramStart"/>
-      <w:r>
-        <w:rPr>
-          <w:rFonts w:ascii="David" w:hAnsi="David"/>
-          <w:sz w:val="27"/>
-        </w:rPr>
-        <w:t>num</w:t>
-      </w:r>
-      <w:proofErr w:type="spellEnd"/>
-      <w:r>
-        <w:rPr>
-          <w:rFonts w:ascii="David" w:hAnsi="David"/>
-          <w:sz w:val="27"/>
-        </w:rPr>
-        <w:t>}}-{{</w:t>
-      </w:r>
-      <w:proofErr w:type="spellStart"/>
-      <w:proofErr w:type="gramEnd"/>
-      <w:r>
-        <w:rPr>
-          <w:rFonts w:ascii="David" w:hAnsi="David"/>
-          <w:sz w:val="27"/>
-        </w:rPr>
-        <w:t>letter_num</w:t>
-      </w:r>
-      <w:proofErr w:type="spellEnd"/>
-      <w:r>
-        <w:rPr>
-          <w:rFonts w:ascii="David" w:hAnsi="David"/>
-          <w:sz w:val="27"/>
-        </w:rPr>
-        <w:t>}}</w:t>
+        <w:t>{{project_num}}-{{letter_num}}</w:t>
       </w:r>
     </w:p>
     <w:p>
@@ -276,25 +219,7 @@
           <w:sz w:val="27"/>
           <w:u w:val="single"/>
         </w:rPr>
-        <w:t>{{</w:t>
-      </w:r>
-      <w:proofErr w:type="spellStart"/>
-      <w:r>
-        <w:rPr>
-          <w:rFonts w:ascii="David" w:hAnsi="David"/>
-          <w:sz w:val="27"/>
-          <w:u w:val="single"/>
-        </w:rPr>
-        <w:t>client_name</w:t>
-      </w:r>
-      <w:proofErr w:type="spellEnd"/>
-      <w:r>
-        <w:rPr>
-          <w:rFonts w:ascii="David" w:hAnsi="David"/>
-          <w:sz w:val="27"/>
-          <w:u w:val="single"/>
-        </w:rPr>
-        <w:t>}}</w:t>
+        <w:t>{{client_name}}</w:t>
       </w:r>
     </w:p>
     <w:p>
@@ -337,23 +262,7 @@
           <w:rFonts w:ascii="David" w:hAnsi="David"/>
           <w:sz w:val="27"/>
         </w:rPr>
-        <w:t>{{</w:t>
-      </w:r>
-      <w:proofErr w:type="spellStart"/>
-      <w:r>
-        <w:rPr>
-          <w:rFonts w:ascii="David" w:hAnsi="David"/>
-          <w:sz w:val="27"/>
-        </w:rPr>
-        <w:t>contact_person</w:t>
-      </w:r>
-      <w:proofErr w:type="spellEnd"/>
-      <w:r>
-        <w:rPr>
-          <w:rFonts w:ascii="David" w:hAnsi="David"/>
-          <w:sz w:val="27"/>
-        </w:rPr>
-        <w:t>}}</w:t>
+        <w:t>{{contact_person}}</w:t>
       </w:r>
     </w:p>
     <w:p>
@@ -394,23 +303,7 @@
           <w:rFonts w:ascii="David" w:hAnsi="David"/>
           <w:sz w:val="27"/>
         </w:rPr>
-        <w:t>{{</w:t>
-      </w:r>
-      <w:proofErr w:type="spellStart"/>
-      <w:r>
-        <w:rPr>
-          <w:rFonts w:ascii="David" w:hAnsi="David"/>
-          <w:sz w:val="27"/>
-        </w:rPr>
-        <w:t>client_email</w:t>
-      </w:r>
-      <w:proofErr w:type="spellEnd"/>
-      <w:r>
-        <w:rPr>
-          <w:rFonts w:ascii="David" w:hAnsi="David"/>
-          <w:sz w:val="27"/>
-        </w:rPr>
-        <w:t>}}</w:t>
+        <w:t>{{client_email}}</w:t>
       </w:r>
     </w:p>
     <w:p>
@@ -464,6 +357,14 @@
       </w:r>
       <w:r>
         <w:rPr>
+          <w:rFonts w:ascii="David" w:hAnsi="David" w:hint="cs"/>
+          <w:sz w:val="27"/>
+          <w:rtl/>
+        </w:rPr>
+        <w:t xml:space="preserve">         </w:t>
+      </w:r>
+      <w:r>
+        <w:rPr>
           <w:rFonts w:ascii="David" w:hAnsi="David"/>
           <w:sz w:val="27"/>
           <w:rtl/>
@@ -503,10 +404,12 @@
           <w:szCs w:val="30"/>
           <w:u w:val="double"/>
         </w:rPr>
-        <w:t>{{</w:t>
-      </w:r>
-      <w:proofErr w:type="spellStart"/>
-      <w:r>
+        <w:t>{{structure_name}}</w:t>
+      </w:r>
+    </w:p>
+    <w:p>
+      <w:pPr>
+        <w:ind w:left="720" w:firstLine="720"/>
         <w:rPr>
           <w:rFonts w:ascii="David" w:hAnsi="David"/>
           <w:b/>
@@ -514,10 +417,9 @@
           <w:sz w:val="30"/>
           <w:szCs w:val="30"/>
           <w:u w:val="double"/>
-        </w:rPr>
-        <w:t>structure_name</w:t>
-      </w:r>
-      <w:proofErr w:type="spellEnd"/>
+          <w:rtl/>
+        </w:rPr>
+      </w:pPr>
       <w:r>
         <w:rPr>
           <w:rFonts w:ascii="David" w:hAnsi="David"/>
@@ -526,13 +428,11 @@
           <w:sz w:val="30"/>
           <w:szCs w:val="30"/>
           <w:u w:val="double"/>
-        </w:rPr>
-        <w:t>}}</w:t>
-      </w:r>
-    </w:p>
-    <w:p>
-      <w:pPr>
-        <w:ind w:left="720" w:firstLine="720"/>
+          <w:rtl/>
+        </w:rPr>
+        <w:t>דו"ח פיקוח עליון מתאריך</w:t>
+      </w:r>
+      <w:r>
         <w:rPr>
           <w:rFonts w:ascii="David" w:hAnsi="David"/>
           <w:b/>
@@ -542,7 +442,8 @@
           <w:u w:val="double"/>
           <w:rtl/>
         </w:rPr>
-      </w:pPr>
+        <w:t xml:space="preserve"> </w:t>
+      </w:r>
       <w:r>
         <w:rPr>
           <w:rFonts w:ascii="David" w:hAnsi="David"/>
@@ -551,9 +452,8 @@
           <w:sz w:val="30"/>
           <w:szCs w:val="30"/>
           <w:u w:val="double"/>
-          <w:rtl/>
-        </w:rPr>
-        <w:t>דו"ח פיקוח עליון מתאריך</w:t>
+        </w:rPr>
+        <w:t>{{visit_date}}</w:t>
       </w:r>
       <w:r>
         <w:rPr>
@@ -576,53 +476,6 @@
           <w:szCs w:val="30"/>
           <w:u w:val="double"/>
         </w:rPr>
-        <w:t>{{</w:t>
-      </w:r>
-      <w:proofErr w:type="spellStart"/>
-      <w:r>
-        <w:rPr>
-          <w:rFonts w:ascii="David" w:hAnsi="David"/>
-          <w:b/>
-          <w:bCs/>
-          <w:sz w:val="30"/>
-          <w:szCs w:val="30"/>
-          <w:u w:val="double"/>
-        </w:rPr>
-        <w:t>visit_date</w:t>
-      </w:r>
-      <w:proofErr w:type="spellEnd"/>
-      <w:r>
-        <w:rPr>
-          <w:rFonts w:ascii="David" w:hAnsi="David"/>
-          <w:b/>
-          <w:bCs/>
-          <w:sz w:val="30"/>
-          <w:szCs w:val="30"/>
-          <w:u w:val="double"/>
-        </w:rPr>
-        <w:t>}}</w:t>
-      </w:r>
-      <w:r>
-        <w:rPr>
-          <w:rFonts w:ascii="David" w:hAnsi="David"/>
-          <w:b/>
-          <w:bCs/>
-          <w:sz w:val="30"/>
-          <w:szCs w:val="30"/>
-          <w:u w:val="double"/>
-          <w:rtl/>
-        </w:rPr>
-        <w:t xml:space="preserve"> </w:t>
-      </w:r>
-      <w:r>
-        <w:rPr>
-          <w:rFonts w:ascii="David" w:hAnsi="David"/>
-          <w:b/>
-          <w:bCs/>
-          <w:sz w:val="30"/>
-          <w:szCs w:val="30"/>
-          <w:u w:val="double"/>
-        </w:rPr>
         <w:br/>
       </w:r>
     </w:p>
@@ -650,23 +503,7 @@
           <w:rFonts w:ascii="David" w:hAnsi="David"/>
           <w:sz w:val="27"/>
         </w:rPr>
-        <w:t>{{</w:t>
-      </w:r>
-      <w:proofErr w:type="spellStart"/>
-      <w:r>
-        <w:rPr>
-          <w:rFonts w:ascii="David" w:hAnsi="David"/>
-          <w:sz w:val="27"/>
-        </w:rPr>
-        <w:t>visit_date</w:t>
-      </w:r>
-      <w:proofErr w:type="spellEnd"/>
-      <w:r>
-        <w:rPr>
-          <w:rFonts w:ascii="David" w:hAnsi="David"/>
-          <w:sz w:val="27"/>
-        </w:rPr>
-        <w:t>}}</w:t>
+        <w:t>{{visit_date}}</w:t>
       </w:r>
       <w:r>
         <w:rPr>
@@ -712,23 +549,7 @@
           <w:rFonts w:ascii="David" w:hAnsi="David"/>
           <w:sz w:val="27"/>
         </w:rPr>
-        <w:t>{{</w:t>
-      </w:r>
-      <w:proofErr w:type="spellStart"/>
-      <w:r>
-        <w:rPr>
-          <w:rFonts w:ascii="David" w:hAnsi="David"/>
-          <w:sz w:val="27"/>
-        </w:rPr>
-        <w:t>structure_name</w:t>
-      </w:r>
-      <w:proofErr w:type="spellEnd"/>
-      <w:r>
-        <w:rPr>
-          <w:rFonts w:ascii="David" w:hAnsi="David"/>
-          <w:sz w:val="27"/>
-        </w:rPr>
-        <w:t>}}</w:t>
+        <w:t>{{structure_name}}</w:t>
       </w:r>
       <w:r>
         <w:rPr>
@@ -783,23 +604,7 @@
           <w:rFonts w:ascii="David" w:hAnsi="David"/>
           <w:sz w:val="27"/>
         </w:rPr>
-        <w:t>{{</w:t>
-      </w:r>
-      <w:proofErr w:type="spellStart"/>
-      <w:r>
-        <w:rPr>
-          <w:rFonts w:ascii="David" w:hAnsi="David"/>
-          <w:sz w:val="27"/>
-        </w:rPr>
-        <w:t>inspection_subject</w:t>
-      </w:r>
-      <w:proofErr w:type="spellEnd"/>
-      <w:r>
-        <w:rPr>
-          <w:rFonts w:ascii="David" w:hAnsi="David"/>
-          <w:sz w:val="27"/>
-        </w:rPr>
-        <w:t>}}</w:t>
+        <w:t>{{inspection_subject}}</w:t>
       </w:r>
       <w:r>
         <w:rPr>
@@ -864,31 +669,7 @@
           <w:rFonts w:ascii="David" w:hAnsi="David"/>
           <w:sz w:val="27"/>
         </w:rPr>
-        <w:t>{{</w:t>
-      </w:r>
-      <w:proofErr w:type="spellStart"/>
-      <w:r>
-        <w:rPr>
-          <w:rFonts w:ascii="David" w:hAnsi="David"/>
-          <w:sz w:val="27"/>
-        </w:rPr>
-        <w:t>inspector_</w:t>
-      </w:r>
-      <w:proofErr w:type="gramStart"/>
-      <w:r>
-        <w:rPr>
-          <w:rFonts w:ascii="David" w:hAnsi="David"/>
-          <w:sz w:val="27"/>
-        </w:rPr>
-        <w:t>name</w:t>
-      </w:r>
-      <w:proofErr w:type="spellEnd"/>
-      <w:r>
-        <w:rPr>
-          <w:rFonts w:ascii="David" w:hAnsi="David"/>
-          <w:sz w:val="27"/>
-        </w:rPr>
-        <w:t>}}</w:t>
+        <w:t>{{inspector_name}}</w:t>
       </w:r>
       <w:r>
         <w:rPr>
@@ -898,7 +679,6 @@
         </w:rPr>
         <w:t>-מפקח</w:t>
       </w:r>
-      <w:proofErr w:type="gramEnd"/>
       <w:r>
         <w:rPr>
           <w:rFonts w:ascii="David" w:hAnsi="David"/>
@@ -925,23 +705,7 @@
           <w:rFonts w:ascii="David" w:hAnsi="David"/>
           <w:sz w:val="27"/>
         </w:rPr>
-        <w:t>{{</w:t>
-      </w:r>
-      <w:proofErr w:type="spellStart"/>
-      <w:r>
-        <w:rPr>
-          <w:rFonts w:ascii="David" w:hAnsi="David"/>
-          <w:sz w:val="27"/>
-        </w:rPr>
-        <w:t>execution_team</w:t>
-      </w:r>
-      <w:proofErr w:type="spellEnd"/>
-      <w:r>
-        <w:rPr>
-          <w:rFonts w:ascii="David" w:hAnsi="David"/>
-          <w:sz w:val="27"/>
-        </w:rPr>
-        <w:t>}}</w:t>
+        <w:t>{{execution_team}}</w:t>
       </w:r>
       <w:r>
         <w:rPr>
@@ -977,31 +741,7 @@
           <w:rFonts w:ascii="David" w:hAnsi="David"/>
           <w:sz w:val="27"/>
         </w:rPr>
-        <w:t xml:space="preserve">{{ </w:t>
-      </w:r>
-      <w:proofErr w:type="spellStart"/>
-      <w:r>
-        <w:rPr>
-          <w:rFonts w:ascii="David" w:hAnsi="David"/>
-          <w:sz w:val="27"/>
-        </w:rPr>
-        <w:t>star_</w:t>
-      </w:r>
-      <w:proofErr w:type="gramStart"/>
-      <w:r>
-        <w:rPr>
-          <w:rFonts w:ascii="David" w:hAnsi="David"/>
-          <w:sz w:val="27"/>
-        </w:rPr>
-        <w:t>present</w:t>
-      </w:r>
-      <w:proofErr w:type="spellEnd"/>
-      <w:r>
-        <w:rPr>
-          <w:rFonts w:ascii="David" w:hAnsi="David"/>
-          <w:sz w:val="27"/>
-        </w:rPr>
-        <w:t xml:space="preserve"> }}</w:t>
+        <w:t>{{ star_present }}</w:t>
       </w:r>
       <w:r>
         <w:rPr>
@@ -1026,7 +766,6 @@
         </w:rPr>
         <w:t>סטאר מהנדסים</w:t>
       </w:r>
-      <w:proofErr w:type="gramEnd"/>
     </w:p>
     <w:p>
       <w:pPr>
@@ -1176,17 +915,8 @@
           <w:rFonts w:ascii="David" w:hAnsi="David"/>
           <w:sz w:val="27"/>
         </w:rPr>
-        <w:t xml:space="preserve">for remark in </w:t>
-      </w:r>
-      <w:proofErr w:type="spellStart"/>
-      <w:r>
-        <w:rPr>
-          <w:rFonts w:ascii="David" w:hAnsi="David"/>
-          <w:sz w:val="27"/>
-        </w:rPr>
-        <w:t>specific_remarks_list</w:t>
-      </w:r>
-      <w:proofErr w:type="spellEnd"/>
+        <w:t>for remark in specific_remarks_list</w:t>
+      </w:r>
       <w:r>
         <w:rPr>
           <w:rFonts w:ascii="David" w:hAnsi="David"/>
@@ -1215,7 +945,6 @@
         </w:rPr>
         <w:t xml:space="preserve">{{ </w:t>
       </w:r>
-      <w:proofErr w:type="spellStart"/>
       <w:r>
         <w:rPr>
           <w:rFonts w:ascii="David" w:hAnsi="David"/>
@@ -1223,7 +952,6 @@
         </w:rPr>
         <w:t>remark.text</w:t>
       </w:r>
-      <w:proofErr w:type="spellEnd"/>
       <w:r>
         <w:rPr>
           <w:rFonts w:ascii="David" w:hAnsi="David"/>
@@ -1250,71 +978,7 @@
           <w:rFonts w:ascii="David" w:hAnsi="David"/>
           <w:sz w:val="27"/>
         </w:rPr>
-        <w:t xml:space="preserve">{% if </w:t>
-      </w:r>
-      <w:proofErr w:type="spellStart"/>
-      <w:r>
-        <w:rPr>
-          <w:rFonts w:ascii="David" w:hAnsi="David"/>
-          <w:sz w:val="27"/>
-        </w:rPr>
-        <w:t>remark.</w:t>
-      </w:r>
-      <w:proofErr w:type="gramStart"/>
-      <w:r>
-        <w:rPr>
-          <w:rFonts w:ascii="David" w:hAnsi="David"/>
-          <w:sz w:val="27"/>
-        </w:rPr>
-        <w:t>image</w:t>
-      </w:r>
-      <w:proofErr w:type="spellEnd"/>
-      <w:r>
-        <w:rPr>
-          <w:rFonts w:ascii="David" w:hAnsi="David"/>
-          <w:sz w:val="27"/>
-        </w:rPr>
-        <w:t xml:space="preserve"> %}{{</w:t>
-      </w:r>
-      <w:proofErr w:type="gramEnd"/>
-      <w:r>
-        <w:rPr>
-          <w:rFonts w:ascii="David" w:hAnsi="David"/>
-          <w:sz w:val="27"/>
-        </w:rPr>
-        <w:t xml:space="preserve"> </w:t>
-      </w:r>
-      <w:proofErr w:type="spellStart"/>
-      <w:r>
-        <w:rPr>
-          <w:rFonts w:ascii="David" w:hAnsi="David"/>
-          <w:sz w:val="27"/>
-        </w:rPr>
-        <w:t>remark.</w:t>
-      </w:r>
-      <w:proofErr w:type="gramStart"/>
-      <w:r>
-        <w:rPr>
-          <w:rFonts w:ascii="David" w:hAnsi="David"/>
-          <w:sz w:val="27"/>
-        </w:rPr>
-        <w:t>image</w:t>
-      </w:r>
-      <w:proofErr w:type="spellEnd"/>
-      <w:r>
-        <w:rPr>
-          <w:rFonts w:ascii="David" w:hAnsi="David"/>
-          <w:sz w:val="27"/>
-        </w:rPr>
-        <w:t xml:space="preserve"> }}{%</w:t>
-      </w:r>
-      <w:proofErr w:type="gramEnd"/>
-      <w:r>
-        <w:rPr>
-          <w:rFonts w:ascii="David" w:hAnsi="David"/>
-          <w:sz w:val="27"/>
-        </w:rPr>
-        <w:t xml:space="preserve"> endif %}</w:t>
+        <w:t>{% if remark.image %}{{ remark.image }}{% endif %}</w:t>
       </w:r>
       <w:r>
         <w:rPr>
@@ -1332,8 +996,6 @@
         </w:rPr>
         <w:t xml:space="preserve">{% </w:t>
       </w:r>
-      <w:proofErr w:type="spellStart"/>
-      <w:proofErr w:type="gramStart"/>
       <w:r>
         <w:rPr>
           <w:rFonts w:ascii="David" w:hAnsi="David"/>
@@ -1341,7 +1003,6 @@
         </w:rPr>
         <w:t>endfor</w:t>
       </w:r>
-      <w:proofErr w:type="spellEnd"/>
       <w:r>
         <w:rPr>
           <w:rFonts w:ascii="David" w:hAnsi="David"/>
@@ -1350,7 +1011,6 @@
         </w:rPr>
         <w:t xml:space="preserve"> %}</w:t>
       </w:r>
-      <w:proofErr w:type="gramEnd"/>
       <w:r>
         <w:rPr>
           <w:rFonts w:ascii="David" w:hAnsi="David" w:hint="cs"/>
@@ -1435,23 +1095,7 @@
           <w:rFonts w:ascii="David" w:hAnsi="David"/>
           <w:sz w:val="27"/>
         </w:rPr>
-        <w:t xml:space="preserve">{% for note in </w:t>
-      </w:r>
-      <w:proofErr w:type="spellStart"/>
-      <w:r>
-        <w:rPr>
-          <w:rFonts w:ascii="David" w:hAnsi="David"/>
-          <w:sz w:val="27"/>
-        </w:rPr>
-        <w:t>general_remarks_list</w:t>
-      </w:r>
-      <w:proofErr w:type="spellEnd"/>
-      <w:r>
-        <w:rPr>
-          <w:rFonts w:ascii="David" w:hAnsi="David"/>
-          <w:sz w:val="27"/>
-        </w:rPr>
-        <w:t xml:space="preserve"> %}</w:t>
+        <w:t>{% for note in general_remarks_list %}</w:t>
       </w:r>
       <w:r>
         <w:rPr>
@@ -1479,26 +1123,8 @@
           <w:rFonts w:ascii="David" w:hAnsi="David"/>
           <w:sz w:val="27"/>
         </w:rPr>
-        <w:t xml:space="preserve"> {% </w:t>
-      </w:r>
-      <w:proofErr w:type="spellStart"/>
-      <w:proofErr w:type="gramStart"/>
-      <w:r>
-        <w:rPr>
-          <w:rFonts w:ascii="David" w:hAnsi="David"/>
-          <w:sz w:val="27"/>
-        </w:rPr>
-        <w:t>endfor</w:t>
-      </w:r>
-      <w:proofErr w:type="spellEnd"/>
-      <w:r>
-        <w:rPr>
-          <w:rFonts w:ascii="David" w:hAnsi="David"/>
-          <w:sz w:val="27"/>
-        </w:rPr>
-        <w:t xml:space="preserve"> %}</w:t>
-      </w:r>
-      <w:proofErr w:type="gramEnd"/>
+        <w:t xml:space="preserve"> {% endfor %}</w:t>
+      </w:r>
     </w:p>
     <w:p>
       <w:pPr>
@@ -1771,23 +1397,7 @@
           <w:rFonts w:ascii="David" w:hAnsi="David"/>
           <w:sz w:val="27"/>
         </w:rPr>
-        <w:t xml:space="preserve">{% for cc in </w:t>
-      </w:r>
-      <w:proofErr w:type="spellStart"/>
-      <w:r>
-        <w:rPr>
-          <w:rFonts w:ascii="David" w:hAnsi="David"/>
-          <w:sz w:val="27"/>
-        </w:rPr>
-        <w:t>cc_final_list</w:t>
-      </w:r>
-      <w:proofErr w:type="spellEnd"/>
-      <w:r>
-        <w:rPr>
-          <w:rFonts w:ascii="David" w:hAnsi="David"/>
-          <w:sz w:val="27"/>
-        </w:rPr>
-        <w:t xml:space="preserve"> %} </w:t>
+        <w:t xml:space="preserve">{% for cc in cc_final_list %} </w:t>
       </w:r>
       <w:r>
         <w:rPr>
@@ -1815,26 +1425,8 @@
           <w:rFonts w:ascii="David" w:hAnsi="David"/>
           <w:sz w:val="27"/>
         </w:rPr>
-        <w:t xml:space="preserve"> {% </w:t>
-      </w:r>
-      <w:proofErr w:type="spellStart"/>
-      <w:proofErr w:type="gramStart"/>
-      <w:r>
-        <w:rPr>
-          <w:rFonts w:ascii="David" w:hAnsi="David"/>
-          <w:sz w:val="27"/>
-        </w:rPr>
-        <w:t>endfor</w:t>
-      </w:r>
-      <w:proofErr w:type="spellEnd"/>
-      <w:r>
-        <w:rPr>
-          <w:rFonts w:ascii="David" w:hAnsi="David"/>
-          <w:sz w:val="27"/>
-        </w:rPr>
-        <w:t xml:space="preserve"> %}</w:t>
-      </w:r>
-      <w:proofErr w:type="gramEnd"/>
+        <w:t xml:space="preserve"> {% endfor %}</w:t>
+      </w:r>
     </w:p>
     <w:p>
       <w:pPr>
@@ -1954,7 +1546,7 @@
     <w:p>
       <w:pPr>
         <w:rPr>
-          <w:rFonts w:ascii="David" w:hAnsi="David" w:hint="cs"/>
+          <w:rFonts w:ascii="David" w:hAnsi="David"/>
           <w:sz w:val="27"/>
           <w:u w:val="single"/>
           <w:rtl/>
@@ -2021,23 +1613,7 @@
         <w:rFonts w:ascii="David" w:hAnsi="David"/>
         <w:sz w:val="27"/>
       </w:rPr>
-      <w:t>{{</w:t>
-    </w:r>
-    <w:proofErr w:type="spellStart"/>
-    <w:r>
-      <w:rPr>
-        <w:rFonts w:ascii="David" w:hAnsi="David"/>
-        <w:sz w:val="27"/>
-      </w:rPr>
-      <w:t>author_initials</w:t>
-    </w:r>
-    <w:proofErr w:type="spellEnd"/>
-    <w:r>
-      <w:rPr>
-        <w:rFonts w:ascii="David" w:hAnsi="David"/>
-        <w:sz w:val="27"/>
-      </w:rPr>
-      <w:t>}}</w:t>
+      <w:t>{{author_initials}}</w:t>
     </w:r>
     <w:r>
       <w:rPr>
@@ -2052,23 +1628,7 @@
         <w:rFonts w:ascii="David" w:hAnsi="David"/>
         <w:sz w:val="27"/>
       </w:rPr>
-      <w:t>{{</w:t>
-    </w:r>
-    <w:proofErr w:type="spellStart"/>
-    <w:r>
-      <w:rPr>
-        <w:rFonts w:ascii="David" w:hAnsi="David"/>
-        <w:sz w:val="27"/>
-      </w:rPr>
-      <w:t>project_num</w:t>
-    </w:r>
-    <w:proofErr w:type="spellEnd"/>
-    <w:r>
-      <w:rPr>
-        <w:rFonts w:ascii="David" w:hAnsi="David"/>
-        <w:sz w:val="27"/>
-      </w:rPr>
-      <w:t>}}</w:t>
+      <w:t>{{project_num}}</w:t>
     </w:r>
     <w:r>
       <w:rPr>
@@ -2082,23 +1642,7 @@
         <w:rFonts w:ascii="David" w:hAnsi="David"/>
         <w:sz w:val="27"/>
       </w:rPr>
-      <w:t>{{</w:t>
-    </w:r>
-    <w:proofErr w:type="spellStart"/>
-    <w:r>
-      <w:rPr>
-        <w:rFonts w:ascii="David" w:hAnsi="David"/>
-        <w:sz w:val="27"/>
-      </w:rPr>
-      <w:t>letter_num</w:t>
-    </w:r>
-    <w:proofErr w:type="spellEnd"/>
-    <w:r>
-      <w:rPr>
-        <w:rFonts w:ascii="David" w:hAnsi="David"/>
-        <w:sz w:val="27"/>
-      </w:rPr>
-      <w:t>}}</w:t>
+      <w:t>{{letter_num}}</w:t>
     </w:r>
   </w:p>
 </w:ftr>

--- a/template.docx
+++ b/template.docx
@@ -110,7 +110,23 @@
           <w:rFonts w:ascii="David" w:hAnsi="David"/>
           <w:sz w:val="27"/>
         </w:rPr>
-        <w:t>{{report_date}}</w:t>
+        <w:t>{{</w:t>
+      </w:r>
+      <w:proofErr w:type="spellStart"/>
+      <w:r>
+        <w:rPr>
+          <w:rFonts w:ascii="David" w:hAnsi="David"/>
+          <w:sz w:val="27"/>
+        </w:rPr>
+        <w:t>report_date</w:t>
+      </w:r>
+      <w:proofErr w:type="spellEnd"/>
+      <w:r>
+        <w:rPr>
+          <w:rFonts w:ascii="David" w:hAnsi="David"/>
+          <w:sz w:val="27"/>
+        </w:rPr>
+        <w:t>}}</w:t>
       </w:r>
     </w:p>
     <w:p>
@@ -183,7 +199,48 @@
           <w:rFonts w:ascii="David" w:hAnsi="David"/>
           <w:sz w:val="27"/>
         </w:rPr>
-        <w:t>{{project_num}}-{{letter_num}}</w:t>
+        <w:t>{{</w:t>
+      </w:r>
+      <w:proofErr w:type="spellStart"/>
+      <w:r>
+        <w:rPr>
+          <w:rFonts w:ascii="David" w:hAnsi="David"/>
+          <w:sz w:val="27"/>
+        </w:rPr>
+        <w:t>project_</w:t>
+      </w:r>
+      <w:proofErr w:type="gramStart"/>
+      <w:r>
+        <w:rPr>
+          <w:rFonts w:ascii="David" w:hAnsi="David"/>
+          <w:sz w:val="27"/>
+        </w:rPr>
+        <w:t>num</w:t>
+      </w:r>
+      <w:proofErr w:type="spellEnd"/>
+      <w:r>
+        <w:rPr>
+          <w:rFonts w:ascii="David" w:hAnsi="David"/>
+          <w:sz w:val="27"/>
+        </w:rPr>
+        <w:t>}}-{{</w:t>
+      </w:r>
+      <w:proofErr w:type="spellStart"/>
+      <w:proofErr w:type="gramEnd"/>
+      <w:r>
+        <w:rPr>
+          <w:rFonts w:ascii="David" w:hAnsi="David"/>
+          <w:sz w:val="27"/>
+        </w:rPr>
+        <w:t>letter_num</w:t>
+      </w:r>
+      <w:proofErr w:type="spellEnd"/>
+      <w:r>
+        <w:rPr>
+          <w:rFonts w:ascii="David" w:hAnsi="David"/>
+          <w:sz w:val="27"/>
+        </w:rPr>
+        <w:t>}}</w:t>
       </w:r>
     </w:p>
     <w:p>
@@ -219,7 +276,25 @@
           <w:sz w:val="27"/>
           <w:u w:val="single"/>
         </w:rPr>
-        <w:t>{{client_name}}</w:t>
+        <w:t>{{</w:t>
+      </w:r>
+      <w:proofErr w:type="spellStart"/>
+      <w:r>
+        <w:rPr>
+          <w:rFonts w:ascii="David" w:hAnsi="David"/>
+          <w:sz w:val="27"/>
+          <w:u w:val="single"/>
+        </w:rPr>
+        <w:t>client_name</w:t>
+      </w:r>
+      <w:proofErr w:type="spellEnd"/>
+      <w:r>
+        <w:rPr>
+          <w:rFonts w:ascii="David" w:hAnsi="David"/>
+          <w:sz w:val="27"/>
+          <w:u w:val="single"/>
+        </w:rPr>
+        <w:t>}}</w:t>
       </w:r>
     </w:p>
     <w:p>
@@ -262,7 +337,23 @@
           <w:rFonts w:ascii="David" w:hAnsi="David"/>
           <w:sz w:val="27"/>
         </w:rPr>
-        <w:t>{{contact_person}}</w:t>
+        <w:t>{{</w:t>
+      </w:r>
+      <w:proofErr w:type="spellStart"/>
+      <w:r>
+        <w:rPr>
+          <w:rFonts w:ascii="David" w:hAnsi="David"/>
+          <w:sz w:val="27"/>
+        </w:rPr>
+        <w:t>contact_person</w:t>
+      </w:r>
+      <w:proofErr w:type="spellEnd"/>
+      <w:r>
+        <w:rPr>
+          <w:rFonts w:ascii="David" w:hAnsi="David"/>
+          <w:sz w:val="27"/>
+        </w:rPr>
+        <w:t>}}</w:t>
       </w:r>
     </w:p>
     <w:p>
@@ -303,7 +394,23 @@
           <w:rFonts w:ascii="David" w:hAnsi="David"/>
           <w:sz w:val="27"/>
         </w:rPr>
-        <w:t>{{client_email}}</w:t>
+        <w:t>{{</w:t>
+      </w:r>
+      <w:proofErr w:type="spellStart"/>
+      <w:r>
+        <w:rPr>
+          <w:rFonts w:ascii="David" w:hAnsi="David"/>
+          <w:sz w:val="27"/>
+        </w:rPr>
+        <w:t>client_email</w:t>
+      </w:r>
+      <w:proofErr w:type="spellEnd"/>
+      <w:r>
+        <w:rPr>
+          <w:rFonts w:ascii="David" w:hAnsi="David"/>
+          <w:sz w:val="27"/>
+        </w:rPr>
+        <w:t>}}</w:t>
       </w:r>
     </w:p>
     <w:p>
@@ -404,12 +511,10 @@
           <w:szCs w:val="30"/>
           <w:u w:val="double"/>
         </w:rPr>
-        <w:t>{{structure_name}}</w:t>
-      </w:r>
-    </w:p>
-    <w:p>
-      <w:pPr>
-        <w:ind w:left="720" w:firstLine="720"/>
+        <w:t>{{</w:t>
+      </w:r>
+      <w:proofErr w:type="spellStart"/>
+      <w:r>
         <w:rPr>
           <w:rFonts w:ascii="David" w:hAnsi="David"/>
           <w:b/>
@@ -417,9 +522,10 @@
           <w:sz w:val="30"/>
           <w:szCs w:val="30"/>
           <w:u w:val="double"/>
-          <w:rtl/>
-        </w:rPr>
-      </w:pPr>
+        </w:rPr>
+        <w:t>structure_name</w:t>
+      </w:r>
+      <w:proofErr w:type="spellEnd"/>
       <w:r>
         <w:rPr>
           <w:rFonts w:ascii="David" w:hAnsi="David"/>
@@ -428,11 +534,13 @@
           <w:sz w:val="30"/>
           <w:szCs w:val="30"/>
           <w:u w:val="double"/>
-          <w:rtl/>
-        </w:rPr>
-        <w:t>דו"ח פיקוח עליון מתאריך</w:t>
-      </w:r>
-      <w:r>
+        </w:rPr>
+        <w:t>}}</w:t>
+      </w:r>
+    </w:p>
+    <w:p>
+      <w:pPr>
+        <w:ind w:left="720" w:firstLine="720"/>
         <w:rPr>
           <w:rFonts w:ascii="David" w:hAnsi="David"/>
           <w:b/>
@@ -442,8 +550,7 @@
           <w:u w:val="double"/>
           <w:rtl/>
         </w:rPr>
-        <w:t xml:space="preserve"> </w:t>
-      </w:r>
+      </w:pPr>
       <w:r>
         <w:rPr>
           <w:rFonts w:ascii="David" w:hAnsi="David"/>
@@ -452,8 +559,9 @@
           <w:sz w:val="30"/>
           <w:szCs w:val="30"/>
           <w:u w:val="double"/>
-        </w:rPr>
-        <w:t>{{visit_date}}</w:t>
+          <w:rtl/>
+        </w:rPr>
+        <w:t>דו"ח פיקוח עליון מתאריך</w:t>
       </w:r>
       <w:r>
         <w:rPr>
@@ -476,6 +584,53 @@
           <w:szCs w:val="30"/>
           <w:u w:val="double"/>
         </w:rPr>
+        <w:t>{{</w:t>
+      </w:r>
+      <w:proofErr w:type="spellStart"/>
+      <w:r>
+        <w:rPr>
+          <w:rFonts w:ascii="David" w:hAnsi="David"/>
+          <w:b/>
+          <w:bCs/>
+          <w:sz w:val="30"/>
+          <w:szCs w:val="30"/>
+          <w:u w:val="double"/>
+        </w:rPr>
+        <w:t>visit_date</w:t>
+      </w:r>
+      <w:proofErr w:type="spellEnd"/>
+      <w:r>
+        <w:rPr>
+          <w:rFonts w:ascii="David" w:hAnsi="David"/>
+          <w:b/>
+          <w:bCs/>
+          <w:sz w:val="30"/>
+          <w:szCs w:val="30"/>
+          <w:u w:val="double"/>
+        </w:rPr>
+        <w:t>}}</w:t>
+      </w:r>
+      <w:r>
+        <w:rPr>
+          <w:rFonts w:ascii="David" w:hAnsi="David"/>
+          <w:b/>
+          <w:bCs/>
+          <w:sz w:val="30"/>
+          <w:szCs w:val="30"/>
+          <w:u w:val="double"/>
+          <w:rtl/>
+        </w:rPr>
+        <w:t xml:space="preserve"> </w:t>
+      </w:r>
+      <w:r>
+        <w:rPr>
+          <w:rFonts w:ascii="David" w:hAnsi="David"/>
+          <w:b/>
+          <w:bCs/>
+          <w:sz w:val="30"/>
+          <w:szCs w:val="30"/>
+          <w:u w:val="double"/>
+        </w:rPr>
         <w:br/>
       </w:r>
     </w:p>
@@ -503,7 +658,23 @@
           <w:rFonts w:ascii="David" w:hAnsi="David"/>
           <w:sz w:val="27"/>
         </w:rPr>
-        <w:t>{{visit_date}}</w:t>
+        <w:t>{{</w:t>
+      </w:r>
+      <w:proofErr w:type="spellStart"/>
+      <w:r>
+        <w:rPr>
+          <w:rFonts w:ascii="David" w:hAnsi="David"/>
+          <w:sz w:val="27"/>
+        </w:rPr>
+        <w:t>visit_date</w:t>
+      </w:r>
+      <w:proofErr w:type="spellEnd"/>
+      <w:r>
+        <w:rPr>
+          <w:rFonts w:ascii="David" w:hAnsi="David"/>
+          <w:sz w:val="27"/>
+        </w:rPr>
+        <w:t>}}</w:t>
       </w:r>
       <w:r>
         <w:rPr>
@@ -549,7 +720,23 @@
           <w:rFonts w:ascii="David" w:hAnsi="David"/>
           <w:sz w:val="27"/>
         </w:rPr>
-        <w:t>{{structure_name}}</w:t>
+        <w:t>{{</w:t>
+      </w:r>
+      <w:proofErr w:type="spellStart"/>
+      <w:r>
+        <w:rPr>
+          <w:rFonts w:ascii="David" w:hAnsi="David"/>
+          <w:sz w:val="27"/>
+        </w:rPr>
+        <w:t>structure_name</w:t>
+      </w:r>
+      <w:proofErr w:type="spellEnd"/>
+      <w:r>
+        <w:rPr>
+          <w:rFonts w:ascii="David" w:hAnsi="David"/>
+          <w:sz w:val="27"/>
+        </w:rPr>
+        <w:t>}}</w:t>
       </w:r>
       <w:r>
         <w:rPr>
@@ -604,7 +791,23 @@
           <w:rFonts w:ascii="David" w:hAnsi="David"/>
           <w:sz w:val="27"/>
         </w:rPr>
-        <w:t>{{inspection_subject}}</w:t>
+        <w:t>{{</w:t>
+      </w:r>
+      <w:proofErr w:type="spellStart"/>
+      <w:r>
+        <w:rPr>
+          <w:rFonts w:ascii="David" w:hAnsi="David"/>
+          <w:sz w:val="27"/>
+        </w:rPr>
+        <w:t>inspection_subject</w:t>
+      </w:r>
+      <w:proofErr w:type="spellEnd"/>
+      <w:r>
+        <w:rPr>
+          <w:rFonts w:ascii="David" w:hAnsi="David"/>
+          <w:sz w:val="27"/>
+        </w:rPr>
+        <w:t>}}</w:t>
       </w:r>
       <w:r>
         <w:rPr>
@@ -669,7 +872,31 @@
           <w:rFonts w:ascii="David" w:hAnsi="David"/>
           <w:sz w:val="27"/>
         </w:rPr>
-        <w:t>{{inspector_name}}</w:t>
+        <w:t>{{</w:t>
+      </w:r>
+      <w:proofErr w:type="spellStart"/>
+      <w:r>
+        <w:rPr>
+          <w:rFonts w:ascii="David" w:hAnsi="David"/>
+          <w:sz w:val="27"/>
+        </w:rPr>
+        <w:t>inspector_</w:t>
+      </w:r>
+      <w:proofErr w:type="gramStart"/>
+      <w:r>
+        <w:rPr>
+          <w:rFonts w:ascii="David" w:hAnsi="David"/>
+          <w:sz w:val="27"/>
+        </w:rPr>
+        <w:t>name</w:t>
+      </w:r>
+      <w:proofErr w:type="spellEnd"/>
+      <w:r>
+        <w:rPr>
+          <w:rFonts w:ascii="David" w:hAnsi="David"/>
+          <w:sz w:val="27"/>
+        </w:rPr>
+        <w:t>}}</w:t>
       </w:r>
       <w:r>
         <w:rPr>
@@ -679,6 +906,7 @@
         </w:rPr>
         <w:t>-מפקח</w:t>
       </w:r>
+      <w:proofErr w:type="gramEnd"/>
       <w:r>
         <w:rPr>
           <w:rFonts w:ascii="David" w:hAnsi="David"/>
@@ -705,7 +933,23 @@
           <w:rFonts w:ascii="David" w:hAnsi="David"/>
           <w:sz w:val="27"/>
         </w:rPr>
-        <w:t>{{execution_team}}</w:t>
+        <w:t>{{</w:t>
+      </w:r>
+      <w:proofErr w:type="spellStart"/>
+      <w:r>
+        <w:rPr>
+          <w:rFonts w:ascii="David" w:hAnsi="David"/>
+          <w:sz w:val="27"/>
+        </w:rPr>
+        <w:t>execution_team</w:t>
+      </w:r>
+      <w:proofErr w:type="spellEnd"/>
+      <w:r>
+        <w:rPr>
+          <w:rFonts w:ascii="David" w:hAnsi="David"/>
+          <w:sz w:val="27"/>
+        </w:rPr>
+        <w:t>}}</w:t>
       </w:r>
       <w:r>
         <w:rPr>
@@ -741,7 +985,31 @@
           <w:rFonts w:ascii="David" w:hAnsi="David"/>
           <w:sz w:val="27"/>
         </w:rPr>
-        <w:t>{{ star_present }}</w:t>
+        <w:t xml:space="preserve">{{ </w:t>
+      </w:r>
+      <w:proofErr w:type="spellStart"/>
+      <w:r>
+        <w:rPr>
+          <w:rFonts w:ascii="David" w:hAnsi="David"/>
+          <w:sz w:val="27"/>
+        </w:rPr>
+        <w:t>star_</w:t>
+      </w:r>
+      <w:proofErr w:type="gramStart"/>
+      <w:r>
+        <w:rPr>
+          <w:rFonts w:ascii="David" w:hAnsi="David"/>
+          <w:sz w:val="27"/>
+        </w:rPr>
+        <w:t>present</w:t>
+      </w:r>
+      <w:proofErr w:type="spellEnd"/>
+      <w:r>
+        <w:rPr>
+          <w:rFonts w:ascii="David" w:hAnsi="David"/>
+          <w:sz w:val="27"/>
+        </w:rPr>
+        <w:t xml:space="preserve"> }}</w:t>
       </w:r>
       <w:r>
         <w:rPr>
@@ -766,6 +1034,7 @@
         </w:rPr>
         <w:t>סטאר מהנדסים</w:t>
       </w:r>
+      <w:proofErr w:type="gramEnd"/>
     </w:p>
     <w:p>
       <w:pPr>
@@ -809,34 +1078,41 @@
     </w:p>
     <w:p>
       <w:pPr>
-        <w:ind w:left="720"/>
-        <w:rPr>
-          <w:rFonts w:ascii="David" w:hAnsi="David"/>
-          <w:rtl/>
-        </w:rPr>
-      </w:pPr>
-      <w:r>
-        <w:rPr>
-          <w:rFonts w:ascii="David" w:hAnsi="David"/>
-          <w:sz w:val="27"/>
-        </w:rPr>
-        <w:t>XXXXX</w:t>
-      </w:r>
-      <w:r>
-        <w:rPr>
-          <w:rFonts w:ascii="David" w:hAnsi="David"/>
-          <w:sz w:val="27"/>
-          <w:rtl/>
-        </w:rPr>
-        <w:t xml:space="preserve"> </w:t>
+        <w:ind w:firstLine="720"/>
+        <w:rPr>
+          <w:rFonts w:ascii="David" w:hAnsi="David"/>
+          <w:rtl/>
+        </w:rPr>
+      </w:pPr>
+      <w:r>
+        <w:rPr>
+          <w:rFonts w:ascii="David" w:hAnsi="David"/>
+          <w:sz w:val="27"/>
+        </w:rPr>
+        <w:t xml:space="preserve">{{ </w:t>
+      </w:r>
+      <w:proofErr w:type="spellStart"/>
+      <w:r>
+        <w:rPr>
+          <w:rFonts w:ascii="David" w:hAnsi="David"/>
+          <w:sz w:val="27"/>
+        </w:rPr>
+        <w:t>work_status</w:t>
+      </w:r>
+      <w:proofErr w:type="spellEnd"/>
+      <w:r>
+        <w:rPr>
+          <w:rFonts w:ascii="David" w:hAnsi="David"/>
+          <w:sz w:val="27"/>
+        </w:rPr>
+        <w:t xml:space="preserve"> }}</w:t>
       </w:r>
     </w:p>
     <w:p>
       <w:pPr>
         <w:ind w:left="1080"/>
-        <w:jc w:val="right"/>
-        <w:rPr>
-          <w:rFonts w:ascii="David" w:hAnsi="David"/>
+        <w:rPr>
+          <w:rFonts w:ascii="David" w:hAnsi="David" w:hint="cs"/>
           <w:rtl/>
         </w:rPr>
       </w:pPr>
@@ -915,8 +1191,17 @@
           <w:rFonts w:ascii="David" w:hAnsi="David"/>
           <w:sz w:val="27"/>
         </w:rPr>
-        <w:t>for remark in specific_remarks_list</w:t>
-      </w:r>
+        <w:t xml:space="preserve">for remark in </w:t>
+      </w:r>
+      <w:proofErr w:type="spellStart"/>
+      <w:r>
+        <w:rPr>
+          <w:rFonts w:ascii="David" w:hAnsi="David"/>
+          <w:sz w:val="27"/>
+        </w:rPr>
+        <w:t>specific_remarks_list</w:t>
+      </w:r>
+      <w:proofErr w:type="spellEnd"/>
       <w:r>
         <w:rPr>
           <w:rFonts w:ascii="David" w:hAnsi="David"/>
@@ -945,6 +1230,7 @@
         </w:rPr>
         <w:t xml:space="preserve">{{ </w:t>
       </w:r>
+      <w:proofErr w:type="spellStart"/>
       <w:r>
         <w:rPr>
           <w:rFonts w:ascii="David" w:hAnsi="David"/>
@@ -952,6 +1238,7 @@
         </w:rPr>
         <w:t>remark.text</w:t>
       </w:r>
+      <w:proofErr w:type="spellEnd"/>
       <w:r>
         <w:rPr>
           <w:rFonts w:ascii="David" w:hAnsi="David"/>
@@ -978,7 +1265,71 @@
           <w:rFonts w:ascii="David" w:hAnsi="David"/>
           <w:sz w:val="27"/>
         </w:rPr>
-        <w:t>{% if remark.image %}{{ remark.image }}{% endif %}</w:t>
+        <w:t xml:space="preserve">{% if </w:t>
+      </w:r>
+      <w:proofErr w:type="spellStart"/>
+      <w:r>
+        <w:rPr>
+          <w:rFonts w:ascii="David" w:hAnsi="David"/>
+          <w:sz w:val="27"/>
+        </w:rPr>
+        <w:t>remark.</w:t>
+      </w:r>
+      <w:proofErr w:type="gramStart"/>
+      <w:r>
+        <w:rPr>
+          <w:rFonts w:ascii="David" w:hAnsi="David"/>
+          <w:sz w:val="27"/>
+        </w:rPr>
+        <w:t>image</w:t>
+      </w:r>
+      <w:proofErr w:type="spellEnd"/>
+      <w:r>
+        <w:rPr>
+          <w:rFonts w:ascii="David" w:hAnsi="David"/>
+          <w:sz w:val="27"/>
+        </w:rPr>
+        <w:t xml:space="preserve"> %}{{</w:t>
+      </w:r>
+      <w:proofErr w:type="gramEnd"/>
+      <w:r>
+        <w:rPr>
+          <w:rFonts w:ascii="David" w:hAnsi="David"/>
+          <w:sz w:val="27"/>
+        </w:rPr>
+        <w:t xml:space="preserve"> </w:t>
+      </w:r>
+      <w:proofErr w:type="spellStart"/>
+      <w:r>
+        <w:rPr>
+          <w:rFonts w:ascii="David" w:hAnsi="David"/>
+          <w:sz w:val="27"/>
+        </w:rPr>
+        <w:t>remark.</w:t>
+      </w:r>
+      <w:proofErr w:type="gramStart"/>
+      <w:r>
+        <w:rPr>
+          <w:rFonts w:ascii="David" w:hAnsi="David"/>
+          <w:sz w:val="27"/>
+        </w:rPr>
+        <w:t>image</w:t>
+      </w:r>
+      <w:proofErr w:type="spellEnd"/>
+      <w:r>
+        <w:rPr>
+          <w:rFonts w:ascii="David" w:hAnsi="David"/>
+          <w:sz w:val="27"/>
+        </w:rPr>
+        <w:t xml:space="preserve"> }}{%</w:t>
+      </w:r>
+      <w:proofErr w:type="gramEnd"/>
+      <w:r>
+        <w:rPr>
+          <w:rFonts w:ascii="David" w:hAnsi="David"/>
+          <w:sz w:val="27"/>
+        </w:rPr>
+        <w:t xml:space="preserve"> endif %}</w:t>
       </w:r>
       <w:r>
         <w:rPr>
@@ -996,6 +1347,8 @@
         </w:rPr>
         <w:t xml:space="preserve">{% </w:t>
       </w:r>
+      <w:proofErr w:type="spellStart"/>
+      <w:proofErr w:type="gramStart"/>
       <w:r>
         <w:rPr>
           <w:rFonts w:ascii="David" w:hAnsi="David"/>
@@ -1003,6 +1356,7 @@
         </w:rPr>
         <w:t>endfor</w:t>
       </w:r>
+      <w:proofErr w:type="spellEnd"/>
       <w:r>
         <w:rPr>
           <w:rFonts w:ascii="David" w:hAnsi="David"/>
@@ -1011,6 +1365,7 @@
         </w:rPr>
         <w:t xml:space="preserve"> %}</w:t>
       </w:r>
+      <w:proofErr w:type="gramEnd"/>
       <w:r>
         <w:rPr>
           <w:rFonts w:ascii="David" w:hAnsi="David" w:hint="cs"/>
@@ -1095,7 +1450,23 @@
           <w:rFonts w:ascii="David" w:hAnsi="David"/>
           <w:sz w:val="27"/>
         </w:rPr>
-        <w:t>{% for note in general_remarks_list %}</w:t>
+        <w:t xml:space="preserve">{% for note in </w:t>
+      </w:r>
+      <w:proofErr w:type="spellStart"/>
+      <w:r>
+        <w:rPr>
+          <w:rFonts w:ascii="David" w:hAnsi="David"/>
+          <w:sz w:val="27"/>
+        </w:rPr>
+        <w:t>general_remarks_list</w:t>
+      </w:r>
+      <w:proofErr w:type="spellEnd"/>
+      <w:r>
+        <w:rPr>
+          <w:rFonts w:ascii="David" w:hAnsi="David"/>
+          <w:sz w:val="27"/>
+        </w:rPr>
+        <w:t xml:space="preserve"> %}</w:t>
       </w:r>
       <w:r>
         <w:rPr>
@@ -1123,8 +1494,26 @@
           <w:rFonts w:ascii="David" w:hAnsi="David"/>
           <w:sz w:val="27"/>
         </w:rPr>
-        <w:t xml:space="preserve"> {% endfor %}</w:t>
-      </w:r>
+        <w:t xml:space="preserve"> {% </w:t>
+      </w:r>
+      <w:proofErr w:type="spellStart"/>
+      <w:proofErr w:type="gramStart"/>
+      <w:r>
+        <w:rPr>
+          <w:rFonts w:ascii="David" w:hAnsi="David"/>
+          <w:sz w:val="27"/>
+        </w:rPr>
+        <w:t>endfor</w:t>
+      </w:r>
+      <w:proofErr w:type="spellEnd"/>
+      <w:r>
+        <w:rPr>
+          <w:rFonts w:ascii="David" w:hAnsi="David"/>
+          <w:sz w:val="27"/>
+        </w:rPr>
+        <w:t xml:space="preserve"> %}</w:t>
+      </w:r>
+      <w:proofErr w:type="gramEnd"/>
     </w:p>
     <w:p>
       <w:pPr>
@@ -1397,7 +1786,23 @@
           <w:rFonts w:ascii="David" w:hAnsi="David"/>
           <w:sz w:val="27"/>
         </w:rPr>
-        <w:t xml:space="preserve">{% for cc in cc_final_list %} </w:t>
+        <w:t xml:space="preserve">{% for cc in </w:t>
+      </w:r>
+      <w:proofErr w:type="spellStart"/>
+      <w:r>
+        <w:rPr>
+          <w:rFonts w:ascii="David" w:hAnsi="David"/>
+          <w:sz w:val="27"/>
+        </w:rPr>
+        <w:t>cc_final_list</w:t>
+      </w:r>
+      <w:proofErr w:type="spellEnd"/>
+      <w:r>
+        <w:rPr>
+          <w:rFonts w:ascii="David" w:hAnsi="David"/>
+          <w:sz w:val="27"/>
+        </w:rPr>
+        <w:t xml:space="preserve"> %} </w:t>
       </w:r>
       <w:r>
         <w:rPr>
@@ -1425,8 +1830,26 @@
           <w:rFonts w:ascii="David" w:hAnsi="David"/>
           <w:sz w:val="27"/>
         </w:rPr>
-        <w:t xml:space="preserve"> {% endfor %}</w:t>
-      </w:r>
+        <w:t xml:space="preserve"> {% </w:t>
+      </w:r>
+      <w:proofErr w:type="spellStart"/>
+      <w:proofErr w:type="gramStart"/>
+      <w:r>
+        <w:rPr>
+          <w:rFonts w:ascii="David" w:hAnsi="David"/>
+          <w:sz w:val="27"/>
+        </w:rPr>
+        <w:t>endfor</w:t>
+      </w:r>
+      <w:proofErr w:type="spellEnd"/>
+      <w:r>
+        <w:rPr>
+          <w:rFonts w:ascii="David" w:hAnsi="David"/>
+          <w:sz w:val="27"/>
+        </w:rPr>
+        <w:t xml:space="preserve"> %}</w:t>
+      </w:r>
+      <w:proofErr w:type="gramEnd"/>
     </w:p>
     <w:p>
       <w:pPr>
@@ -1613,7 +2036,23 @@
         <w:rFonts w:ascii="David" w:hAnsi="David"/>
         <w:sz w:val="27"/>
       </w:rPr>
-      <w:t>{{author_initials}}</w:t>
+      <w:t>{{</w:t>
+    </w:r>
+    <w:proofErr w:type="spellStart"/>
+    <w:r>
+      <w:rPr>
+        <w:rFonts w:ascii="David" w:hAnsi="David"/>
+        <w:sz w:val="27"/>
+      </w:rPr>
+      <w:t>author_initials</w:t>
+    </w:r>
+    <w:proofErr w:type="spellEnd"/>
+    <w:r>
+      <w:rPr>
+        <w:rFonts w:ascii="David" w:hAnsi="David"/>
+        <w:sz w:val="27"/>
+      </w:rPr>
+      <w:t>}}</w:t>
     </w:r>
     <w:r>
       <w:rPr>
@@ -1628,7 +2067,23 @@
         <w:rFonts w:ascii="David" w:hAnsi="David"/>
         <w:sz w:val="27"/>
       </w:rPr>
-      <w:t>{{project_num}}</w:t>
+      <w:t>{{</w:t>
+    </w:r>
+    <w:proofErr w:type="spellStart"/>
+    <w:r>
+      <w:rPr>
+        <w:rFonts w:ascii="David" w:hAnsi="David"/>
+        <w:sz w:val="27"/>
+      </w:rPr>
+      <w:t>project_num</w:t>
+    </w:r>
+    <w:proofErr w:type="spellEnd"/>
+    <w:r>
+      <w:rPr>
+        <w:rFonts w:ascii="David" w:hAnsi="David"/>
+        <w:sz w:val="27"/>
+      </w:rPr>
+      <w:t>}}</w:t>
     </w:r>
     <w:r>
       <w:rPr>
@@ -1642,7 +2097,23 @@
         <w:rFonts w:ascii="David" w:hAnsi="David"/>
         <w:sz w:val="27"/>
       </w:rPr>
-      <w:t>{{letter_num}}</w:t>
+      <w:t>{{</w:t>
+    </w:r>
+    <w:proofErr w:type="spellStart"/>
+    <w:r>
+      <w:rPr>
+        <w:rFonts w:ascii="David" w:hAnsi="David"/>
+        <w:sz w:val="27"/>
+      </w:rPr>
+      <w:t>letter_num</w:t>
+    </w:r>
+    <w:proofErr w:type="spellEnd"/>
+    <w:r>
+      <w:rPr>
+        <w:rFonts w:ascii="David" w:hAnsi="David"/>
+        <w:sz w:val="27"/>
+      </w:rPr>
+      <w:t>}}</w:t>
     </w:r>
   </w:p>
 </w:ftr>
@@ -3626,7 +4097,6 @@
   <w:style w:type="character" w:default="1" w:styleId="DefaultParagraphFont">
     <w:name w:val="Default Paragraph Font"/>
     <w:uiPriority w:val="1"/>
-    <w:semiHidden/>
     <w:unhideWhenUsed/>
   </w:style>
   <w:style w:type="table" w:default="1" w:styleId="TableNormal">

--- a/template.docx
+++ b/template.docx
@@ -207,15 +207,7 @@
           <w:rFonts w:ascii="David" w:hAnsi="David"/>
           <w:sz w:val="27"/>
         </w:rPr>
-        <w:t>project_</w:t>
-      </w:r>
-      <w:proofErr w:type="gramStart"/>
-      <w:r>
-        <w:rPr>
-          <w:rFonts w:ascii="David" w:hAnsi="David"/>
-          <w:sz w:val="27"/>
-        </w:rPr>
-        <w:t>num</w:t>
+        <w:t>project_num</w:t>
       </w:r>
       <w:proofErr w:type="spellEnd"/>
       <w:r>
@@ -226,7 +218,6 @@
         <w:t>}}-{{</w:t>
       </w:r>
       <w:proofErr w:type="spellStart"/>
-      <w:proofErr w:type="gramEnd"/>
       <w:r>
         <w:rPr>
           <w:rFonts w:ascii="David" w:hAnsi="David"/>
@@ -880,15 +871,7 @@
           <w:rFonts w:ascii="David" w:hAnsi="David"/>
           <w:sz w:val="27"/>
         </w:rPr>
-        <w:t>inspector_</w:t>
-      </w:r>
-      <w:proofErr w:type="gramStart"/>
-      <w:r>
-        <w:rPr>
-          <w:rFonts w:ascii="David" w:hAnsi="David"/>
-          <w:sz w:val="27"/>
-        </w:rPr>
-        <w:t>name</w:t>
+        <w:t>inspector_name</w:t>
       </w:r>
       <w:proofErr w:type="spellEnd"/>
       <w:r>
@@ -906,7 +889,6 @@
         </w:rPr>
         <w:t>-מפקח</w:t>
       </w:r>
-      <w:proofErr w:type="gramEnd"/>
       <w:r>
         <w:rPr>
           <w:rFonts w:ascii="David" w:hAnsi="David"/>
@@ -993,15 +975,7 @@
           <w:rFonts w:ascii="David" w:hAnsi="David"/>
           <w:sz w:val="27"/>
         </w:rPr>
-        <w:t>star_</w:t>
-      </w:r>
-      <w:proofErr w:type="gramStart"/>
-      <w:r>
-        <w:rPr>
-          <w:rFonts w:ascii="David" w:hAnsi="David"/>
-          <w:sz w:val="27"/>
-        </w:rPr>
-        <w:t>present</w:t>
+        <w:t>star_present</w:t>
       </w:r>
       <w:proofErr w:type="spellEnd"/>
       <w:r>
@@ -1034,7 +1008,6 @@
         </w:rPr>
         <w:t>סטאר מהנדסים</w:t>
       </w:r>
-      <w:proofErr w:type="gramEnd"/>
     </w:p>
     <w:p>
       <w:pPr>
@@ -1112,7 +1085,7 @@
       <w:pPr>
         <w:ind w:left="1080"/>
         <w:rPr>
-          <w:rFonts w:ascii="David" w:hAnsi="David" w:hint="cs"/>
+          <w:rFonts w:ascii="David" w:hAnsi="David"/>
           <w:rtl/>
         </w:rPr>
       </w:pPr>
@@ -1273,15 +1246,7 @@
           <w:rFonts w:ascii="David" w:hAnsi="David"/>
           <w:sz w:val="27"/>
         </w:rPr>
-        <w:t>remark.</w:t>
-      </w:r>
-      <w:proofErr w:type="gramStart"/>
-      <w:r>
-        <w:rPr>
-          <w:rFonts w:ascii="David" w:hAnsi="David"/>
-          <w:sz w:val="27"/>
-        </w:rPr>
-        <w:t>image</w:t>
+        <w:t>remark.image</w:t>
       </w:r>
       <w:proofErr w:type="spellEnd"/>
       <w:r>
@@ -1289,15 +1254,7 @@
           <w:rFonts w:ascii="David" w:hAnsi="David"/>
           <w:sz w:val="27"/>
         </w:rPr>
-        <w:t xml:space="preserve"> %}{{</w:t>
-      </w:r>
-      <w:proofErr w:type="gramEnd"/>
-      <w:r>
-        <w:rPr>
-          <w:rFonts w:ascii="David" w:hAnsi="David"/>
-          <w:sz w:val="27"/>
-        </w:rPr>
-        <w:t xml:space="preserve"> </w:t>
+        <w:t xml:space="preserve"> %}{{ </w:t>
       </w:r>
       <w:proofErr w:type="spellStart"/>
       <w:r>
@@ -1305,15 +1262,7 @@
           <w:rFonts w:ascii="David" w:hAnsi="David"/>
           <w:sz w:val="27"/>
         </w:rPr>
-        <w:t>remark.</w:t>
-      </w:r>
-      <w:proofErr w:type="gramStart"/>
-      <w:r>
-        <w:rPr>
-          <w:rFonts w:ascii="David" w:hAnsi="David"/>
-          <w:sz w:val="27"/>
-        </w:rPr>
-        <w:t>image</w:t>
+        <w:t>remark.image</w:t>
       </w:r>
       <w:proofErr w:type="spellEnd"/>
       <w:r>
@@ -1321,15 +1270,7 @@
           <w:rFonts w:ascii="David" w:hAnsi="David"/>
           <w:sz w:val="27"/>
         </w:rPr>
-        <w:t xml:space="preserve"> }}{%</w:t>
-      </w:r>
-      <w:proofErr w:type="gramEnd"/>
-      <w:r>
-        <w:rPr>
-          <w:rFonts w:ascii="David" w:hAnsi="David"/>
-          <w:sz w:val="27"/>
-        </w:rPr>
-        <w:t xml:space="preserve"> endif %}</w:t>
+        <w:t xml:space="preserve"> }}{% endif %}</w:t>
       </w:r>
       <w:r>
         <w:rPr>
@@ -1348,7 +1289,6 @@
         <w:t xml:space="preserve">{% </w:t>
       </w:r>
       <w:proofErr w:type="spellStart"/>
-      <w:proofErr w:type="gramStart"/>
       <w:r>
         <w:rPr>
           <w:rFonts w:ascii="David" w:hAnsi="David"/>
@@ -1365,7 +1305,6 @@
         </w:rPr>
         <w:t xml:space="preserve"> %}</w:t>
       </w:r>
-      <w:proofErr w:type="gramEnd"/>
       <w:r>
         <w:rPr>
           <w:rFonts w:ascii="David" w:hAnsi="David" w:hint="cs"/>
@@ -1497,7 +1436,6 @@
         <w:t xml:space="preserve"> {% </w:t>
       </w:r>
       <w:proofErr w:type="spellStart"/>
-      <w:proofErr w:type="gramStart"/>
       <w:r>
         <w:rPr>
           <w:rFonts w:ascii="David" w:hAnsi="David"/>
@@ -1513,7 +1451,6 @@
         </w:rPr>
         <w:t xml:space="preserve"> %}</w:t>
       </w:r>
-      <w:proofErr w:type="gramEnd"/>
     </w:p>
     <w:p>
       <w:pPr>
@@ -1833,7 +1770,6 @@
         <w:t xml:space="preserve"> {% </w:t>
       </w:r>
       <w:proofErr w:type="spellStart"/>
-      <w:proofErr w:type="gramStart"/>
       <w:r>
         <w:rPr>
           <w:rFonts w:ascii="David" w:hAnsi="David"/>
@@ -1849,7 +1785,6 @@
         </w:rPr>
         <w:t xml:space="preserve"> %}</w:t>
       </w:r>
-      <w:proofErr w:type="gramEnd"/>
     </w:p>
     <w:p>
       <w:pPr>
@@ -1873,6 +1808,8 @@
     </w:p>
     <w:p>
       <w:pPr>
+        <w:ind w:left="4320"/>
+        <w:jc w:val="center"/>
         <w:rPr>
           <w:rFonts w:ascii="David" w:hAnsi="David"/>
           <w:sz w:val="27"/>
@@ -1880,105 +1817,74 @@
           <w:rtl/>
         </w:rPr>
       </w:pPr>
-    </w:p>
-    <w:p>
-      <w:pPr>
-        <w:rPr>
-          <w:rFonts w:ascii="David" w:hAnsi="David"/>
+      <w:r>
+        <w:rPr>
+          <w:rFonts w:ascii="David" w:hAnsi="David" w:hint="cs"/>
           <w:sz w:val="27"/>
           <w:u w:val="single"/>
           <w:rtl/>
         </w:rPr>
-      </w:pPr>
-      <w:r>
-        <w:rPr>
-          <w:rFonts w:ascii="Arial" w:hAnsi="Arial" w:hint="cs"/>
-          <w:noProof/>
-          <w:rtl/>
-          <w:lang w:val="he-IL"/>
-        </w:rPr>
-        <w:drawing>
-          <wp:anchor distT="0" distB="0" distL="114300" distR="114300" simplePos="0" relativeHeight="251657728" behindDoc="1" locked="0" layoutInCell="1" allowOverlap="1" wp14:anchorId="3169064D" wp14:editId="570CF638">
-            <wp:simplePos x="0" y="0"/>
-            <wp:positionH relativeFrom="column">
-              <wp:posOffset>307340</wp:posOffset>
-            </wp:positionH>
-            <wp:positionV relativeFrom="paragraph">
-              <wp:posOffset>62865</wp:posOffset>
-            </wp:positionV>
-            <wp:extent cx="1835150" cy="865505"/>
-            <wp:effectExtent l="0" t="0" r="0" b="0"/>
-            <wp:wrapTight wrapText="bothSides">
-              <wp:wrapPolygon edited="0">
-                <wp:start x="0" y="0"/>
-                <wp:lineTo x="0" y="20919"/>
-                <wp:lineTo x="21301" y="20919"/>
-                <wp:lineTo x="21301" y="0"/>
-                <wp:lineTo x="0" y="0"/>
-              </wp:wrapPolygon>
-            </wp:wrapTight>
-            <wp:docPr id="17" name="Picture 1"/>
-            <wp:cNvGraphicFramePr>
-              <a:graphicFrameLocks xmlns:a="http://schemas.openxmlformats.org/drawingml/2006/main" noChangeAspect="1"/>
-            </wp:cNvGraphicFramePr>
-            <a:graphic xmlns:a="http://schemas.openxmlformats.org/drawingml/2006/main">
-              <a:graphicData uri="http://schemas.openxmlformats.org/drawingml/2006/picture">
-                <pic:pic xmlns:pic="http://schemas.openxmlformats.org/drawingml/2006/picture">
-                  <pic:nvPicPr>
-                    <pic:cNvPr id="0" name="Picture 17"/>
-                    <pic:cNvPicPr>
-                      <a:picLocks noChangeAspect="1" noChangeArrowheads="1"/>
-                    </pic:cNvPicPr>
-                  </pic:nvPicPr>
-                  <pic:blipFill>
-                    <a:blip r:embed="rId9">
-                      <a:extLst>
-                        <a:ext uri="{28A0092B-C50C-407E-A947-70E740481C1C}">
-                          <a14:useLocalDpi xmlns:a14="http://schemas.microsoft.com/office/drawing/2010/main" val="0"/>
-                        </a:ext>
-                      </a:extLst>
-                    </a:blip>
-                    <a:srcRect/>
-                    <a:stretch>
-                      <a:fillRect/>
-                    </a:stretch>
-                  </pic:blipFill>
-                  <pic:spPr bwMode="auto">
-                    <a:xfrm>
-                      <a:off x="0" y="0"/>
-                      <a:ext cx="1835150" cy="865505"/>
-                    </a:xfrm>
-                    <a:prstGeom prst="rect">
-                      <a:avLst/>
-                    </a:prstGeom>
-                    <a:noFill/>
-                  </pic:spPr>
-                </pic:pic>
-              </a:graphicData>
-            </a:graphic>
-            <wp14:sizeRelH relativeFrom="page">
-              <wp14:pctWidth>0</wp14:pctWidth>
-            </wp14:sizeRelH>
-            <wp14:sizeRelV relativeFrom="page">
-              <wp14:pctHeight>0</wp14:pctHeight>
-            </wp14:sizeRelV>
-          </wp:anchor>
-        </w:drawing>
-      </w:r>
-    </w:p>
-    <w:p>
-      <w:pPr>
+        <w:t>חתימה:</w:t>
+      </w:r>
+      <w:r>
         <w:rPr>
           <w:rFonts w:ascii="David" w:hAnsi="David"/>
           <w:sz w:val="27"/>
           <w:u w:val="single"/>
           <w:rtl/>
         </w:rPr>
+        <w:br/>
+      </w:r>
+      <w:r>
+        <w:rPr>
+          <w:rFonts w:ascii="David" w:hAnsi="David"/>
+          <w:sz w:val="27"/>
+          <w:u w:val="single"/>
+        </w:rPr>
+        <w:t xml:space="preserve">{{ </w:t>
+      </w:r>
+      <w:proofErr w:type="spellStart"/>
+      <w:r>
+        <w:rPr>
+          <w:rFonts w:ascii="David" w:hAnsi="David"/>
+          <w:sz w:val="27"/>
+          <w:u w:val="single"/>
+        </w:rPr>
+        <w:t>signature_image</w:t>
+      </w:r>
+      <w:proofErr w:type="spellEnd"/>
+      <w:r>
+        <w:rPr>
+          <w:rFonts w:ascii="David" w:hAnsi="David"/>
+          <w:sz w:val="27"/>
+          <w:u w:val="single"/>
+        </w:rPr>
+        <w:t xml:space="preserve"> }}</w:t>
+      </w:r>
+    </w:p>
+    <w:p>
+      <w:pPr>
+        <w:rPr>
+          <w:rFonts w:ascii="David" w:hAnsi="David"/>
+          <w:sz w:val="27"/>
+          <w:u w:val="single"/>
+          <w:rtl/>
+        </w:rPr>
+      </w:pPr>
+    </w:p>
+    <w:p>
+      <w:pPr>
+        <w:rPr>
+          <w:rFonts w:ascii="David" w:hAnsi="David"/>
+          <w:sz w:val="27"/>
+          <w:u w:val="single"/>
+          <w:rtl/>
+        </w:rPr>
       </w:pPr>
     </w:p>
     <w:sectPr>
-      <w:headerReference w:type="default" r:id="rId10"/>
-      <w:footerReference w:type="default" r:id="rId11"/>
+      <w:headerReference w:type="default" r:id="rId9"/>
+      <w:footerReference w:type="default" r:id="rId10"/>
       <w:pgSz w:w="11906" w:h="16838" w:code="9"/>
       <w:pgMar w:top="719" w:right="1797" w:bottom="899" w:left="1560" w:header="360" w:footer="709" w:gutter="0"/>
       <w:cols w:space="708"/>

--- a/template.docx
+++ b/template.docx
@@ -207,7 +207,15 @@
           <w:rFonts w:ascii="David" w:hAnsi="David"/>
           <w:sz w:val="27"/>
         </w:rPr>
-        <w:t>project_num</w:t>
+        <w:t>project_</w:t>
+      </w:r>
+      <w:proofErr w:type="gramStart"/>
+      <w:r>
+        <w:rPr>
+          <w:rFonts w:ascii="David" w:hAnsi="David"/>
+          <w:sz w:val="27"/>
+        </w:rPr>
+        <w:t>num</w:t>
       </w:r>
       <w:proofErr w:type="spellEnd"/>
       <w:r>
@@ -218,6 +226,7 @@
         <w:t>}}-{{</w:t>
       </w:r>
       <w:proofErr w:type="spellStart"/>
+      <w:proofErr w:type="gramEnd"/>
       <w:r>
         <w:rPr>
           <w:rFonts w:ascii="David" w:hAnsi="David"/>
@@ -871,7 +880,15 @@
           <w:rFonts w:ascii="David" w:hAnsi="David"/>
           <w:sz w:val="27"/>
         </w:rPr>
-        <w:t>inspector_name</w:t>
+        <w:t>inspector_</w:t>
+      </w:r>
+      <w:proofErr w:type="gramStart"/>
+      <w:r>
+        <w:rPr>
+          <w:rFonts w:ascii="David" w:hAnsi="David"/>
+          <w:sz w:val="27"/>
+        </w:rPr>
+        <w:t>name</w:t>
       </w:r>
       <w:proofErr w:type="spellEnd"/>
       <w:r>
@@ -889,6 +906,7 @@
         </w:rPr>
         <w:t>-מפקח</w:t>
       </w:r>
+      <w:proofErr w:type="gramEnd"/>
       <w:r>
         <w:rPr>
           <w:rFonts w:ascii="David" w:hAnsi="David"/>
@@ -975,7 +993,15 @@
           <w:rFonts w:ascii="David" w:hAnsi="David"/>
           <w:sz w:val="27"/>
         </w:rPr>
-        <w:t>star_present</w:t>
+        <w:t>star_</w:t>
+      </w:r>
+      <w:proofErr w:type="gramStart"/>
+      <w:r>
+        <w:rPr>
+          <w:rFonts w:ascii="David" w:hAnsi="David"/>
+          <w:sz w:val="27"/>
+        </w:rPr>
+        <w:t>present</w:t>
       </w:r>
       <w:proofErr w:type="spellEnd"/>
       <w:r>
@@ -1008,6 +1034,7 @@
         </w:rPr>
         <w:t>סטאר מהנדסים</w:t>
       </w:r>
+      <w:proofErr w:type="gramEnd"/>
     </w:p>
     <w:p>
       <w:pPr>
@@ -1246,7 +1273,15 @@
           <w:rFonts w:ascii="David" w:hAnsi="David"/>
           <w:sz w:val="27"/>
         </w:rPr>
-        <w:t>remark.image</w:t>
+        <w:t>remark.</w:t>
+      </w:r>
+      <w:proofErr w:type="gramStart"/>
+      <w:r>
+        <w:rPr>
+          <w:rFonts w:ascii="David" w:hAnsi="David"/>
+          <w:sz w:val="27"/>
+        </w:rPr>
+        <w:t>image</w:t>
       </w:r>
       <w:proofErr w:type="spellEnd"/>
       <w:r>
@@ -1254,7 +1289,15 @@
           <w:rFonts w:ascii="David" w:hAnsi="David"/>
           <w:sz w:val="27"/>
         </w:rPr>
-        <w:t xml:space="preserve"> %}{{ </w:t>
+        <w:t xml:space="preserve"> %}{{</w:t>
+      </w:r>
+      <w:proofErr w:type="gramEnd"/>
+      <w:r>
+        <w:rPr>
+          <w:rFonts w:ascii="David" w:hAnsi="David"/>
+          <w:sz w:val="27"/>
+        </w:rPr>
+        <w:t xml:space="preserve"> </w:t>
       </w:r>
       <w:proofErr w:type="spellStart"/>
       <w:r>
@@ -1262,7 +1305,15 @@
           <w:rFonts w:ascii="David" w:hAnsi="David"/>
           <w:sz w:val="27"/>
         </w:rPr>
-        <w:t>remark.image</w:t>
+        <w:t>remark.</w:t>
+      </w:r>
+      <w:proofErr w:type="gramStart"/>
+      <w:r>
+        <w:rPr>
+          <w:rFonts w:ascii="David" w:hAnsi="David"/>
+          <w:sz w:val="27"/>
+        </w:rPr>
+        <w:t>image</w:t>
       </w:r>
       <w:proofErr w:type="spellEnd"/>
       <w:r>
@@ -1270,7 +1321,15 @@
           <w:rFonts w:ascii="David" w:hAnsi="David"/>
           <w:sz w:val="27"/>
         </w:rPr>
-        <w:t xml:space="preserve"> }}{% endif %}</w:t>
+        <w:t xml:space="preserve"> }}{%</w:t>
+      </w:r>
+      <w:proofErr w:type="gramEnd"/>
+      <w:r>
+        <w:rPr>
+          <w:rFonts w:ascii="David" w:hAnsi="David"/>
+          <w:sz w:val="27"/>
+        </w:rPr>
+        <w:t xml:space="preserve"> endif %}</w:t>
       </w:r>
       <w:r>
         <w:rPr>
@@ -1289,6 +1348,7 @@
         <w:t xml:space="preserve">{% </w:t>
       </w:r>
       <w:proofErr w:type="spellStart"/>
+      <w:proofErr w:type="gramStart"/>
       <w:r>
         <w:rPr>
           <w:rFonts w:ascii="David" w:hAnsi="David"/>
@@ -1305,6 +1365,7 @@
         </w:rPr>
         <w:t xml:space="preserve"> %}</w:t>
       </w:r>
+      <w:proofErr w:type="gramEnd"/>
       <w:r>
         <w:rPr>
           <w:rFonts w:ascii="David" w:hAnsi="David" w:hint="cs"/>
@@ -1436,6 +1497,7 @@
         <w:t xml:space="preserve"> {% </w:t>
       </w:r>
       <w:proofErr w:type="spellStart"/>
+      <w:proofErr w:type="gramStart"/>
       <w:r>
         <w:rPr>
           <w:rFonts w:ascii="David" w:hAnsi="David"/>
@@ -1451,6 +1513,7 @@
         </w:rPr>
         <w:t xml:space="preserve"> %}</w:t>
       </w:r>
+      <w:proofErr w:type="gramEnd"/>
     </w:p>
     <w:p>
       <w:pPr>
@@ -1591,6 +1654,7 @@
         </w:tabs>
         <w:ind w:right="-1260"/>
         <w:rPr>
+          <w:rFonts w:hint="cs"/>
           <w:u w:val="single"/>
           <w:rtl/>
         </w:rPr>
@@ -1615,6 +1679,7 @@
         </w:tabs>
         <w:ind w:right="-1260"/>
         <w:rPr>
+          <w:rFonts w:hint="cs"/>
           <w:u w:val="single"/>
           <w:rtl/>
         </w:rPr>
@@ -1770,6 +1835,7 @@
         <w:t xml:space="preserve"> {% </w:t>
       </w:r>
       <w:proofErr w:type="spellStart"/>
+      <w:proofErr w:type="gramStart"/>
       <w:r>
         <w:rPr>
           <w:rFonts w:ascii="David" w:hAnsi="David"/>
@@ -1785,6 +1851,7 @@
         </w:rPr>
         <w:t xml:space="preserve"> %}</w:t>
       </w:r>
+      <w:proofErr w:type="gramEnd"/>
     </w:p>
     <w:p>
       <w:pPr>
@@ -1921,22 +1988,12 @@
     <w:pPr>
       <w:pStyle w:val="Footer"/>
       <w:jc w:val="right"/>
-    </w:pPr>
-    <w:r>
-      <w:rPr>
-        <w:rFonts w:ascii="David" w:hAnsi="David"/>
+      <w:rPr>
+        <w:rFonts w:ascii="David" w:hAnsi="David" w:hint="cs"/>
         <w:sz w:val="27"/>
         <w:rtl/>
       </w:rPr>
-      <w:t xml:space="preserve">  </w:t>
-    </w:r>
-    <w:r>
-      <w:rPr>
-        <w:rFonts w:ascii="David" w:hAnsi="David"/>
-        <w:sz w:val="27"/>
-      </w:rPr>
-      <w:t>\</w:t>
-    </w:r>
+    </w:pPr>
     <w:r>
       <w:rPr>
         <w:rFonts w:ascii="David" w:hAnsi="David"/>
@@ -1950,7 +2007,7 @@
         <w:rFonts w:ascii="David" w:hAnsi="David"/>
         <w:sz w:val="27"/>
       </w:rPr>
-      <w:t>author_initials</w:t>
+      <w:t>project_num</w:t>
     </w:r>
     <w:proofErr w:type="spellEnd"/>
     <w:r>
@@ -1964,9 +2021,45 @@
       <w:rPr>
         <w:rFonts w:ascii="David" w:hAnsi="David"/>
         <w:sz w:val="27"/>
-        <w:rtl/>
+      </w:rPr>
+      <w:t>-</w:t>
+    </w:r>
+    <w:r>
+      <w:rPr>
+        <w:rFonts w:ascii="David" w:hAnsi="David"/>
+        <w:sz w:val="27"/>
+      </w:rPr>
+      <w:t>{{</w:t>
+    </w:r>
+    <w:r>
+      <w:rPr>
+        <w:rFonts w:ascii="David" w:hAnsi="David"/>
+        <w:sz w:val="27"/>
       </w:rPr>
       <w:t xml:space="preserve"> </w:t>
+    </w:r>
+    <w:proofErr w:type="spellStart"/>
+    <w:r>
+      <w:rPr>
+        <w:rFonts w:ascii="David" w:hAnsi="David"/>
+        <w:sz w:val="27"/>
+      </w:rPr>
+      <w:t>letter_num</w:t>
+    </w:r>
+    <w:proofErr w:type="spellEnd"/>
+    <w:r>
+      <w:rPr>
+        <w:rFonts w:ascii="David" w:hAnsi="David"/>
+        <w:sz w:val="27"/>
+      </w:rPr>
+      <w:t>}}</w:t>
+    </w:r>
+    <w:r>
+      <w:rPr>
+        <w:rFonts w:ascii="David" w:hAnsi="David"/>
+        <w:sz w:val="27"/>
+      </w:rPr>
+      <w:t>/</w:t>
     </w:r>
     <w:r>
       <w:rPr>
@@ -1981,37 +2074,7 @@
         <w:rFonts w:ascii="David" w:hAnsi="David"/>
         <w:sz w:val="27"/>
       </w:rPr>
-      <w:t>project_num</w:t>
-    </w:r>
-    <w:proofErr w:type="spellEnd"/>
-    <w:r>
-      <w:rPr>
-        <w:rFonts w:ascii="David" w:hAnsi="David"/>
-        <w:sz w:val="27"/>
-      </w:rPr>
-      <w:t>}}</w:t>
-    </w:r>
-    <w:r>
-      <w:rPr>
-        <w:rFonts w:ascii="David" w:hAnsi="David"/>
-        <w:sz w:val="27"/>
-      </w:rPr>
-      <w:t>-</w:t>
-    </w:r>
-    <w:r>
-      <w:rPr>
-        <w:rFonts w:ascii="David" w:hAnsi="David"/>
-        <w:sz w:val="27"/>
-      </w:rPr>
-      <w:t>{{</w:t>
-    </w:r>
-    <w:proofErr w:type="spellStart"/>
-    <w:r>
-      <w:rPr>
-        <w:rFonts w:ascii="David" w:hAnsi="David"/>
-        <w:sz w:val="27"/>
-      </w:rPr>
-      <w:t>letter_num</w:t>
+      <w:t>author_initials</w:t>
     </w:r>
     <w:proofErr w:type="spellEnd"/>
     <w:r>
@@ -4003,6 +4066,7 @@
   <w:style w:type="character" w:default="1" w:styleId="DefaultParagraphFont">
     <w:name w:val="Default Paragraph Font"/>
     <w:uiPriority w:val="1"/>
+    <w:semiHidden/>
     <w:unhideWhenUsed/>
   </w:style>
   <w:style w:type="table" w:default="1" w:styleId="TableNormal">

--- a/template.docx
+++ b/template.docx
@@ -1518,224 +1518,6 @@
     <w:p>
       <w:pPr>
         <w:tabs>
-          <w:tab w:val="left" w:pos="389"/>
-        </w:tabs>
-        <w:ind w:left="708"/>
-        <w:rPr>
-          <w:rFonts w:ascii="David" w:hAnsi="David"/>
-          <w:sz w:val="27"/>
-          <w:rtl/>
-        </w:rPr>
-      </w:pPr>
-    </w:p>
-    <w:p>
-      <w:pPr>
-        <w:tabs>
-          <w:tab w:val="left" w:pos="389"/>
-        </w:tabs>
-        <w:jc w:val="both"/>
-        <w:rPr>
-          <w:rFonts w:ascii="Arial" w:hAnsi="Arial"/>
-          <w:rtl/>
-        </w:rPr>
-      </w:pPr>
-    </w:p>
-    <w:p>
-      <w:pPr>
-        <w:tabs>
-          <w:tab w:val="left" w:pos="389"/>
-        </w:tabs>
-        <w:jc w:val="both"/>
-        <w:rPr>
-          <w:rFonts w:ascii="Arial" w:hAnsi="Arial"/>
-          <w:rtl/>
-        </w:rPr>
-      </w:pPr>
-    </w:p>
-    <w:p>
-      <w:pPr>
-        <w:tabs>
-          <w:tab w:val="left" w:pos="389"/>
-        </w:tabs>
-        <w:jc w:val="both"/>
-        <w:rPr>
-          <w:sz w:val="27"/>
-          <w:rtl/>
-        </w:rPr>
-      </w:pPr>
-    </w:p>
-    <w:p>
-      <w:pPr>
-        <w:tabs>
-          <w:tab w:val="left" w:pos="389"/>
-        </w:tabs>
-        <w:rPr>
-          <w:rFonts w:ascii="Arial" w:hAnsi="Arial"/>
-          <w:rtl/>
-        </w:rPr>
-      </w:pPr>
-    </w:p>
-    <w:p>
-      <w:pPr>
-        <w:tabs>
-          <w:tab w:val="left" w:pos="7046"/>
-        </w:tabs>
-        <w:ind w:right="-1260"/>
-        <w:rPr>
-          <w:u w:val="single"/>
-          <w:rtl/>
-        </w:rPr>
-      </w:pPr>
-    </w:p>
-    <w:p>
-      <w:pPr>
-        <w:tabs>
-          <w:tab w:val="left" w:pos="7046"/>
-        </w:tabs>
-        <w:ind w:right="-1260"/>
-        <w:rPr>
-          <w:u w:val="single"/>
-          <w:rtl/>
-        </w:rPr>
-      </w:pPr>
-    </w:p>
-    <w:p>
-      <w:pPr>
-        <w:tabs>
-          <w:tab w:val="left" w:pos="7046"/>
-        </w:tabs>
-        <w:ind w:right="-1260"/>
-        <w:rPr>
-          <w:u w:val="single"/>
-          <w:rtl/>
-        </w:rPr>
-      </w:pPr>
-    </w:p>
-    <w:p>
-      <w:pPr>
-        <w:tabs>
-          <w:tab w:val="left" w:pos="7046"/>
-        </w:tabs>
-        <w:ind w:right="-1260"/>
-        <w:rPr>
-          <w:u w:val="single"/>
-          <w:rtl/>
-        </w:rPr>
-      </w:pPr>
-    </w:p>
-    <w:p>
-      <w:pPr>
-        <w:tabs>
-          <w:tab w:val="left" w:pos="7046"/>
-        </w:tabs>
-        <w:ind w:right="-1260"/>
-        <w:rPr>
-          <w:u w:val="single"/>
-          <w:rtl/>
-        </w:rPr>
-      </w:pPr>
-    </w:p>
-    <w:p>
-      <w:pPr>
-        <w:tabs>
-          <w:tab w:val="left" w:pos="7046"/>
-        </w:tabs>
-        <w:ind w:right="-1260"/>
-        <w:rPr>
-          <w:u w:val="single"/>
-          <w:rtl/>
-        </w:rPr>
-      </w:pPr>
-    </w:p>
-    <w:p>
-      <w:pPr>
-        <w:tabs>
-          <w:tab w:val="left" w:pos="7046"/>
-        </w:tabs>
-        <w:ind w:right="-1260"/>
-        <w:rPr>
-          <w:rFonts w:hint="cs"/>
-          <w:u w:val="single"/>
-          <w:rtl/>
-        </w:rPr>
-      </w:pPr>
-    </w:p>
-    <w:p>
-      <w:pPr>
-        <w:tabs>
-          <w:tab w:val="left" w:pos="7046"/>
-        </w:tabs>
-        <w:ind w:right="-1260"/>
-        <w:rPr>
-          <w:u w:val="single"/>
-          <w:rtl/>
-        </w:rPr>
-      </w:pPr>
-    </w:p>
-    <w:p>
-      <w:pPr>
-        <w:tabs>
-          <w:tab w:val="left" w:pos="7046"/>
-        </w:tabs>
-        <w:ind w:right="-1260"/>
-        <w:rPr>
-          <w:rFonts w:hint="cs"/>
-          <w:u w:val="single"/>
-          <w:rtl/>
-        </w:rPr>
-      </w:pPr>
-    </w:p>
-    <w:p>
-      <w:pPr>
-        <w:tabs>
-          <w:tab w:val="left" w:pos="7046"/>
-        </w:tabs>
-        <w:ind w:right="-1260"/>
-        <w:rPr>
-          <w:u w:val="single"/>
-          <w:rtl/>
-        </w:rPr>
-      </w:pPr>
-    </w:p>
-    <w:p>
-      <w:pPr>
-        <w:tabs>
-          <w:tab w:val="left" w:pos="7046"/>
-        </w:tabs>
-        <w:ind w:right="-1260"/>
-        <w:rPr>
-          <w:u w:val="single"/>
-          <w:rtl/>
-        </w:rPr>
-      </w:pPr>
-    </w:p>
-    <w:p>
-      <w:pPr>
-        <w:tabs>
-          <w:tab w:val="left" w:pos="7046"/>
-        </w:tabs>
-        <w:ind w:right="-1260"/>
-        <w:rPr>
-          <w:u w:val="single"/>
-          <w:rtl/>
-        </w:rPr>
-      </w:pPr>
-    </w:p>
-    <w:p>
-      <w:pPr>
-        <w:tabs>
-          <w:tab w:val="left" w:pos="7046"/>
-        </w:tabs>
-        <w:ind w:right="-1260"/>
-        <w:rPr>
-          <w:u w:val="single"/>
-          <w:rtl/>
-        </w:rPr>
-      </w:pPr>
-    </w:p>
-    <w:p>
-      <w:pPr>
-        <w:tabs>
           <w:tab w:val="left" w:pos="7046"/>
         </w:tabs>
         <w:ind w:right="-1260"/>
@@ -1989,7 +1771,7 @@
       <w:pStyle w:val="Footer"/>
       <w:jc w:val="right"/>
       <w:rPr>
-        <w:rFonts w:ascii="David" w:hAnsi="David" w:hint="cs"/>
+        <w:rFonts w:ascii="David" w:hAnsi="David"/>
         <w:sz w:val="27"/>
         <w:rtl/>
       </w:rPr>

--- a/template.docx
+++ b/template.docx
@@ -861,7 +861,6 @@
           <w:ilvl w:val="1"/>
           <w:numId w:val="3"/>
         </w:numPr>
-        <w:spacing w:line="360" w:lineRule="auto"/>
         <w:rPr>
           <w:rFonts w:ascii="David" w:hAnsi="David"/>
           <w:sz w:val="27"/>
@@ -922,7 +921,6 @@
           <w:ilvl w:val="1"/>
           <w:numId w:val="3"/>
         </w:numPr>
-        <w:spacing w:line="360" w:lineRule="auto"/>
         <w:rPr>
           <w:rFonts w:ascii="David" w:hAnsi="David"/>
           <w:sz w:val="27"/>
@@ -974,7 +972,6 @@
           <w:ilvl w:val="1"/>
           <w:numId w:val="3"/>
         </w:numPr>
-        <w:spacing w:line="360" w:lineRule="auto"/>
         <w:rPr>
           <w:rFonts w:ascii="David" w:hAnsi="David"/>
           <w:sz w:val="27"/>
@@ -1038,7 +1035,6 @@
     </w:p>
     <w:p>
       <w:pPr>
-        <w:spacing w:line="360" w:lineRule="auto"/>
         <w:ind w:left="1068"/>
         <w:rPr>
           <w:rFonts w:ascii="David" w:hAnsi="David"/>
@@ -1440,7 +1436,7 @@
         </w:tabs>
         <w:ind w:left="708"/>
         <w:rPr>
-          <w:rFonts w:ascii="David" w:hAnsi="David"/>
+          <w:rFonts w:ascii="David" w:hAnsi="David" w:hint="cs"/>
           <w:sz w:val="27"/>
           <w:rtl/>
         </w:rPr>
@@ -1534,37 +1530,73 @@
         </w:tabs>
         <w:ind w:right="-1260"/>
         <w:rPr>
-          <w:rFonts w:ascii="David" w:hAnsi="David"/>
-          <w:sz w:val="27"/>
-        </w:rPr>
-      </w:pPr>
-      <w:r>
-        <w:rPr>
-          <w:rFonts w:ascii="David" w:hAnsi="David"/>
-          <w:sz w:val="27"/>
           <w:u w:val="single"/>
           <w:rtl/>
         </w:rPr>
-        <w:t>העתקים</w:t>
-      </w:r>
-      <w:r>
-        <w:rPr>
-          <w:rFonts w:ascii="David" w:hAnsi="David"/>
-          <w:sz w:val="27"/>
-          <w:rtl/>
-        </w:rPr>
-        <w:t>:</w:t>
-      </w:r>
+      </w:pPr>
     </w:p>
     <w:p>
       <w:pPr>
-        <w:rPr>
-          <w:rFonts w:ascii="David" w:hAnsi="David"/>
-          <w:sz w:val="27"/>
+        <w:tabs>
+          <w:tab w:val="left" w:pos="7046"/>
+        </w:tabs>
+        <w:ind w:right="-1260"/>
+        <w:rPr>
           <w:u w:val="single"/>
           <w:rtl/>
         </w:rPr>
       </w:pPr>
+    </w:p>
+    <w:p>
+      <w:pPr>
+        <w:tabs>
+          <w:tab w:val="left" w:pos="7046"/>
+        </w:tabs>
+        <w:ind w:right="-1260"/>
+        <w:rPr>
+          <w:u w:val="single"/>
+          <w:rtl/>
+        </w:rPr>
+      </w:pPr>
+    </w:p>
+    <w:p>
+      <w:pPr>
+        <w:tabs>
+          <w:tab w:val="left" w:pos="7046"/>
+        </w:tabs>
+        <w:ind w:right="-1260"/>
+        <w:rPr>
+          <w:rFonts w:ascii="David" w:hAnsi="David"/>
+          <w:sz w:val="27"/>
+        </w:rPr>
+      </w:pPr>
+      <w:r>
+        <w:rPr>
+          <w:rFonts w:ascii="David" w:hAnsi="David"/>
+          <w:sz w:val="27"/>
+          <w:u w:val="single"/>
+          <w:rtl/>
+        </w:rPr>
+        <w:t>העתקים</w:t>
+      </w:r>
+      <w:r>
+        <w:rPr>
+          <w:rFonts w:ascii="David" w:hAnsi="David"/>
+          <w:sz w:val="27"/>
+          <w:rtl/>
+        </w:rPr>
+        <w:t>:</w:t>
+      </w:r>
+    </w:p>
+    <w:p>
+      <w:pPr>
+        <w:rPr>
+          <w:rFonts w:ascii="David" w:hAnsi="David"/>
+          <w:sz w:val="27"/>
+          <w:u w:val="single"/>
+          <w:rtl/>
+        </w:rPr>
+      </w:pPr>
       <w:r>
         <w:rPr>
           <w:rFonts w:ascii="David" w:hAnsi="David"/>
@@ -1586,7 +1618,7 @@
           <w:rFonts w:ascii="David" w:hAnsi="David"/>
           <w:sz w:val="27"/>
         </w:rPr>
-        <w:t xml:space="preserve"> %} </w:t>
+        <w:t xml:space="preserve"> %}</w:t>
       </w:r>
       <w:r>
         <w:rPr>
@@ -1634,16 +1666,6 @@
         <w:t xml:space="preserve"> %}</w:t>
       </w:r>
       <w:proofErr w:type="gramEnd"/>
-    </w:p>
-    <w:p>
-      <w:pPr>
-        <w:rPr>
-          <w:rFonts w:ascii="David" w:hAnsi="David"/>
-          <w:sz w:val="27"/>
-          <w:u w:val="single"/>
-          <w:rtl/>
-        </w:rPr>
-      </w:pPr>
     </w:p>
     <w:p>
       <w:pPr>
